--- a/Documentos/Requisitos/02_Requisitos_Funcionais_Jornada_v1.1.docx
+++ b/Documentos/Requisitos/02_Requisitos_Funcionais_Jornada_v1.1.docx
@@ -2,13 +2,13 @@
 <file path=word/document.xml><?xml version="1.0" encoding="utf-8"?>
 <w:document xmlns:w="http://schemas.openxmlformats.org/wordprocessingml/2006/main" xmlns:m="http://schemas.openxmlformats.org/officeDocument/2006/math" xmlns:r="http://schemas.openxmlformats.org/officeDocument/2006/relationships" xmlns:o="urn:schemas-microsoft-com:office:office" xmlns:v="urn:schemas-microsoft-com:vml" xmlns:w10="urn:schemas-microsoft-com:office:word" xmlns:a="http://schemas.openxmlformats.org/drawingml/2006/main" xmlns:pic="http://schemas.openxmlformats.org/drawingml/2006/picture" xmlns:wp="http://schemas.openxmlformats.org/drawingml/2006/wordprocessingDrawing">
   <w:body>
-    <w:bookmarkStart w:id="27" w:name="Xeb50487ee1b42641ae6447140955a9a6dbeaab5"/>
+    <w:bookmarkStart w:id="90" w:name="X844d7e717dc04e9433a8766c8ba1282868318af"/>
     <w:p>
       <w:pPr>
         <w:pStyle w:val="Heading1"/>
       </w:pPr>
       <w:r>
-        <w:t xml:space="preserve">Requisitos Funcionais - Jornada do Cidadão - Fase 1 - Aditivo v1.1</w:t>
+        <w:t xml:space="preserve">Requisitos Funcionais - Jornada do Cidadão - Fase 1</w:t>
       </w:r>
     </w:p>
     <w:p>
@@ -20,7 +20,7 @@
           <w:bCs/>
           <w:b/>
         </w:rPr>
-        <w:t xml:space="preserve">Versão do aditivo:</w:t>
+        <w:t xml:space="preserve">Versão do documento:</w:t>
       </w:r>
       <w:r>
         <w:t xml:space="preserve"> </w:t>
@@ -42,7 +42,7 @@
         <w:t xml:space="preserve"> </w:t>
       </w:r>
       <w:r>
-        <w:t xml:space="preserve">09/09/2026</w:t>
+        <w:t xml:space="preserve">10/09/2026</w:t>
       </w:r>
       <w:r>
         <w:br/>
@@ -52,7 +52,99 @@
           <w:bCs/>
           <w:b/>
         </w:rPr>
-        <w:t xml:space="preserve">Base:</w:t>
+        <w:t xml:space="preserve">Base normativa:</w:t>
+      </w:r>
+      <w:r>
+        <w:t xml:space="preserve"> </w:t>
+      </w:r>
+      <w:r>
+        <w:t xml:space="preserve">Especificação Técnica Jornada v3.62</w:t>
+      </w:r>
+      <w:r>
+        <w:br/>
+      </w:r>
+      <w:r>
+        <w:rPr>
+          <w:bCs/>
+          <w:b/>
+        </w:rPr>
+        <w:t xml:space="preserve">SolutionSchema:</w:t>
+      </w:r>
+      <w:r>
+        <w:t xml:space="preserve"> </w:t>
+      </w:r>
+      <w:r>
+        <w:t xml:space="preserve">SolutionSchema v3.70</w:t>
+      </w:r>
+      <w:r>
+        <w:br/>
+      </w:r>
+      <w:r>
+        <w:rPr>
+          <w:bCs/>
+          <w:b/>
+        </w:rPr>
+        <w:t xml:space="preserve">Requisitos de Negócio:</w:t>
+      </w:r>
+      <w:r>
+        <w:t xml:space="preserve"> </w:t>
+      </w:r>
+      <w:r>
+        <w:t xml:space="preserve">Requisitos de Negócio Jornada v1.1</w:t>
+      </w:r>
+      <w:r>
+        <w:br/>
+      </w:r>
+      <w:r>
+        <w:rPr>
+          <w:bCs/>
+          <w:b/>
+        </w:rPr>
+        <w:t xml:space="preserve">Estado de incorporação:</w:t>
+      </w:r>
+      <w:r>
+        <w:t xml:space="preserve"> </w:t>
+      </w:r>
+      <w:r>
+        <w:t xml:space="preserve">candidato técnico à consolidação Solution Engenharia v5.00; release/tag ainda não cortada</w:t>
+      </w:r>
+      <w:r>
+        <w:br/>
+      </w:r>
+      <w:r>
+        <w:rPr>
+          <w:bCs/>
+          <w:b/>
+        </w:rPr>
+        <w:t xml:space="preserve">Status:</w:t>
+      </w:r>
+      <w:r>
+        <w:t xml:space="preserve"> </w:t>
+      </w:r>
+      <w:r>
+        <w:t xml:space="preserve">BASELINE FUNCIONAL CONSOLIDADO DA FASE 1</w:t>
+      </w:r>
+      <w:r>
+        <w:t xml:space="preserve"> </w:t>
+      </w:r>
+      <w:r>
+        <w:t xml:space="preserve">&gt;</w:t>
+      </w:r>
+      <w:r>
+        <w:t xml:space="preserve"> </w:t>
+      </w:r>
+      <w:r>
+        <w:rPr>
+          <w:bCs/>
+          <w:b/>
+        </w:rPr>
+        <w:t xml:space="preserve">Leitura institucional.</w:t>
+      </w:r>
+      <w:r>
+        <w:t xml:space="preserve"> </w:t>
+      </w:r>
+      <w:r>
+        <w:t xml:space="preserve">Esta versão 1.1 é o baseline funcional consolidado e autossuficiente. O arquivo v1.0 permanece no repositório apenas para rastreabilidade histórica; não é necessário lê-lo cumulativamente com este documento. Referências históricas</w:t>
       </w:r>
       <w:r>
         <w:t xml:space="preserve"> </w:t>
@@ -61,23 +153,227 @@
         <w:rPr>
           <w:rStyle w:val="VerbatimChar"/>
         </w:rPr>
-        <w:t xml:space="preserve">02_Requisitos_Funcionais_Jornada_v1.0.md</w:t>
-      </w:r>
-      <w:r>
-        <w:br/>
-      </w:r>
-      <w:r>
-        <w:rPr>
-          <w:bCs/>
-          <w:b/>
-        </w:rPr>
-        <w:t xml:space="preserve">Status:</w:t>
-      </w:r>
-      <w:r>
-        <w:t xml:space="preserve"> </w:t>
-      </w:r>
-      <w:r>
-        <w:t xml:space="preserve">VIGENTE - COMPLEMENTO NORMATIVO</w:t>
+        <w:t xml:space="preserve">RNF01</w:t>
+      </w:r>
+      <w:r>
+        <w:t xml:space="preserve"> </w:t>
+      </w:r>
+      <w:r>
+        <w:t xml:space="preserve">a</w:t>
+      </w:r>
+      <w:r>
+        <w:t xml:space="preserve"> </w:t>
+      </w:r>
+      <w:r>
+        <w:rPr>
+          <w:rStyle w:val="VerbatimChar"/>
+        </w:rPr>
+        <w:t xml:space="preserve">RNF33</w:t>
+      </w:r>
+      <w:r>
+        <w:t xml:space="preserve"> </w:t>
+      </w:r>
+      <w:r>
+        <w:t xml:space="preserve">foram normalizadas para</w:t>
+      </w:r>
+      <w:r>
+        <w:t xml:space="preserve"> </w:t>
+      </w:r>
+      <w:r>
+        <w:rPr>
+          <w:rStyle w:val="VerbatimChar"/>
+        </w:rPr>
+        <w:t xml:space="preserve">RNF-001</w:t>
+      </w:r>
+      <w:r>
+        <w:t xml:space="preserve"> </w:t>
+      </w:r>
+      <w:r>
+        <w:t xml:space="preserve">a</w:t>
+      </w:r>
+      <w:r>
+        <w:t xml:space="preserve"> </w:t>
+      </w:r>
+      <w:r>
+        <w:rPr>
+          <w:rStyle w:val="VerbatimChar"/>
+        </w:rPr>
+        <w:t xml:space="preserve">RNF-033</w:t>
+      </w:r>
+      <w:r>
+        <w:t xml:space="preserve"> </w:t>
+      </w:r>
+      <w:r>
+        <w:t xml:space="preserve">sem mudança semântica.</w:t>
+      </w:r>
+    </w:p>
+    <w:p>
+      <w:pPr>
+        <w:pStyle w:val="BlockText"/>
+      </w:pPr>
+      <w:r>
+        <w:t xml:space="preserve">Este documento descreve o que a solução deve fazer para materializar os Requisitos de Negócio. Ele evita detalhes de tecnologia sempre que possível; atributos de qualidade/restrições pertencem ao RNF e mecanismos de implementação pertencem ao RT.</w:t>
+      </w:r>
+    </w:p>
+    <w:bookmarkStart w:id="20" w:name="finalidade"/>
+    <w:p>
+      <w:pPr>
+        <w:pStyle w:val="Heading2"/>
+      </w:pPr>
+      <w:r>
+        <w:t xml:space="preserve">1. Finalidade</w:t>
+      </w:r>
+    </w:p>
+    <w:p>
+      <w:pPr>
+        <w:pStyle w:val="FirstParagraph"/>
+      </w:pPr>
+      <w:r>
+        <w:t xml:space="preserve">Definir comportamentos observáveis da Jornada do Cidadão - Fase 1, com critérios de aceitação e rastreabilidade aos RN.</w:t>
+      </w:r>
+    </w:p>
+    <w:bookmarkEnd w:id="20"/>
+    <w:bookmarkStart w:id="21" w:name="regra-de-classificação"/>
+    <w:p>
+      <w:pPr>
+        <w:pStyle w:val="Heading2"/>
+      </w:pPr>
+      <w:r>
+        <w:t xml:space="preserve">2. Regra de classificação</w:t>
+      </w:r>
+    </w:p>
+    <w:p>
+      <w:pPr>
+        <w:numPr>
+          <w:ilvl w:val="0"/>
+          <w:numId w:val="1001"/>
+        </w:numPr>
+        <w:pStyle w:val="Compact"/>
+      </w:pPr>
+      <w:r>
+        <w:rPr>
+          <w:bCs/>
+          <w:b/>
+        </w:rPr>
+        <w:t xml:space="preserve">RN:</w:t>
+      </w:r>
+      <w:r>
+        <w:t xml:space="preserve"> </w:t>
+      </w:r>
+      <w:r>
+        <w:t xml:space="preserve">resultado ou necessidade institucional.</w:t>
+      </w:r>
+    </w:p>
+    <w:p>
+      <w:pPr>
+        <w:numPr>
+          <w:ilvl w:val="0"/>
+          <w:numId w:val="1001"/>
+        </w:numPr>
+        <w:pStyle w:val="Compact"/>
+      </w:pPr>
+      <w:r>
+        <w:rPr>
+          <w:bCs/>
+          <w:b/>
+        </w:rPr>
+        <w:t xml:space="preserve">RF:</w:t>
+      </w:r>
+      <w:r>
+        <w:t xml:space="preserve"> </w:t>
+      </w:r>
+      <w:r>
+        <w:t xml:space="preserve">comportamento/serviço que a solução deve executar.</w:t>
+      </w:r>
+    </w:p>
+    <w:p>
+      <w:pPr>
+        <w:numPr>
+          <w:ilvl w:val="0"/>
+          <w:numId w:val="1001"/>
+        </w:numPr>
+        <w:pStyle w:val="Compact"/>
+      </w:pPr>
+      <w:r>
+        <w:rPr>
+          <w:bCs/>
+          <w:b/>
+        </w:rPr>
+        <w:t xml:space="preserve">RNF:</w:t>
+      </w:r>
+      <w:r>
+        <w:t xml:space="preserve"> </w:t>
+      </w:r>
+      <w:r>
+        <w:t xml:space="preserve">qualidade, restrição, capacidade ou propriedade transversal.</w:t>
+      </w:r>
+    </w:p>
+    <w:p>
+      <w:pPr>
+        <w:numPr>
+          <w:ilvl w:val="0"/>
+          <w:numId w:val="1001"/>
+        </w:numPr>
+        <w:pStyle w:val="Compact"/>
+      </w:pPr>
+      <w:r>
+        <w:rPr>
+          <w:bCs/>
+          <w:b/>
+        </w:rPr>
+        <w:t xml:space="preserve">RT:</w:t>
+      </w:r>
+      <w:r>
+        <w:t xml:space="preserve"> </w:t>
+      </w:r>
+      <w:r>
+        <w:t xml:space="preserve">escolha ou obrigação de engenharia para realizar RF/RNF.</w:t>
+      </w:r>
+    </w:p>
+    <w:bookmarkEnd w:id="21"/>
+    <w:bookmarkStart w:id="79" w:name="requisitos-funcionais"/>
+    <w:p>
+      <w:pPr>
+        <w:pStyle w:val="Heading2"/>
+      </w:pPr>
+      <w:r>
+        <w:t xml:space="preserve">3. Requisitos Funcionais</w:t>
+      </w:r>
+    </w:p>
+    <w:bookmarkStart w:id="32" w:name="integração-contratos-e-processamento"/>
+    <w:p>
+      <w:pPr>
+        <w:pStyle w:val="Heading3"/>
+      </w:pPr>
+      <w:r>
+        <w:t xml:space="preserve">3.1 Integração, contratos e processamento</w:t>
+      </w:r>
+    </w:p>
+    <w:bookmarkStart w:id="22" w:name="Xbd270d5e6816ac6d88f503e2f10b01e3e8cb259"/>
+    <w:p>
+      <w:pPr>
+        <w:pStyle w:val="Heading4"/>
+      </w:pPr>
+      <w:r>
+        <w:t xml:space="preserve">RF-001 - Receber Entrega padronizada da Fase 1</w:t>
+      </w:r>
+    </w:p>
+    <w:p>
+      <w:pPr>
+        <w:pStyle w:val="FirstParagraph"/>
+      </w:pPr>
+      <w:r>
+        <w:rPr>
+          <w:bCs/>
+          <w:b/>
+        </w:rPr>
+        <w:t xml:space="preserve">Requisito funcional.</w:t>
+      </w:r>
+      <w:r>
+        <w:t xml:space="preserve"> </w:t>
+      </w:r>
+      <w:r>
+        <w:t xml:space="preserve">O sistema deve receber uma Entrega de um Gestor em envelope padronizado, contendo os artefatos cadastrais e factuais previstos pelo contrato vigente.</w:t>
       </w:r>
     </w:p>
     <w:p>
@@ -85,28 +381,4348 @@
         <w:pStyle w:val="BodyText"/>
       </w:pPr>
       <w:r>
-        <w:t xml:space="preserve">Este documento complementa, sem apagar nem renumerar, os 50 RFs do baseline v1.0. Os requisitos abaixo passam a integrar a definição funcional corrente da Fase 1 e devem ser lidos cumulativamente com o baseline. A numeração canônica desta consolidação é</w:t>
-      </w:r>
-      <w:r>
-        <w:t xml:space="preserve"> </w:t>
-      </w:r>
-      <w:r>
-        <w:rPr>
-          <w:bCs/>
-          <w:b/>
-        </w:rPr>
-        <w:t xml:space="preserve">RF-051 a RF-056</w:t>
-      </w:r>
-      <w:r>
-        <w:t xml:space="preserve">; o antigo Adendo 06 foi reclassificado como histórico e não cria uma segunda numeração concorrente.</w:t>
-      </w:r>
-    </w:p>
-    <w:bookmarkStart w:id="20" w:name="X6ac9192abf6bc177e2952c454dd88d3ff34dcd6"/>
+        <w:rPr>
+          <w:bCs/>
+          <w:b/>
+        </w:rPr>
+        <w:t xml:space="preserve">Critério de aceitação funcional.</w:t>
+      </w:r>
+      <w:r>
+        <w:t xml:space="preserve"> </w:t>
+      </w:r>
+      <w:r>
+        <w:t xml:space="preserve">A Entrega válida é registrada e recebe identificador/estado de recepção; estrutura incompatível é recusada de forma explícita.</w:t>
+      </w:r>
+    </w:p>
+    <w:p>
+      <w:pPr>
+        <w:pStyle w:val="BodyText"/>
+      </w:pPr>
+      <w:r>
+        <w:rPr>
+          <w:bCs/>
+          <w:b/>
+        </w:rPr>
+        <w:t xml:space="preserve">Rastreabilidade de negócio.</w:t>
+      </w:r>
+      <w:r>
+        <w:t xml:space="preserve"> </w:t>
+      </w:r>
+      <w:r>
+        <w:t xml:space="preserve">RN-002, RN-003</w:t>
+      </w:r>
+    </w:p>
+    <w:p>
+      <w:pPr>
+        <w:pStyle w:val="BodyText"/>
+      </w:pPr>
+      <w:r>
+        <w:rPr>
+          <w:bCs/>
+          <w:b/>
+        </w:rPr>
+        <w:t xml:space="preserve">Rastreabilidade de qualidade/técnica.</w:t>
+      </w:r>
+      <w:r>
+        <w:t xml:space="preserve"> </w:t>
+      </w:r>
+      <w:r>
+        <w:t xml:space="preserve">RNF: RNF-003; RT: RT-010</w:t>
+      </w:r>
+    </w:p>
+    <w:bookmarkEnd w:id="22"/>
+    <w:bookmarkStart w:id="23" w:name="X0a2efde4a7249504578a1bc3945d792d31590ba"/>
+    <w:p>
+      <w:pPr>
+        <w:pStyle w:val="Heading4"/>
+      </w:pPr>
+      <w:r>
+        <w:t xml:space="preserve">RF-002 - Validar origem, autenticação e contexto contratual</w:t>
+      </w:r>
+    </w:p>
+    <w:p>
+      <w:pPr>
+        <w:pStyle w:val="FirstParagraph"/>
+      </w:pPr>
+      <w:r>
+        <w:rPr>
+          <w:bCs/>
+          <w:b/>
+        </w:rPr>
+        <w:t xml:space="preserve">Requisito funcional.</w:t>
+      </w:r>
+      <w:r>
+        <w:t xml:space="preserve"> </w:t>
+      </w:r>
+      <w:r>
+        <w:t xml:space="preserve">O sistema deve identificar e autenticar o Gestor remetente e validar se Sistema de Origem, Tipo e versão informados pertencem ao contexto autorizado.</w:t>
+      </w:r>
+    </w:p>
+    <w:p>
+      <w:pPr>
+        <w:pStyle w:val="BodyText"/>
+      </w:pPr>
+      <w:r>
+        <w:rPr>
+          <w:bCs/>
+          <w:b/>
+        </w:rPr>
+        <w:t xml:space="preserve">Critério de aceitação funcional.</w:t>
+      </w:r>
+      <w:r>
+        <w:t xml:space="preserve"> </w:t>
+      </w:r>
+      <w:r>
+        <w:t xml:space="preserve">Origem incompatível ou não autorizada é recusada antes da materialização funcional.</w:t>
+      </w:r>
+    </w:p>
+    <w:p>
+      <w:pPr>
+        <w:pStyle w:val="BodyText"/>
+      </w:pPr>
+      <w:r>
+        <w:rPr>
+          <w:bCs/>
+          <w:b/>
+        </w:rPr>
+        <w:t xml:space="preserve">Rastreabilidade de negócio.</w:t>
+      </w:r>
+      <w:r>
+        <w:t xml:space="preserve"> </w:t>
+      </w:r>
+      <w:r>
+        <w:t xml:space="preserve">RN-002, RN-029, RN-034</w:t>
+      </w:r>
+    </w:p>
+    <w:p>
+      <w:pPr>
+        <w:pStyle w:val="BodyText"/>
+      </w:pPr>
+      <w:r>
+        <w:rPr>
+          <w:bCs/>
+          <w:b/>
+        </w:rPr>
+        <w:t xml:space="preserve">Rastreabilidade de qualidade/técnica.</w:t>
+      </w:r>
+      <w:r>
+        <w:t xml:space="preserve"> </w:t>
+      </w:r>
+      <w:r>
+        <w:t xml:space="preserve">RNF: —; RT: RT-013, RT-048</w:t>
+      </w:r>
+    </w:p>
+    <w:bookmarkEnd w:id="23"/>
+    <w:bookmarkStart w:id="24" w:name="X114700ec0ac6a9d3e67535aa621239573bde380"/>
+    <w:p>
+      <w:pPr>
+        <w:pStyle w:val="Heading4"/>
+      </w:pPr>
+      <w:r>
+        <w:t xml:space="preserve">RF-003 - Validar contrato, schema e versão do conteúdo</w:t>
+      </w:r>
+    </w:p>
+    <w:p>
+      <w:pPr>
+        <w:pStyle w:val="FirstParagraph"/>
+      </w:pPr>
+      <w:r>
+        <w:rPr>
+          <w:bCs/>
+          <w:b/>
+        </w:rPr>
+        <w:t xml:space="preserve">Requisito funcional.</w:t>
+      </w:r>
+      <w:r>
+        <w:t xml:space="preserve"> </w:t>
+      </w:r>
+      <w:r>
+        <w:t xml:space="preserve">O sistema deve validar Pessoas e Registros contra os contratos e versões aplicáveis, sem reinterpretar silenciosamente conteúdo incompatível.</w:t>
+      </w:r>
+    </w:p>
+    <w:p>
+      <w:pPr>
+        <w:pStyle w:val="BodyText"/>
+      </w:pPr>
+      <w:r>
+        <w:rPr>
+          <w:bCs/>
+          <w:b/>
+        </w:rPr>
+        <w:t xml:space="preserve">Critério de aceitação funcional.</w:t>
+      </w:r>
+      <w:r>
+        <w:t xml:space="preserve"> </w:t>
+      </w:r>
+      <w:r>
+        <w:t xml:space="preserve">Conteúdo fora do contrato é rejeitado com diagnóstico compatível com o estágio de processamento.</w:t>
+      </w:r>
+    </w:p>
+    <w:p>
+      <w:pPr>
+        <w:pStyle w:val="BodyText"/>
+      </w:pPr>
+      <w:r>
+        <w:rPr>
+          <w:bCs/>
+          <w:b/>
+        </w:rPr>
+        <w:t xml:space="preserve">Rastreabilidade de negócio.</w:t>
+      </w:r>
+      <w:r>
+        <w:t xml:space="preserve"> </w:t>
+      </w:r>
+      <w:r>
+        <w:t xml:space="preserve">RN-002, RN-014, RN-023, RN-035</w:t>
+      </w:r>
+    </w:p>
+    <w:p>
+      <w:pPr>
+        <w:pStyle w:val="BodyText"/>
+      </w:pPr>
+      <w:r>
+        <w:rPr>
+          <w:bCs/>
+          <w:b/>
+        </w:rPr>
+        <w:t xml:space="preserve">Rastreabilidade de qualidade/técnica.</w:t>
+      </w:r>
+      <w:r>
+        <w:t xml:space="preserve"> </w:t>
+      </w:r>
+      <w:r>
+        <w:t xml:space="preserve">RNF: RNF-003, RNF-013; RT: RT-006, RT-007, RT-008, RT-013</w:t>
+      </w:r>
+    </w:p>
+    <w:bookmarkEnd w:id="24"/>
+    <w:bookmarkStart w:id="25" w:name="X3c409ee487403b37f1e445a28b1742d8b3e0585"/>
+    <w:p>
+      <w:pPr>
+        <w:pStyle w:val="Heading4"/>
+      </w:pPr>
+      <w:r>
+        <w:t xml:space="preserve">RF-004 - Aceitar Entrega sem fatos e atualização exclusivamente cadastral</w:t>
+      </w:r>
+    </w:p>
+    <w:p>
+      <w:pPr>
+        <w:pStyle w:val="FirstParagraph"/>
+      </w:pPr>
+      <w:r>
+        <w:rPr>
+          <w:bCs/>
+          <w:b/>
+        </w:rPr>
+        <w:t xml:space="preserve">Requisito funcional.</w:t>
+      </w:r>
+      <w:r>
+        <w:t xml:space="preserve"> </w:t>
+      </w:r>
+      <w:r>
+        <w:t xml:space="preserve">O sistema deve aceitar Entregas com zero Benefícios/Serviços quando o envelope e as Pessoas necessárias estiverem válidos.</w:t>
+      </w:r>
+    </w:p>
+    <w:p>
+      <w:pPr>
+        <w:pStyle w:val="BodyText"/>
+      </w:pPr>
+      <w:r>
+        <w:rPr>
+          <w:bCs/>
+          <w:b/>
+        </w:rPr>
+        <w:t xml:space="preserve">Critério de aceitação funcional.</w:t>
+      </w:r>
+      <w:r>
+        <w:t xml:space="preserve"> </w:t>
+      </w:r>
+      <w:r>
+        <w:t xml:space="preserve">Uma carga exclusivamente cadastral pode concluir processamento sem criar fatos artificiais.</w:t>
+      </w:r>
+    </w:p>
+    <w:p>
+      <w:pPr>
+        <w:pStyle w:val="BodyText"/>
+      </w:pPr>
+      <w:r>
+        <w:rPr>
+          <w:bCs/>
+          <w:b/>
+        </w:rPr>
+        <w:t xml:space="preserve">Rastreabilidade de negócio.</w:t>
+      </w:r>
+      <w:r>
+        <w:t xml:space="preserve"> </w:t>
+      </w:r>
+      <w:r>
+        <w:t xml:space="preserve">RN-002</w:t>
+      </w:r>
+    </w:p>
+    <w:p>
+      <w:pPr>
+        <w:pStyle w:val="BodyText"/>
+      </w:pPr>
+      <w:r>
+        <w:rPr>
+          <w:bCs/>
+          <w:b/>
+        </w:rPr>
+        <w:t xml:space="preserve">Rastreabilidade de qualidade/técnica.</w:t>
+      </w:r>
+      <w:r>
+        <w:t xml:space="preserve"> </w:t>
+      </w:r>
+      <w:r>
+        <w:t xml:space="preserve">RNF: —; RT: RT-010, RT-011</w:t>
+      </w:r>
+    </w:p>
+    <w:bookmarkEnd w:id="25"/>
+    <w:bookmarkStart w:id="26" w:name="X1c71be1d40a764a9e41e555e803d168e97b1fa4"/>
+    <w:p>
+      <w:pPr>
+        <w:pStyle w:val="Heading4"/>
+      </w:pPr>
+      <w:r>
+        <w:t xml:space="preserve">RF-005 - Garantir cobertura das Pessoas referenciadas</w:t>
+      </w:r>
+    </w:p>
+    <w:p>
+      <w:pPr>
+        <w:pStyle w:val="FirstParagraph"/>
+      </w:pPr>
+      <w:r>
+        <w:rPr>
+          <w:bCs/>
+          <w:b/>
+        </w:rPr>
+        <w:t xml:space="preserve">Requisito funcional.</w:t>
+      </w:r>
+      <w:r>
+        <w:t xml:space="preserve"> </w:t>
+      </w:r>
+      <w:r>
+        <w:t xml:space="preserve">O sistema deve assegurar que cada fato da Entrega possua a Pessoa/identificador de origem necessário ao processamento conforme o contrato.</w:t>
+      </w:r>
+    </w:p>
+    <w:p>
+      <w:pPr>
+        <w:pStyle w:val="BodyText"/>
+      </w:pPr>
+      <w:r>
+        <w:rPr>
+          <w:bCs/>
+          <w:b/>
+        </w:rPr>
+        <w:t xml:space="preserve">Critério de aceitação funcional.</w:t>
+      </w:r>
+      <w:r>
+        <w:t xml:space="preserve"> </w:t>
+      </w:r>
+      <w:r>
+        <w:t xml:space="preserve">Referências quebradas ou ausentes são identificadas antes da publicação funcional.</w:t>
+      </w:r>
+    </w:p>
+    <w:p>
+      <w:pPr>
+        <w:pStyle w:val="BodyText"/>
+      </w:pPr>
+      <w:r>
+        <w:rPr>
+          <w:bCs/>
+          <w:b/>
+        </w:rPr>
+        <w:t xml:space="preserve">Rastreabilidade de negócio.</w:t>
+      </w:r>
+      <w:r>
+        <w:t xml:space="preserve"> </w:t>
+      </w:r>
+      <w:r>
+        <w:t xml:space="preserve">RN-002, RN-003, RN-023</w:t>
+      </w:r>
+    </w:p>
+    <w:p>
+      <w:pPr>
+        <w:pStyle w:val="BodyText"/>
+      </w:pPr>
+      <w:r>
+        <w:rPr>
+          <w:bCs/>
+          <w:b/>
+        </w:rPr>
+        <w:t xml:space="preserve">Rastreabilidade de qualidade/técnica.</w:t>
+      </w:r>
+      <w:r>
+        <w:t xml:space="preserve"> </w:t>
+      </w:r>
+      <w:r>
+        <w:t xml:space="preserve">RNF: —; RT: RT-011</w:t>
+      </w:r>
+    </w:p>
+    <w:bookmarkEnd w:id="26"/>
+    <w:bookmarkStart w:id="27" w:name="Xb9eb0e951a9a4aae3afd83ce1e40557899caa06"/>
+    <w:p>
+      <w:pPr>
+        <w:pStyle w:val="Heading4"/>
+      </w:pPr>
+      <w:r>
+        <w:t xml:space="preserve">RF-006 - Registrar origem, período, versão, estado e linhagem</w:t>
+      </w:r>
+    </w:p>
+    <w:p>
+      <w:pPr>
+        <w:pStyle w:val="FirstParagraph"/>
+      </w:pPr>
+      <w:r>
+        <w:rPr>
+          <w:bCs/>
+          <w:b/>
+        </w:rPr>
+        <w:t xml:space="preserve">Requisito funcional.</w:t>
+      </w:r>
+      <w:r>
+        <w:t xml:space="preserve"> </w:t>
+      </w:r>
+      <w:r>
+        <w:t xml:space="preserve">O sistema deve registrar metadados suficientes para rastrear cada Entrega, Pessoa e fato ao Gestor, Sistema de Origem, período de referência, contrato/versão e estados de processamento.</w:t>
+      </w:r>
+    </w:p>
+    <w:p>
+      <w:pPr>
+        <w:pStyle w:val="BodyText"/>
+      </w:pPr>
+      <w:r>
+        <w:rPr>
+          <w:bCs/>
+          <w:b/>
+        </w:rPr>
+        <w:t xml:space="preserve">Critério de aceitação funcional.</w:t>
+      </w:r>
+      <w:r>
+        <w:t xml:space="preserve"> </w:t>
+      </w:r>
+      <w:r>
+        <w:t xml:space="preserve">Consultas de auditoria conseguem remontar a origem e o encadeamento do processamento.</w:t>
+      </w:r>
+    </w:p>
+    <w:p>
+      <w:pPr>
+        <w:pStyle w:val="BodyText"/>
+      </w:pPr>
+      <w:r>
+        <w:rPr>
+          <w:bCs/>
+          <w:b/>
+        </w:rPr>
+        <w:t xml:space="preserve">Rastreabilidade de negócio.</w:t>
+      </w:r>
+      <w:r>
+        <w:t xml:space="preserve"> </w:t>
+      </w:r>
+      <w:r>
+        <w:t xml:space="preserve">RN-003, RN-029</w:t>
+      </w:r>
+    </w:p>
+    <w:p>
+      <w:pPr>
+        <w:pStyle w:val="BodyText"/>
+      </w:pPr>
+      <w:r>
+        <w:rPr>
+          <w:bCs/>
+          <w:b/>
+        </w:rPr>
+        <w:t xml:space="preserve">Rastreabilidade de qualidade/técnica.</w:t>
+      </w:r>
+      <w:r>
+        <w:t xml:space="preserve"> </w:t>
+      </w:r>
+      <w:r>
+        <w:t xml:space="preserve">RNF: RNF-021, RNF-022, RNF-024; RT: RT-010, RT-014, RT-019, RT-027, RT-043</w:t>
+      </w:r>
+    </w:p>
+    <w:bookmarkEnd w:id="27"/>
+    <w:bookmarkStart w:id="28" w:name="X47af73cfdd23d77661917b112755aeb9e1131b1"/>
+    <w:p>
+      <w:pPr>
+        <w:pStyle w:val="Heading4"/>
+      </w:pPr>
+      <w:r>
+        <w:t xml:space="preserve">RF-007 - Aplicar idempotência de recepção e processamento</w:t>
+      </w:r>
+    </w:p>
+    <w:p>
+      <w:pPr>
+        <w:pStyle w:val="FirstParagraph"/>
+      </w:pPr>
+      <w:r>
+        <w:rPr>
+          <w:bCs/>
+          <w:b/>
+        </w:rPr>
+        <w:t xml:space="preserve">Requisito funcional.</w:t>
+      </w:r>
+      <w:r>
+        <w:t xml:space="preserve"> </w:t>
+      </w:r>
+      <w:r>
+        <w:t xml:space="preserve">O sistema deve reconhecer reenvio idêntico e impedir duplicação funcional, distinguindo reutilização divergente da mesma chave de idempotência.</w:t>
+      </w:r>
+    </w:p>
+    <w:p>
+      <w:pPr>
+        <w:pStyle w:val="BodyText"/>
+      </w:pPr>
+      <w:r>
+        <w:rPr>
+          <w:bCs/>
+          <w:b/>
+        </w:rPr>
+        <w:t xml:space="preserve">Critério de aceitação funcional.</w:t>
+      </w:r>
+      <w:r>
+        <w:t xml:space="preserve"> </w:t>
+      </w:r>
+      <w:r>
+        <w:t xml:space="preserve">Reenvio idêntico não duplica materializações; colisão divergente é tratada como conflito.</w:t>
+      </w:r>
+    </w:p>
+    <w:p>
+      <w:pPr>
+        <w:pStyle w:val="BodyText"/>
+      </w:pPr>
+      <w:r>
+        <w:rPr>
+          <w:bCs/>
+          <w:b/>
+        </w:rPr>
+        <w:t xml:space="preserve">Rastreabilidade de negócio.</w:t>
+      </w:r>
+      <w:r>
+        <w:t xml:space="preserve"> </w:t>
+      </w:r>
+      <w:r>
+        <w:t xml:space="preserve">RN-003, RN-023, RN-029</w:t>
+      </w:r>
+    </w:p>
+    <w:p>
+      <w:pPr>
+        <w:pStyle w:val="BodyText"/>
+      </w:pPr>
+      <w:r>
+        <w:rPr>
+          <w:bCs/>
+          <w:b/>
+        </w:rPr>
+        <w:t xml:space="preserve">Rastreabilidade de qualidade/técnica.</w:t>
+      </w:r>
+      <w:r>
+        <w:t xml:space="preserve"> </w:t>
+      </w:r>
+      <w:r>
+        <w:t xml:space="preserve">RNF: RNF-004; RT: RT-015</w:t>
+      </w:r>
+    </w:p>
+    <w:bookmarkEnd w:id="28"/>
+    <w:bookmarkStart w:id="29" w:name="X02ab7dca0fd42db09693b366517367009ee620e"/>
+    <w:p>
+      <w:pPr>
+        <w:pStyle w:val="Heading4"/>
+      </w:pPr>
+      <w:r>
+        <w:t xml:space="preserve">RF-008 - Armazenar e recuperar Bronze imutável</w:t>
+      </w:r>
+    </w:p>
+    <w:p>
+      <w:pPr>
+        <w:pStyle w:val="FirstParagraph"/>
+      </w:pPr>
+      <w:r>
+        <w:rPr>
+          <w:bCs/>
+          <w:b/>
+        </w:rPr>
+        <w:t xml:space="preserve">Requisito funcional.</w:t>
+      </w:r>
+      <w:r>
+        <w:t xml:space="preserve"> </w:t>
+      </w:r>
+      <w:r>
+        <w:t xml:space="preserve">O sistema deve preservar os bytes originais da Entrega em camada Bronze durável e recuperável enquanto houver referência válida.</w:t>
+      </w:r>
+    </w:p>
+    <w:p>
+      <w:pPr>
+        <w:pStyle w:val="BodyText"/>
+      </w:pPr>
+      <w:r>
+        <w:rPr>
+          <w:bCs/>
+          <w:b/>
+        </w:rPr>
+        <w:t xml:space="preserve">Critério de aceitação funcional.</w:t>
+      </w:r>
+      <w:r>
+        <w:t xml:space="preserve"> </w:t>
+      </w:r>
+      <w:r>
+        <w:t xml:space="preserve">Uma Entrega aceita pode ser reaberta para verificação/reprocessamento sem depender do remetente.</w:t>
+      </w:r>
+    </w:p>
+    <w:p>
+      <w:pPr>
+        <w:pStyle w:val="BodyText"/>
+      </w:pPr>
+      <w:r>
+        <w:rPr>
+          <w:bCs/>
+          <w:b/>
+        </w:rPr>
+        <w:t xml:space="preserve">Rastreabilidade de negócio.</w:t>
+      </w:r>
+      <w:r>
+        <w:t xml:space="preserve"> </w:t>
+      </w:r>
+      <w:r>
+        <w:t xml:space="preserve">RN-003, RN-030, RN-031</w:t>
+      </w:r>
+    </w:p>
+    <w:p>
+      <w:pPr>
+        <w:pStyle w:val="BodyText"/>
+      </w:pPr>
+      <w:r>
+        <w:rPr>
+          <w:bCs/>
+          <w:b/>
+        </w:rPr>
+        <w:t xml:space="preserve">Rastreabilidade de qualidade/técnica.</w:t>
+      </w:r>
+      <w:r>
+        <w:t xml:space="preserve"> </w:t>
+      </w:r>
+      <w:r>
+        <w:t xml:space="preserve">RNF: RNF-032, RNF-033; RT: RT-016, RT-017</w:t>
+      </w:r>
+    </w:p>
+    <w:bookmarkEnd w:id="29"/>
+    <w:bookmarkStart w:id="30" w:name="Xf68f1d5413905f2c308b7832006224f8d552409"/>
+    <w:p>
+      <w:pPr>
+        <w:pStyle w:val="Heading4"/>
+      </w:pPr>
+      <w:r>
+        <w:t xml:space="preserve">RF-009 - Processar Entregas de forma assíncrona</w:t>
+      </w:r>
+    </w:p>
+    <w:p>
+      <w:pPr>
+        <w:pStyle w:val="FirstParagraph"/>
+      </w:pPr>
+      <w:r>
+        <w:rPr>
+          <w:bCs/>
+          <w:b/>
+        </w:rPr>
+        <w:t xml:space="preserve">Requisito funcional.</w:t>
+      </w:r>
+      <w:r>
+        <w:t xml:space="preserve"> </w:t>
+      </w:r>
+      <w:r>
+        <w:t xml:space="preserve">O sistema deve desacoplar recepção da materialização pesada, permitindo que o processamento continue após o aceite da Entrega.</w:t>
+      </w:r>
+    </w:p>
+    <w:p>
+      <w:pPr>
+        <w:pStyle w:val="BodyText"/>
+      </w:pPr>
+      <w:r>
+        <w:rPr>
+          <w:bCs/>
+          <w:b/>
+        </w:rPr>
+        <w:t xml:space="preserve">Critério de aceitação funcional.</w:t>
+      </w:r>
+      <w:r>
+        <w:t xml:space="preserve"> </w:t>
+      </w:r>
+      <w:r>
+        <w:t xml:space="preserve">A indisponibilidade momentânea do processamento não invalida uma recepção já confirmada.</w:t>
+      </w:r>
+    </w:p>
+    <w:p>
+      <w:pPr>
+        <w:pStyle w:val="BodyText"/>
+      </w:pPr>
+      <w:r>
+        <w:rPr>
+          <w:bCs/>
+          <w:b/>
+        </w:rPr>
+        <w:t xml:space="preserve">Rastreabilidade de negócio.</w:t>
+      </w:r>
+      <w:r>
+        <w:t xml:space="preserve"> </w:t>
+      </w:r>
+      <w:r>
+        <w:t xml:space="preserve">RN-002, RN-023, RN-035</w:t>
+      </w:r>
+    </w:p>
+    <w:p>
+      <w:pPr>
+        <w:pStyle w:val="BodyText"/>
+      </w:pPr>
+      <w:r>
+        <w:rPr>
+          <w:bCs/>
+          <w:b/>
+        </w:rPr>
+        <w:t xml:space="preserve">Rastreabilidade de qualidade/técnica.</w:t>
+      </w:r>
+      <w:r>
+        <w:t xml:space="preserve"> </w:t>
+      </w:r>
+      <w:r>
+        <w:t xml:space="preserve">RNF: RNF-026, RNF-028; RT: RT-018, RT-021, RT-022</w:t>
+      </w:r>
+    </w:p>
+    <w:bookmarkEnd w:id="30"/>
+    <w:bookmarkStart w:id="31" w:name="X64ab2ecc8b1300545df7282ec42ad4884291969"/>
+    <w:p>
+      <w:pPr>
+        <w:pStyle w:val="Heading4"/>
+      </w:pPr>
+      <w:r>
+        <w:t xml:space="preserve">RF-010 - Registrar resultado individual de Pessoas e Registros</w:t>
+      </w:r>
+    </w:p>
+    <w:p>
+      <w:pPr>
+        <w:pStyle w:val="FirstParagraph"/>
+      </w:pPr>
+      <w:r>
+        <w:rPr>
+          <w:bCs/>
+          <w:b/>
+        </w:rPr>
+        <w:t xml:space="preserve">Requisito funcional.</w:t>
+      </w:r>
+      <w:r>
+        <w:t xml:space="preserve"> </w:t>
+      </w:r>
+      <w:r>
+        <w:t xml:space="preserve">O sistema deve registrar o resultado de processamento de cada Pessoa e Registro, incluindo retransmissão, inclusão, versionamento, rejeição ou reabertura quando aplicável.</w:t>
+      </w:r>
+    </w:p>
+    <w:p>
+      <w:pPr>
+        <w:pStyle w:val="BodyText"/>
+      </w:pPr>
+      <w:r>
+        <w:rPr>
+          <w:bCs/>
+          <w:b/>
+        </w:rPr>
+        <w:t xml:space="preserve">Critério de aceitação funcional.</w:t>
+      </w:r>
+      <w:r>
+        <w:t xml:space="preserve"> </w:t>
+      </w:r>
+      <w:r>
+        <w:t xml:space="preserve">É possível medir e auditar o destino de cada item processado.</w:t>
+      </w:r>
+    </w:p>
+    <w:p>
+      <w:pPr>
+        <w:pStyle w:val="BodyText"/>
+      </w:pPr>
+      <w:r>
+        <w:rPr>
+          <w:bCs/>
+          <w:b/>
+        </w:rPr>
+        <w:t xml:space="preserve">Rastreabilidade de negócio.</w:t>
+      </w:r>
+      <w:r>
+        <w:t xml:space="preserve"> </w:t>
+      </w:r>
+      <w:r>
+        <w:t xml:space="preserve">RN-003, RN-023, RN-024</w:t>
+      </w:r>
+    </w:p>
+    <w:p>
+      <w:pPr>
+        <w:pStyle w:val="BodyText"/>
+      </w:pPr>
+      <w:r>
+        <w:rPr>
+          <w:bCs/>
+          <w:b/>
+        </w:rPr>
+        <w:t xml:space="preserve">Rastreabilidade de qualidade/técnica.</w:t>
+      </w:r>
+      <w:r>
+        <w:t xml:space="preserve"> </w:t>
+      </w:r>
+      <w:r>
+        <w:t xml:space="preserve">RNF: —; RT: RT-019</w:t>
+      </w:r>
+    </w:p>
+    <w:bookmarkEnd w:id="31"/>
+    <w:bookmarkEnd w:id="32"/>
+    <w:bookmarkStart w:id="44" w:name="pessoa-identidade-e-evidência"/>
+    <w:p>
+      <w:pPr>
+        <w:pStyle w:val="Heading3"/>
+      </w:pPr>
+      <w:r>
+        <w:t xml:space="preserve">3.2 Pessoa, identidade e evidência</w:t>
+      </w:r>
+    </w:p>
+    <w:bookmarkStart w:id="33" w:name="X2f41c5f4576b8fee24a6993eb8f8d6093fdfb8d"/>
+    <w:p>
+      <w:pPr>
+        <w:pStyle w:val="Heading4"/>
+      </w:pPr>
+      <w:r>
+        <w:t xml:space="preserve">RF-011 - Constituir Gold de Pessoas a partir da primeira fonte individualizável</w:t>
+      </w:r>
+    </w:p>
+    <w:p>
+      <w:pPr>
+        <w:pStyle w:val="FirstParagraph"/>
+      </w:pPr>
+      <w:r>
+        <w:rPr>
+          <w:bCs/>
+          <w:b/>
+        </w:rPr>
+        <w:t xml:space="preserve">Requisito funcional.</w:t>
+      </w:r>
+      <w:r>
+        <w:t xml:space="preserve"> </w:t>
+      </w:r>
+      <w:r>
+        <w:t xml:space="preserve">O sistema deve permitir que a primeira fonte válida e individualizável constitua a referência Golden inicial da Pessoa.</w:t>
+      </w:r>
+    </w:p>
+    <w:p>
+      <w:pPr>
+        <w:pStyle w:val="BodyText"/>
+      </w:pPr>
+      <w:r>
+        <w:rPr>
+          <w:bCs/>
+          <w:b/>
+        </w:rPr>
+        <w:t xml:space="preserve">Critério de aceitação funcional.</w:t>
+      </w:r>
+      <w:r>
+        <w:t xml:space="preserve"> </w:t>
+      </w:r>
+      <w:r>
+        <w:t xml:space="preserve">A primeira fonte não fica em staging indefinido nem exige corroboração prévia de outra origem.</w:t>
+      </w:r>
+    </w:p>
+    <w:p>
+      <w:pPr>
+        <w:pStyle w:val="BodyText"/>
+      </w:pPr>
+      <w:r>
+        <w:rPr>
+          <w:bCs/>
+          <w:b/>
+        </w:rPr>
+        <w:t xml:space="preserve">Rastreabilidade de negócio.</w:t>
+      </w:r>
+      <w:r>
+        <w:t xml:space="preserve"> </w:t>
+      </w:r>
+      <w:r>
+        <w:t xml:space="preserve">RN-004, RN-009, RN-028</w:t>
+      </w:r>
+    </w:p>
+    <w:p>
+      <w:pPr>
+        <w:pStyle w:val="BodyText"/>
+      </w:pPr>
+      <w:r>
+        <w:rPr>
+          <w:bCs/>
+          <w:b/>
+        </w:rPr>
+        <w:t xml:space="preserve">Rastreabilidade de qualidade/técnica.</w:t>
+      </w:r>
+      <w:r>
+        <w:t xml:space="preserve"> </w:t>
+      </w:r>
+      <w:r>
+        <w:t xml:space="preserve">RNF: —; RT: RT-032</w:t>
+      </w:r>
+    </w:p>
+    <w:bookmarkEnd w:id="33"/>
+    <w:bookmarkStart w:id="34" w:name="X8419e539a87720b76fe8159fa8aaccab75bf7aa"/>
+    <w:p>
+      <w:pPr>
+        <w:pStyle w:val="Heading4"/>
+      </w:pPr>
+      <w:r>
+        <w:t xml:space="preserve">RF-012 - Criar e manter identificador canônico estável da Pessoa</w:t>
+      </w:r>
+    </w:p>
+    <w:p>
+      <w:pPr>
+        <w:pStyle w:val="FirstParagraph"/>
+      </w:pPr>
+      <w:r>
+        <w:rPr>
+          <w:bCs/>
+          <w:b/>
+        </w:rPr>
+        <w:t xml:space="preserve">Requisito funcional.</w:t>
+      </w:r>
+      <w:r>
+        <w:t xml:space="preserve"> </w:t>
+      </w:r>
+      <w:r>
+        <w:t xml:space="preserve">O sistema deve atribuir e manter PESSOA_UUID canônico, preservando histórico e sucessão em operações governadas.</w:t>
+      </w:r>
+    </w:p>
+    <w:p>
+      <w:pPr>
+        <w:pStyle w:val="BodyText"/>
+      </w:pPr>
+      <w:r>
+        <w:rPr>
+          <w:bCs/>
+          <w:b/>
+        </w:rPr>
+        <w:t xml:space="preserve">Critério de aceitação funcional.</w:t>
+      </w:r>
+      <w:r>
+        <w:t xml:space="preserve"> </w:t>
+      </w:r>
+      <w:r>
+        <w:t xml:space="preserve">Correções de atributos não trocam o UUID sem operação de identidade explicitamente governada.</w:t>
+      </w:r>
+    </w:p>
+    <w:p>
+      <w:pPr>
+        <w:pStyle w:val="BodyText"/>
+      </w:pPr>
+      <w:r>
+        <w:rPr>
+          <w:bCs/>
+          <w:b/>
+        </w:rPr>
+        <w:t xml:space="preserve">Rastreabilidade de negócio.</w:t>
+      </w:r>
+      <w:r>
+        <w:t xml:space="preserve"> </w:t>
+      </w:r>
+      <w:r>
+        <w:t xml:space="preserve">RN-005</w:t>
+      </w:r>
+    </w:p>
+    <w:p>
+      <w:pPr>
+        <w:pStyle w:val="BodyText"/>
+      </w:pPr>
+      <w:r>
+        <w:rPr>
+          <w:bCs/>
+          <w:b/>
+        </w:rPr>
+        <w:t xml:space="preserve">Rastreabilidade de qualidade/técnica.</w:t>
+      </w:r>
+      <w:r>
+        <w:t xml:space="preserve"> </w:t>
+      </w:r>
+      <w:r>
+        <w:t xml:space="preserve">RNF: RNF-005; RT: RT-023, RT-030</w:t>
+      </w:r>
+    </w:p>
+    <w:bookmarkEnd w:id="34"/>
+    <w:bookmarkStart w:id="35" w:name="X7d09b4389e434a0bf031c9016d7387720ba672a"/>
+    <w:p>
+      <w:pPr>
+        <w:pStyle w:val="Heading4"/>
+      </w:pPr>
+      <w:r>
+        <w:t xml:space="preserve">RF-013 - Resolver CPF válido pela rota determinística</w:t>
+      </w:r>
+    </w:p>
+    <w:p>
+      <w:pPr>
+        <w:pStyle w:val="FirstParagraph"/>
+      </w:pPr>
+      <w:r>
+        <w:rPr>
+          <w:bCs/>
+          <w:b/>
+        </w:rPr>
+        <w:t xml:space="preserve">Requisito funcional.</w:t>
+      </w:r>
+      <w:r>
+        <w:t xml:space="preserve"> </w:t>
+      </w:r>
+      <w:r>
+        <w:t xml:space="preserve">O sistema deve usar CPF válido como rota normal de resolução determinística da identidade, sujeito às travas de consistência cadastral.</w:t>
+      </w:r>
+    </w:p>
+    <w:p>
+      <w:pPr>
+        <w:pStyle w:val="BodyText"/>
+      </w:pPr>
+      <w:r>
+        <w:rPr>
+          <w:bCs/>
+          <w:b/>
+        </w:rPr>
+        <w:t xml:space="preserve">Critério de aceitação funcional.</w:t>
+      </w:r>
+      <w:r>
+        <w:t xml:space="preserve"> </w:t>
+      </w:r>
+      <w:r>
+        <w:t xml:space="preserve">CPF compatível resolve a identidade sem score probabilístico; divergência forte não é aceita silenciosamente.</w:t>
+      </w:r>
+    </w:p>
+    <w:p>
+      <w:pPr>
+        <w:pStyle w:val="BodyText"/>
+      </w:pPr>
+      <w:r>
+        <w:rPr>
+          <w:bCs/>
+          <w:b/>
+        </w:rPr>
+        <w:t xml:space="preserve">Rastreabilidade de negócio.</w:t>
+      </w:r>
+      <w:r>
+        <w:t xml:space="preserve"> </w:t>
+      </w:r>
+      <w:r>
+        <w:t xml:space="preserve">RN-005, RN-006</w:t>
+      </w:r>
+    </w:p>
+    <w:p>
+      <w:pPr>
+        <w:pStyle w:val="BodyText"/>
+      </w:pPr>
+      <w:r>
+        <w:rPr>
+          <w:bCs/>
+          <w:b/>
+        </w:rPr>
+        <w:t xml:space="preserve">Rastreabilidade de qualidade/técnica.</w:t>
+      </w:r>
+      <w:r>
+        <w:t xml:space="preserve"> </w:t>
+      </w:r>
+      <w:r>
+        <w:t xml:space="preserve">RNF: —; RT: RT-024</w:t>
+      </w:r>
+    </w:p>
+    <w:bookmarkEnd w:id="35"/>
+    <w:bookmarkStart w:id="36" w:name="Xfe5e255f5e9c427c2ae4102cbf31f0a52eb9abd"/>
+    <w:p>
+      <w:pPr>
+        <w:pStyle w:val="Heading4"/>
+      </w:pPr>
+      <w:r>
+        <w:t xml:space="preserve">RF-014 - Materializar conflito de identidade para tratamento governado</w:t>
+      </w:r>
+    </w:p>
+    <w:p>
+      <w:pPr>
+        <w:pStyle w:val="FirstParagraph"/>
+      </w:pPr>
+      <w:r>
+        <w:rPr>
+          <w:bCs/>
+          <w:b/>
+        </w:rPr>
+        <w:t xml:space="preserve">Requisito funcional.</w:t>
+      </w:r>
+      <w:r>
+        <w:t xml:space="preserve"> </w:t>
+      </w:r>
+      <w:r>
+        <w:t xml:space="preserve">O sistema deve registrar explicitamente conflito quando a resolução automática não puder atribuir uma Pessoa com segurança.</w:t>
+      </w:r>
+    </w:p>
+    <w:p>
+      <w:pPr>
+        <w:pStyle w:val="BodyText"/>
+      </w:pPr>
+      <w:r>
+        <w:rPr>
+          <w:bCs/>
+          <w:b/>
+        </w:rPr>
+        <w:t xml:space="preserve">Critério de aceitação funcional.</w:t>
+      </w:r>
+      <w:r>
+        <w:t xml:space="preserve"> </w:t>
+      </w:r>
+      <w:r>
+        <w:t xml:space="preserve">O conflito permanece consultável/auditável e não gera atribuição canônica indevida.</w:t>
+      </w:r>
+    </w:p>
+    <w:p>
+      <w:pPr>
+        <w:pStyle w:val="BodyText"/>
+      </w:pPr>
+      <w:r>
+        <w:rPr>
+          <w:bCs/>
+          <w:b/>
+        </w:rPr>
+        <w:t xml:space="preserve">Rastreabilidade de negócio.</w:t>
+      </w:r>
+      <w:r>
+        <w:t xml:space="preserve"> </w:t>
+      </w:r>
+      <w:r>
+        <w:t xml:space="preserve">RN-006, RN-024, RN-029</w:t>
+      </w:r>
+    </w:p>
+    <w:p>
+      <w:pPr>
+        <w:pStyle w:val="BodyText"/>
+      </w:pPr>
+      <w:r>
+        <w:rPr>
+          <w:bCs/>
+          <w:b/>
+        </w:rPr>
+        <w:t xml:space="preserve">Rastreabilidade de qualidade/técnica.</w:t>
+      </w:r>
+      <w:r>
+        <w:t xml:space="preserve"> </w:t>
+      </w:r>
+      <w:r>
+        <w:t xml:space="preserve">RNF: —; RT: RT-024, RT-030</w:t>
+      </w:r>
+    </w:p>
+    <w:bookmarkEnd w:id="36"/>
+    <w:bookmarkStart w:id="37" w:name="X8543fd4d33720af3dfd786be7528a6d73318efb"/>
+    <w:p>
+      <w:pPr>
+        <w:pStyle w:val="Heading4"/>
+      </w:pPr>
+      <w:r>
+        <w:t xml:space="preserve">RF-015 - Preservar Pessoa admitida sem CPF</w:t>
+      </w:r>
+    </w:p>
+    <w:p>
+      <w:pPr>
+        <w:pStyle w:val="FirstParagraph"/>
+      </w:pPr>
+      <w:r>
+        <w:rPr>
+          <w:bCs/>
+          <w:b/>
+        </w:rPr>
+        <w:t xml:space="preserve">Requisito funcional.</w:t>
+      </w:r>
+      <w:r>
+        <w:t xml:space="preserve"> </w:t>
+      </w:r>
+      <w:r>
+        <w:t xml:space="preserve">O sistema deve manter processável a Pessoa cujo contrato admita ausência de CPF, em estado de identidade não resolvido ou pendente.</w:t>
+      </w:r>
+    </w:p>
+    <w:p>
+      <w:pPr>
+        <w:pStyle w:val="BodyText"/>
+      </w:pPr>
+      <w:r>
+        <w:rPr>
+          <w:bCs/>
+          <w:b/>
+        </w:rPr>
+        <w:t xml:space="preserve">Critério de aceitação funcional.</w:t>
+      </w:r>
+      <w:r>
+        <w:t xml:space="preserve"> </w:t>
+      </w:r>
+      <w:r>
+        <w:t xml:space="preserve">A ausência admitida de CPF não elimina a Pessoa nem cria CPF sintético.</w:t>
+      </w:r>
+    </w:p>
+    <w:p>
+      <w:pPr>
+        <w:pStyle w:val="BodyText"/>
+      </w:pPr>
+      <w:r>
+        <w:rPr>
+          <w:bCs/>
+          <w:b/>
+        </w:rPr>
+        <w:t xml:space="preserve">Rastreabilidade de negócio.</w:t>
+      </w:r>
+      <w:r>
+        <w:t xml:space="preserve"> </w:t>
+      </w:r>
+      <w:r>
+        <w:t xml:space="preserve">RN-007, RN-024</w:t>
+      </w:r>
+    </w:p>
+    <w:p>
+      <w:pPr>
+        <w:pStyle w:val="BodyText"/>
+      </w:pPr>
+      <w:r>
+        <w:rPr>
+          <w:bCs/>
+          <w:b/>
+        </w:rPr>
+        <w:t xml:space="preserve">Rastreabilidade de qualidade/técnica.</w:t>
+      </w:r>
+      <w:r>
+        <w:t xml:space="preserve"> </w:t>
+      </w:r>
+      <w:r>
+        <w:t xml:space="preserve">RNF: RNF-023; RT: RT-025, RT-026</w:t>
+      </w:r>
+    </w:p>
+    <w:bookmarkEnd w:id="37"/>
+    <w:bookmarkStart w:id="38" w:name="X2de38bab1895953a0789b6da1d748149660e5e7"/>
+    <w:p>
+      <w:pPr>
+        <w:pStyle w:val="Heading4"/>
+      </w:pPr>
+      <w:r>
+        <w:t xml:space="preserve">RF-016 - Executar linkage probabilístico sobre identidades pendentes</w:t>
+      </w:r>
+    </w:p>
+    <w:p>
+      <w:pPr>
+        <w:pStyle w:val="FirstParagraph"/>
+      </w:pPr>
+      <w:r>
+        <w:rPr>
+          <w:bCs/>
+          <w:b/>
+        </w:rPr>
+        <w:t xml:space="preserve">Requisito funcional.</w:t>
+      </w:r>
+      <w:r>
+        <w:t xml:space="preserve"> </w:t>
+      </w:r>
+      <w:r>
+        <w:t xml:space="preserve">O sistema deve permitir avaliar, por processo separado, Pessoas elegíveis ao fallback probabilístico.</w:t>
+      </w:r>
+    </w:p>
+    <w:p>
+      <w:pPr>
+        <w:pStyle w:val="BodyText"/>
+      </w:pPr>
+      <w:r>
+        <w:rPr>
+          <w:bCs/>
+          <w:b/>
+        </w:rPr>
+        <w:t xml:space="preserve">Critério de aceitação funcional.</w:t>
+      </w:r>
+      <w:r>
+        <w:t xml:space="preserve"> </w:t>
+      </w:r>
+      <w:r>
+        <w:t xml:space="preserve">O resultado probabilístico é versionado e não bloqueia a rota determinística.</w:t>
+      </w:r>
+    </w:p>
+    <w:p>
+      <w:pPr>
+        <w:pStyle w:val="BodyText"/>
+      </w:pPr>
+      <w:r>
+        <w:rPr>
+          <w:bCs/>
+          <w:b/>
+        </w:rPr>
+        <w:t xml:space="preserve">Rastreabilidade de negócio.</w:t>
+      </w:r>
+      <w:r>
+        <w:t xml:space="preserve"> </w:t>
+      </w:r>
+      <w:r>
+        <w:t xml:space="preserve">RN-006, RN-007, RN-024, RN-028</w:t>
+      </w:r>
+    </w:p>
+    <w:p>
+      <w:pPr>
+        <w:pStyle w:val="BodyText"/>
+      </w:pPr>
+      <w:r>
+        <w:rPr>
+          <w:bCs/>
+          <w:b/>
+        </w:rPr>
+        <w:t xml:space="preserve">Rastreabilidade de qualidade/técnica.</w:t>
+      </w:r>
+      <w:r>
+        <w:t xml:space="preserve"> </w:t>
+      </w:r>
+      <w:r>
+        <w:t xml:space="preserve">RNF: RNF-023, RNF-025; RT: RT-026, RT-028</w:t>
+      </w:r>
+    </w:p>
+    <w:bookmarkEnd w:id="38"/>
+    <w:bookmarkStart w:id="39" w:name="X144ead992dc01dfc781b6a8798baf2958fc2c98"/>
+    <w:p>
+      <w:pPr>
+        <w:pStyle w:val="Heading4"/>
+      </w:pPr>
+      <w:r>
+        <w:t xml:space="preserve">RF-017 - Versionar e publicar modelos e runs de linkage</w:t>
+      </w:r>
+    </w:p>
+    <w:p>
+      <w:pPr>
+        <w:pStyle w:val="FirstParagraph"/>
+      </w:pPr>
+      <w:r>
+        <w:rPr>
+          <w:bCs/>
+          <w:b/>
+        </w:rPr>
+        <w:t xml:space="preserve">Requisito funcional.</w:t>
+      </w:r>
+      <w:r>
+        <w:t xml:space="preserve"> </w:t>
+      </w:r>
+      <w:r>
+        <w:t xml:space="preserve">O sistema deve registrar modelo, parâmetros, universo e estado de cada linkage_run, publicando apenas resultados concluídos segundo a governança.</w:t>
+      </w:r>
+    </w:p>
+    <w:p>
+      <w:pPr>
+        <w:pStyle w:val="BodyText"/>
+      </w:pPr>
+      <w:r>
+        <w:rPr>
+          <w:bCs/>
+          <w:b/>
+        </w:rPr>
+        <w:t xml:space="preserve">Critério de aceitação funcional.</w:t>
+      </w:r>
+      <w:r>
+        <w:t xml:space="preserve"> </w:t>
+      </w:r>
+      <w:r>
+        <w:t xml:space="preserve">Um replay identifica o modelo/versão utilizados e não mistura versões dentro do mesmo run.</w:t>
+      </w:r>
+    </w:p>
+    <w:p>
+      <w:pPr>
+        <w:pStyle w:val="BodyText"/>
+      </w:pPr>
+      <w:r>
+        <w:rPr>
+          <w:bCs/>
+          <w:b/>
+        </w:rPr>
+        <w:t xml:space="preserve">Rastreabilidade de negócio.</w:t>
+      </w:r>
+      <w:r>
+        <w:t xml:space="preserve"> </w:t>
+      </w:r>
+      <w:r>
+        <w:t xml:space="preserve">RN-014, RN-024, RN-029</w:t>
+      </w:r>
+    </w:p>
+    <w:p>
+      <w:pPr>
+        <w:pStyle w:val="BodyText"/>
+      </w:pPr>
+      <w:r>
+        <w:rPr>
+          <w:bCs/>
+          <w:b/>
+        </w:rPr>
+        <w:t xml:space="preserve">Rastreabilidade de qualidade/técnica.</w:t>
+      </w:r>
+      <w:r>
+        <w:t xml:space="preserve"> </w:t>
+      </w:r>
+      <w:r>
+        <w:t xml:space="preserve">RNF: RNF-016, RNF-021, RNF-022, RNF-024; RT: RT-027, RT-029</w:t>
+      </w:r>
+    </w:p>
+    <w:bookmarkEnd w:id="39"/>
+    <w:bookmarkStart w:id="40" w:name="X552991a72b0dd66f7918d1dffff8a78050b3169"/>
+    <w:p>
+      <w:pPr>
+        <w:pStyle w:val="Heading4"/>
+      </w:pPr>
+      <w:r>
+        <w:t xml:space="preserve">RF-018 - Governar correção, fusão e separação de identidades</w:t>
+      </w:r>
+    </w:p>
+    <w:p>
+      <w:pPr>
+        <w:pStyle w:val="FirstParagraph"/>
+      </w:pPr>
+      <w:r>
+        <w:rPr>
+          <w:bCs/>
+          <w:b/>
+        </w:rPr>
+        <w:t xml:space="preserve">Requisito funcional.</w:t>
+      </w:r>
+      <w:r>
+        <w:t xml:space="preserve"> </w:t>
+      </w:r>
+      <w:r>
+        <w:t xml:space="preserve">O sistema deve executar correções estruturais de identidade somente por operações governadas e auditáveis, preservando sucessão e histórico.</w:t>
+      </w:r>
+    </w:p>
+    <w:p>
+      <w:pPr>
+        <w:pStyle w:val="BodyText"/>
+      </w:pPr>
+      <w:r>
+        <w:rPr>
+          <w:bCs/>
+          <w:b/>
+        </w:rPr>
+        <w:t xml:space="preserve">Critério de aceitação funcional.</w:t>
+      </w:r>
+      <w:r>
+        <w:t xml:space="preserve"> </w:t>
+      </w:r>
+      <w:r>
+        <w:t xml:space="preserve">Operações inválidas são recusadas antes de mutação parcial e operações válidas deixam trilha completa.</w:t>
+      </w:r>
+    </w:p>
+    <w:p>
+      <w:pPr>
+        <w:pStyle w:val="BodyText"/>
+      </w:pPr>
+      <w:r>
+        <w:rPr>
+          <w:bCs/>
+          <w:b/>
+        </w:rPr>
+        <w:t xml:space="preserve">Rastreabilidade de negócio.</w:t>
+      </w:r>
+      <w:r>
+        <w:t xml:space="preserve"> </w:t>
+      </w:r>
+      <w:r>
+        <w:t xml:space="preserve">RN-005, RN-029</w:t>
+      </w:r>
+    </w:p>
+    <w:p>
+      <w:pPr>
+        <w:pStyle w:val="BodyText"/>
+      </w:pPr>
+      <w:r>
+        <w:rPr>
+          <w:bCs/>
+          <w:b/>
+        </w:rPr>
+        <w:t xml:space="preserve">Rastreabilidade de qualidade/técnica.</w:t>
+      </w:r>
+      <w:r>
+        <w:t xml:space="preserve"> </w:t>
+      </w:r>
+      <w:r>
+        <w:t xml:space="preserve">RNF: —; RT: RT-030</w:t>
+      </w:r>
+    </w:p>
+    <w:bookmarkEnd w:id="40"/>
+    <w:bookmarkStart w:id="41" w:name="X1ac089cb3a5597c99b65b2a38e8a46b7980abb0"/>
+    <w:p>
+      <w:pPr>
+        <w:pStyle w:val="Heading4"/>
+      </w:pPr>
+      <w:r>
+        <w:t xml:space="preserve">RF-019 - Manter núcleo de identidade separado dos atributos transversais</w:t>
+      </w:r>
+    </w:p>
+    <w:p>
+      <w:pPr>
+        <w:pStyle w:val="FirstParagraph"/>
+      </w:pPr>
+      <w:r>
+        <w:rPr>
+          <w:bCs/>
+          <w:b/>
+        </w:rPr>
+        <w:t xml:space="preserve">Requisito funcional.</w:t>
+      </w:r>
+      <w:r>
+        <w:t xml:space="preserve"> </w:t>
+      </w:r>
+      <w:r>
+        <w:t xml:space="preserve">O sistema deve tratar CPF, nome, data de nascimento e nome da mãe como núcleo de identidade e manter contatos/endereço/outros atributos no modelo transversal apropriado.</w:t>
+      </w:r>
+    </w:p>
+    <w:p>
+      <w:pPr>
+        <w:pStyle w:val="BodyText"/>
+      </w:pPr>
+      <w:r>
+        <w:rPr>
+          <w:bCs/>
+          <w:b/>
+        </w:rPr>
+        <w:t xml:space="preserve">Critério de aceitação funcional.</w:t>
+      </w:r>
+      <w:r>
+        <w:t xml:space="preserve"> </w:t>
+      </w:r>
+      <w:r>
+        <w:t xml:space="preserve">Consultas e persistência distinguem núcleo fixo de atributos multivalorados/versionáveis.</w:t>
+      </w:r>
+    </w:p>
+    <w:p>
+      <w:pPr>
+        <w:pStyle w:val="BodyText"/>
+      </w:pPr>
+      <w:r>
+        <w:rPr>
+          <w:bCs/>
+          <w:b/>
+        </w:rPr>
+        <w:t xml:space="preserve">Rastreabilidade de negócio.</w:t>
+      </w:r>
+      <w:r>
+        <w:t xml:space="preserve"> </w:t>
+      </w:r>
+      <w:r>
+        <w:t xml:space="preserve">RN-008</w:t>
+      </w:r>
+    </w:p>
+    <w:p>
+      <w:pPr>
+        <w:pStyle w:val="BodyText"/>
+      </w:pPr>
+      <w:r>
+        <w:rPr>
+          <w:bCs/>
+          <w:b/>
+        </w:rPr>
+        <w:t xml:space="preserve">Rastreabilidade de qualidade/técnica.</w:t>
+      </w:r>
+      <w:r>
+        <w:t xml:space="preserve"> </w:t>
+      </w:r>
+      <w:r>
+        <w:t xml:space="preserve">RNF: RNF-005; RT: RT-023, RT-034</w:t>
+      </w:r>
+    </w:p>
+    <w:bookmarkEnd w:id="41"/>
+    <w:bookmarkStart w:id="42" w:name="Xab9080719e224026bfa868fa6a17eee63095862"/>
+    <w:p>
+      <w:pPr>
+        <w:pStyle w:val="Heading4"/>
+      </w:pPr>
+      <w:r>
+        <w:t xml:space="preserve">RF-020 - Registrar evidência para atributos transversais</w:t>
+      </w:r>
+    </w:p>
+    <w:p>
+      <w:pPr>
+        <w:pStyle w:val="FirstParagraph"/>
+      </w:pPr>
+      <w:r>
+        <w:rPr>
+          <w:bCs/>
+          <w:b/>
+        </w:rPr>
+        <w:t xml:space="preserve">Requisito funcional.</w:t>
+      </w:r>
+      <w:r>
+        <w:t xml:space="preserve"> </w:t>
+      </w:r>
+      <w:r>
+        <w:t xml:space="preserve">O sistema deve registrar origem, método, temporalidade e evidência aplicáveis a valores transversais, incluindo verificação documental quando admitida.</w:t>
+      </w:r>
+    </w:p>
+    <w:p>
+      <w:pPr>
+        <w:pStyle w:val="BodyText"/>
+      </w:pPr>
+      <w:r>
+        <w:rPr>
+          <w:bCs/>
+          <w:b/>
+        </w:rPr>
+        <w:t xml:space="preserve">Critério de aceitação funcional.</w:t>
+      </w:r>
+      <w:r>
+        <w:t xml:space="preserve"> </w:t>
+      </w:r>
+      <w:r>
+        <w:t xml:space="preserve">A evidência pode ser auditada sem conferir precedência automática ao órgão que a produziu.</w:t>
+      </w:r>
+    </w:p>
+    <w:p>
+      <w:pPr>
+        <w:pStyle w:val="BodyText"/>
+      </w:pPr>
+      <w:r>
+        <w:rPr>
+          <w:bCs/>
+          <w:b/>
+        </w:rPr>
+        <w:t xml:space="preserve">Rastreabilidade de negócio.</w:t>
+      </w:r>
+      <w:r>
+        <w:t xml:space="preserve"> </w:t>
+      </w:r>
+      <w:r>
+        <w:t xml:space="preserve">RN-009, RN-010, RN-029</w:t>
+      </w:r>
+    </w:p>
+    <w:p>
+      <w:pPr>
+        <w:pStyle w:val="BodyText"/>
+      </w:pPr>
+      <w:r>
+        <w:rPr>
+          <w:bCs/>
+          <w:b/>
+        </w:rPr>
+        <w:t xml:space="preserve">Rastreabilidade de qualidade/técnica.</w:t>
+      </w:r>
+      <w:r>
+        <w:t xml:space="preserve"> </w:t>
+      </w:r>
+      <w:r>
+        <w:t xml:space="preserve">RNF: —; RT: RT-034</w:t>
+      </w:r>
+    </w:p>
+    <w:bookmarkEnd w:id="42"/>
+    <w:bookmarkStart w:id="43" w:name="Xcf0f0f6e498067077a3f557ac4d1e968eaa5257"/>
+    <w:p>
+      <w:pPr>
+        <w:pStyle w:val="Heading4"/>
+      </w:pPr>
+      <w:r>
+        <w:t xml:space="preserve">RF-021 - Recalcular valor Golden por evidência e temporalidade</w:t>
+      </w:r>
+    </w:p>
+    <w:p>
+      <w:pPr>
+        <w:pStyle w:val="FirstParagraph"/>
+      </w:pPr>
+      <w:r>
+        <w:rPr>
+          <w:bCs/>
+          <w:b/>
+        </w:rPr>
+        <w:t xml:space="preserve">Requisito funcional.</w:t>
+      </w:r>
+      <w:r>
+        <w:t xml:space="preserve"> </w:t>
+      </w:r>
+      <w:r>
+        <w:t xml:space="preserve">O sistema deve selecionar/recompor o valor Golden transversal de acordo com catálogo de evidências, pertinência e temporalidade.</w:t>
+      </w:r>
+    </w:p>
+    <w:p>
+      <w:pPr>
+        <w:pStyle w:val="BodyText"/>
+      </w:pPr>
+      <w:r>
+        <w:rPr>
+          <w:bCs/>
+          <w:b/>
+        </w:rPr>
+        <w:t xml:space="preserve">Critério de aceitação funcional.</w:t>
+      </w:r>
+      <w:r>
+        <w:t xml:space="preserve"> </w:t>
+      </w:r>
+      <w:r>
+        <w:t xml:space="preserve">Mudança de evidência pode alterar o valor Golden sem apagar divergências históricas relevantes.</w:t>
+      </w:r>
+    </w:p>
+    <w:p>
+      <w:pPr>
+        <w:pStyle w:val="BodyText"/>
+      </w:pPr>
+      <w:r>
+        <w:rPr>
+          <w:bCs/>
+          <w:b/>
+        </w:rPr>
+        <w:t xml:space="preserve">Rastreabilidade de negócio.</w:t>
+      </w:r>
+      <w:r>
+        <w:t xml:space="preserve"> </w:t>
+      </w:r>
+      <w:r>
+        <w:t xml:space="preserve">RN-009, RN-010</w:t>
+      </w:r>
+    </w:p>
+    <w:p>
+      <w:pPr>
+        <w:pStyle w:val="BodyText"/>
+      </w:pPr>
+      <w:r>
+        <w:rPr>
+          <w:bCs/>
+          <w:b/>
+        </w:rPr>
+        <w:t xml:space="preserve">Rastreabilidade de qualidade/técnica.</w:t>
+      </w:r>
+      <w:r>
+        <w:t xml:space="preserve"> </w:t>
+      </w:r>
+      <w:r>
+        <w:t xml:space="preserve">RNF: —; RT: RT-034</w:t>
+      </w:r>
+    </w:p>
+    <w:bookmarkEnd w:id="43"/>
+    <w:bookmarkEnd w:id="44"/>
+    <w:bookmarkStart w:id="52" w:name="fatos-qualidade-e-possibilidades"/>
+    <w:p>
+      <w:pPr>
+        <w:pStyle w:val="Heading3"/>
+      </w:pPr>
+      <w:r>
+        <w:t xml:space="preserve">3.3 Fatos, qualidade e Possibilidades</w:t>
+      </w:r>
+    </w:p>
+    <w:bookmarkStart w:id="45" w:name="Xfdce076e37d1a8b70d90962ac3ccc97230b313d"/>
+    <w:p>
+      <w:pPr>
+        <w:pStyle w:val="Heading4"/>
+      </w:pPr>
+      <w:r>
+        <w:t xml:space="preserve">RF-022 - Materializar Benefícios e Serviços como fatos administrativos</w:t>
+      </w:r>
+    </w:p>
+    <w:p>
+      <w:pPr>
+        <w:pStyle w:val="FirstParagraph"/>
+      </w:pPr>
+      <w:r>
+        <w:rPr>
+          <w:bCs/>
+          <w:b/>
+        </w:rPr>
+        <w:t xml:space="preserve">Requisito funcional.</w:t>
+      </w:r>
+      <w:r>
+        <w:t xml:space="preserve"> </w:t>
+      </w:r>
+      <w:r>
+        <w:t xml:space="preserve">O sistema deve persistir Benefícios Concedidos e Serviços Prestados em histórico factual próprio, distinto da Gold cadastral.</w:t>
+      </w:r>
+    </w:p>
+    <w:p>
+      <w:pPr>
+        <w:pStyle w:val="BodyText"/>
+      </w:pPr>
+      <w:r>
+        <w:rPr>
+          <w:bCs/>
+          <w:b/>
+        </w:rPr>
+        <w:t xml:space="preserve">Critério de aceitação funcional.</w:t>
+      </w:r>
+      <w:r>
+        <w:t xml:space="preserve"> </w:t>
+      </w:r>
+      <w:r>
+        <w:t xml:space="preserve">Fatos mantêm Tipo, origem, temporalidade e identificador estável da origem.</w:t>
+      </w:r>
+    </w:p>
+    <w:p>
+      <w:pPr>
+        <w:pStyle w:val="BodyText"/>
+      </w:pPr>
+      <w:r>
+        <w:rPr>
+          <w:bCs/>
+          <w:b/>
+        </w:rPr>
+        <w:t xml:space="preserve">Rastreabilidade de negócio.</w:t>
+      </w:r>
+      <w:r>
+        <w:t xml:space="preserve"> </w:t>
+      </w:r>
+      <w:r>
+        <w:t xml:space="preserve">RN-011</w:t>
+      </w:r>
+    </w:p>
+    <w:p>
+      <w:pPr>
+        <w:pStyle w:val="BodyText"/>
+      </w:pPr>
+      <w:r>
+        <w:rPr>
+          <w:bCs/>
+          <w:b/>
+        </w:rPr>
+        <w:t xml:space="preserve">Rastreabilidade de qualidade/técnica.</w:t>
+      </w:r>
+      <w:r>
+        <w:t xml:space="preserve"> </w:t>
+      </w:r>
+      <w:r>
+        <w:t xml:space="preserve">RNF: RNF-014; RT: RT-031, RT-033</w:t>
+      </w:r>
+    </w:p>
+    <w:bookmarkEnd w:id="45"/>
+    <w:bookmarkStart w:id="46" w:name="Xe4fa3a1aee1981b91ac68976bd4b846a12bc4f0"/>
+    <w:p>
+      <w:pPr>
+        <w:pStyle w:val="Heading4"/>
+      </w:pPr>
+      <w:r>
+        <w:t xml:space="preserve">RF-023 - Preservar fato válido sem atribuição canônica</w:t>
+      </w:r>
+    </w:p>
+    <w:p>
+      <w:pPr>
+        <w:pStyle w:val="FirstParagraph"/>
+      </w:pPr>
+      <w:r>
+        <w:rPr>
+          <w:bCs/>
+          <w:b/>
+        </w:rPr>
+        <w:t xml:space="preserve">Requisito funcional.</w:t>
+      </w:r>
+      <w:r>
+        <w:t xml:space="preserve"> </w:t>
+      </w:r>
+      <w:r>
+        <w:t xml:space="preserve">O sistema deve manter fato finalístico válido mesmo quando PESSOA_UUID estiver ausente por identidade pendente ou conflitada.</w:t>
+      </w:r>
+    </w:p>
+    <w:p>
+      <w:pPr>
+        <w:pStyle w:val="BodyText"/>
+      </w:pPr>
+      <w:r>
+        <w:rPr>
+          <w:bCs/>
+          <w:b/>
+        </w:rPr>
+        <w:t xml:space="preserve">Critério de aceitação funcional.</w:t>
+      </w:r>
+      <w:r>
+        <w:t xml:space="preserve"> </w:t>
+      </w:r>
+      <w:r>
+        <w:t xml:space="preserve">O fato permanece disponível com sujeito/identificador declarado pela origem.</w:t>
+      </w:r>
+    </w:p>
+    <w:p>
+      <w:pPr>
+        <w:pStyle w:val="BodyText"/>
+      </w:pPr>
+      <w:r>
+        <w:rPr>
+          <w:bCs/>
+          <w:b/>
+        </w:rPr>
+        <w:t xml:space="preserve">Rastreabilidade de negócio.</w:t>
+      </w:r>
+      <w:r>
+        <w:t xml:space="preserve"> </w:t>
+      </w:r>
+      <w:r>
+        <w:t xml:space="preserve">RN-012</w:t>
+      </w:r>
+    </w:p>
+    <w:p>
+      <w:pPr>
+        <w:pStyle w:val="BodyText"/>
+      </w:pPr>
+      <w:r>
+        <w:rPr>
+          <w:bCs/>
+          <w:b/>
+        </w:rPr>
+        <w:t xml:space="preserve">Rastreabilidade de qualidade/técnica.</w:t>
+      </w:r>
+      <w:r>
+        <w:t xml:space="preserve"> </w:t>
+      </w:r>
+      <w:r>
+        <w:t xml:space="preserve">RNF: —; RT: RT-033</w:t>
+      </w:r>
+    </w:p>
+    <w:bookmarkEnd w:id="46"/>
+    <w:bookmarkStart w:id="47" w:name="X6d3d00efa555140eee87905e017e4520ffd0c2e"/>
+    <w:p>
+      <w:pPr>
+        <w:pStyle w:val="Heading4"/>
+      </w:pPr>
+      <w:r>
+        <w:t xml:space="preserve">RF-024 - Reprocessar e recompor materializações de forma idempotente</w:t>
+      </w:r>
+    </w:p>
+    <w:p>
+      <w:pPr>
+        <w:pStyle w:val="FirstParagraph"/>
+      </w:pPr>
+      <w:r>
+        <w:rPr>
+          <w:bCs/>
+          <w:b/>
+        </w:rPr>
+        <w:t xml:space="preserve">Requisito funcional.</w:t>
+      </w:r>
+      <w:r>
+        <w:t xml:space="preserve"> </w:t>
+      </w:r>
+      <w:r>
+        <w:t xml:space="preserve">O sistema deve permitir reprocessamento/recomposição controlada de Silver, identidade e Gold sem duplicar estado de negócio.</w:t>
+      </w:r>
+    </w:p>
+    <w:p>
+      <w:pPr>
+        <w:pStyle w:val="BodyText"/>
+      </w:pPr>
+      <w:r>
+        <w:rPr>
+          <w:bCs/>
+          <w:b/>
+        </w:rPr>
+        <w:t xml:space="preserve">Critério de aceitação funcional.</w:t>
+      </w:r>
+      <w:r>
+        <w:t xml:space="preserve"> </w:t>
+      </w:r>
+      <w:r>
+        <w:t xml:space="preserve">Replay do mesmo conjunto produz estado funcional equivalente e rastreável.</w:t>
+      </w:r>
+    </w:p>
+    <w:p>
+      <w:pPr>
+        <w:pStyle w:val="BodyText"/>
+      </w:pPr>
+      <w:r>
+        <w:rPr>
+          <w:bCs/>
+          <w:b/>
+        </w:rPr>
+        <w:t xml:space="preserve">Rastreabilidade de negócio.</w:t>
+      </w:r>
+      <w:r>
+        <w:t xml:space="preserve"> </w:t>
+      </w:r>
+      <w:r>
+        <w:t xml:space="preserve">RN-003, RN-023, RN-028</w:t>
+      </w:r>
+    </w:p>
+    <w:p>
+      <w:pPr>
+        <w:pStyle w:val="BodyText"/>
+      </w:pPr>
+      <w:r>
+        <w:rPr>
+          <w:bCs/>
+          <w:b/>
+        </w:rPr>
+        <w:t xml:space="preserve">Rastreabilidade de qualidade/técnica.</w:t>
+      </w:r>
+      <w:r>
+        <w:t xml:space="preserve"> </w:t>
+      </w:r>
+      <w:r>
+        <w:t xml:space="preserve">RNF: RNF-006; RT: RT-020, RT-032, RT-033</w:t>
+      </w:r>
+    </w:p>
+    <w:bookmarkEnd w:id="47"/>
+    <w:bookmarkStart w:id="48" w:name="Xbc1ae64c49c6faa6a747e5b9d243eed5f9a49dc"/>
+    <w:p>
+      <w:pPr>
+        <w:pStyle w:val="Heading4"/>
+      </w:pPr>
+      <w:r>
+        <w:t xml:space="preserve">RF-025 - Executar controles de qualidade e registrar seus resultados</w:t>
+      </w:r>
+    </w:p>
+    <w:p>
+      <w:pPr>
+        <w:pStyle w:val="FirstParagraph"/>
+      </w:pPr>
+      <w:r>
+        <w:rPr>
+          <w:bCs/>
+          <w:b/>
+        </w:rPr>
+        <w:t xml:space="preserve">Requisito funcional.</w:t>
+      </w:r>
+      <w:r>
+        <w:t xml:space="preserve"> </w:t>
+      </w:r>
+      <w:r>
+        <w:t xml:space="preserve">O sistema deve aplicar regras de qualidade pertinentes à Entrega, Pessoa e Registro e tornar os resultados observáveis.</w:t>
+      </w:r>
+    </w:p>
+    <w:p>
+      <w:pPr>
+        <w:pStyle w:val="BodyText"/>
+      </w:pPr>
+      <w:r>
+        <w:rPr>
+          <w:bCs/>
+          <w:b/>
+        </w:rPr>
+        <w:t xml:space="preserve">Critério de aceitação funcional.</w:t>
+      </w:r>
+      <w:r>
+        <w:t xml:space="preserve"> </w:t>
+      </w:r>
+      <w:r>
+        <w:t xml:space="preserve">Falhas/bloqueios de QC são identificáveis por regra/versão e não desaparecem no agregado.</w:t>
+      </w:r>
+    </w:p>
+    <w:p>
+      <w:pPr>
+        <w:pStyle w:val="BodyText"/>
+      </w:pPr>
+      <w:r>
+        <w:rPr>
+          <w:bCs/>
+          <w:b/>
+        </w:rPr>
+        <w:t xml:space="preserve">Rastreabilidade de negócio.</w:t>
+      </w:r>
+      <w:r>
+        <w:t xml:space="preserve"> </w:t>
+      </w:r>
+      <w:r>
+        <w:t xml:space="preserve">RN-023, RN-024, RN-029</w:t>
+      </w:r>
+    </w:p>
+    <w:p>
+      <w:pPr>
+        <w:pStyle w:val="BodyText"/>
+      </w:pPr>
+      <w:r>
+        <w:rPr>
+          <w:bCs/>
+          <w:b/>
+        </w:rPr>
+        <w:t xml:space="preserve">Rastreabilidade de qualidade/técnica.</w:t>
+      </w:r>
+      <w:r>
+        <w:t xml:space="preserve"> </w:t>
+      </w:r>
+      <w:r>
+        <w:t xml:space="preserve">RNF: —; RT: RT-019, RT-046, RT-064</w:t>
+      </w:r>
+    </w:p>
+    <w:bookmarkEnd w:id="48"/>
+    <w:bookmarkStart w:id="49" w:name="X52895ba11e8f38f2152809e4fad9dfaa76a175f"/>
+    <w:p>
+      <w:pPr>
+        <w:pStyle w:val="Heading4"/>
+      </w:pPr>
+      <w:r>
+        <w:t xml:space="preserve">RF-026 - Calcular Possibilidades por avaliadores versionados</w:t>
+      </w:r>
+    </w:p>
+    <w:p>
+      <w:pPr>
+        <w:pStyle w:val="FirstParagraph"/>
+      </w:pPr>
+      <w:r>
+        <w:rPr>
+          <w:bCs/>
+          <w:b/>
+        </w:rPr>
+        <w:t xml:space="preserve">Requisito funcional.</w:t>
+      </w:r>
+      <w:r>
+        <w:t xml:space="preserve"> </w:t>
+      </w:r>
+      <w:r>
+        <w:t xml:space="preserve">O sistema deve executar regras de Possibilidade versionadas sobre dados elegíveis, registrando resultado e versão do avaliador.</w:t>
+      </w:r>
+    </w:p>
+    <w:p>
+      <w:pPr>
+        <w:pStyle w:val="BodyText"/>
+      </w:pPr>
+      <w:r>
+        <w:rPr>
+          <w:bCs/>
+          <w:b/>
+        </w:rPr>
+        <w:t xml:space="preserve">Critério de aceitação funcional.</w:t>
+      </w:r>
+      <w:r>
+        <w:t xml:space="preserve"> </w:t>
+      </w:r>
+      <w:r>
+        <w:t xml:space="preserve">O resultado COMPATIVEL é reproduzível pela versão da regra e não é convertido em fato/concessão.</w:t>
+      </w:r>
+    </w:p>
+    <w:p>
+      <w:pPr>
+        <w:pStyle w:val="BodyText"/>
+      </w:pPr>
+      <w:r>
+        <w:rPr>
+          <w:bCs/>
+          <w:b/>
+        </w:rPr>
+        <w:t xml:space="preserve">Rastreabilidade de negócio.</w:t>
+      </w:r>
+      <w:r>
+        <w:t xml:space="preserve"> </w:t>
+      </w:r>
+      <w:r>
+        <w:t xml:space="preserve">RN-013, RN-014</w:t>
+      </w:r>
+    </w:p>
+    <w:p>
+      <w:pPr>
+        <w:pStyle w:val="BodyText"/>
+      </w:pPr>
+      <w:r>
+        <w:rPr>
+          <w:bCs/>
+          <w:b/>
+        </w:rPr>
+        <w:t xml:space="preserve">Rastreabilidade de qualidade/técnica.</w:t>
+      </w:r>
+      <w:r>
+        <w:t xml:space="preserve"> </w:t>
+      </w:r>
+      <w:r>
+        <w:t xml:space="preserve">RNF: RNF-014; RT: RT-038, RT-064</w:t>
+      </w:r>
+    </w:p>
+    <w:bookmarkEnd w:id="49"/>
+    <w:bookmarkStart w:id="50" w:name="Xbb10a49ed644fc36e7721cfd7f26015e8e2861b"/>
+    <w:p>
+      <w:pPr>
+        <w:pStyle w:val="Heading4"/>
+      </w:pPr>
+      <w:r>
+        <w:t xml:space="preserve">RF-027 - Separar Possibilidades de Registros</w:t>
+      </w:r>
+    </w:p>
+    <w:p>
+      <w:pPr>
+        <w:pStyle w:val="FirstParagraph"/>
+      </w:pPr>
+      <w:r>
+        <w:rPr>
+          <w:bCs/>
+          <w:b/>
+        </w:rPr>
+        <w:t xml:space="preserve">Requisito funcional.</w:t>
+      </w:r>
+      <w:r>
+        <w:t xml:space="preserve"> </w:t>
+      </w:r>
+      <w:r>
+        <w:t xml:space="preserve">O sistema deve armazenar e consultar Possibilidades em estrutura e endpoint semanticamente distintos dos fatos administrativos.</w:t>
+      </w:r>
+    </w:p>
+    <w:p>
+      <w:pPr>
+        <w:pStyle w:val="BodyText"/>
+      </w:pPr>
+      <w:r>
+        <w:rPr>
+          <w:bCs/>
+          <w:b/>
+        </w:rPr>
+        <w:t xml:space="preserve">Critério de aceitação funcional.</w:t>
+      </w:r>
+      <w:r>
+        <w:t xml:space="preserve"> </w:t>
+      </w:r>
+      <w:r>
+        <w:t xml:space="preserve">Nenhuma Possibilidade aparece como Benefício/Serviço ocorrido.</w:t>
+      </w:r>
+    </w:p>
+    <w:p>
+      <w:pPr>
+        <w:pStyle w:val="BodyText"/>
+      </w:pPr>
+      <w:r>
+        <w:rPr>
+          <w:bCs/>
+          <w:b/>
+        </w:rPr>
+        <w:t xml:space="preserve">Rastreabilidade de negócio.</w:t>
+      </w:r>
+      <w:r>
+        <w:t xml:space="preserve"> </w:t>
+      </w:r>
+      <w:r>
+        <w:t xml:space="preserve">RN-011, RN-013</w:t>
+      </w:r>
+    </w:p>
+    <w:p>
+      <w:pPr>
+        <w:pStyle w:val="BodyText"/>
+      </w:pPr>
+      <w:r>
+        <w:rPr>
+          <w:bCs/>
+          <w:b/>
+        </w:rPr>
+        <w:t xml:space="preserve">Rastreabilidade de qualidade/técnica.</w:t>
+      </w:r>
+      <w:r>
+        <w:t xml:space="preserve"> </w:t>
+      </w:r>
+      <w:r>
+        <w:t xml:space="preserve">RNF: RNF-014; RT: RT-038</w:t>
+      </w:r>
+    </w:p>
+    <w:bookmarkEnd w:id="50"/>
+    <w:bookmarkStart w:id="51" w:name="X0f446d63414754d4714d73aab9049e22c1549c1"/>
+    <w:p>
+      <w:pPr>
+        <w:pStyle w:val="Heading4"/>
+      </w:pPr>
+      <w:r>
+        <w:t xml:space="preserve">RF-028 - Expor cobertura, pendência e incerteza</w:t>
+      </w:r>
+    </w:p>
+    <w:p>
+      <w:pPr>
+        <w:pStyle w:val="FirstParagraph"/>
+      </w:pPr>
+      <w:r>
+        <w:rPr>
+          <w:bCs/>
+          <w:b/>
+        </w:rPr>
+        <w:t xml:space="preserve">Requisito funcional.</w:t>
+      </w:r>
+      <w:r>
+        <w:t xml:space="preserve"> </w:t>
+      </w:r>
+      <w:r>
+        <w:t xml:space="preserve">O sistema deve disponibilizar indicadores que permitam distinguir cobertura de identidade, pendências, conflitos e qualidade para interpretação analítica.</w:t>
+      </w:r>
+    </w:p>
+    <w:p>
+      <w:pPr>
+        <w:pStyle w:val="BodyText"/>
+      </w:pPr>
+      <w:r>
+        <w:rPr>
+          <w:bCs/>
+          <w:b/>
+        </w:rPr>
+        <w:t xml:space="preserve">Critério de aceitação funcional.</w:t>
+      </w:r>
+      <w:r>
+        <w:t xml:space="preserve"> </w:t>
+      </w:r>
+      <w:r>
+        <w:t xml:space="preserve">BI/serving conseguem diferenciar população resolvida, não resolvida e outras dimensões de incerteza previstas.</w:t>
+      </w:r>
+    </w:p>
+    <w:p>
+      <w:pPr>
+        <w:pStyle w:val="BodyText"/>
+      </w:pPr>
+      <w:r>
+        <w:rPr>
+          <w:bCs/>
+          <w:b/>
+        </w:rPr>
+        <w:t xml:space="preserve">Rastreabilidade de negócio.</w:t>
+      </w:r>
+      <w:r>
+        <w:t xml:space="preserve"> </w:t>
+      </w:r>
+      <w:r>
+        <w:t xml:space="preserve">RN-024, RN-025</w:t>
+      </w:r>
+    </w:p>
+    <w:p>
+      <w:pPr>
+        <w:pStyle w:val="BodyText"/>
+      </w:pPr>
+      <w:r>
+        <w:rPr>
+          <w:bCs/>
+          <w:b/>
+        </w:rPr>
+        <w:t xml:space="preserve">Rastreabilidade de qualidade/técnica.</w:t>
+      </w:r>
+      <w:r>
+        <w:t xml:space="preserve"> </w:t>
+      </w:r>
+      <w:r>
+        <w:t xml:space="preserve">RNF: —; RT: RT-046</w:t>
+      </w:r>
+    </w:p>
+    <w:bookmarkEnd w:id="51"/>
+    <w:bookmarkEnd w:id="52"/>
+    <w:bookmarkStart w:id="57" w:name="referência-territorial"/>
+    <w:p>
+      <w:pPr>
+        <w:pStyle w:val="Heading3"/>
+      </w:pPr>
+      <w:r>
+        <w:t xml:space="preserve">3.4 Referência Territorial</w:t>
+      </w:r>
+    </w:p>
+    <w:bookmarkStart w:id="53" w:name="X7753da8163e00de741f90de662b6af3c0a61124"/>
+    <w:p>
+      <w:pPr>
+        <w:pStyle w:val="Heading4"/>
+      </w:pPr>
+      <w:r>
+        <w:t xml:space="preserve">RF-029 - Receber e armazenar Referência Territorial própria</w:t>
+      </w:r>
+    </w:p>
+    <w:p>
+      <w:pPr>
+        <w:pStyle w:val="FirstParagraph"/>
+      </w:pPr>
+      <w:r>
+        <w:rPr>
+          <w:bCs/>
+          <w:b/>
+        </w:rPr>
+        <w:t xml:space="preserve">Requisito funcional.</w:t>
+      </w:r>
+      <w:r>
+        <w:t xml:space="preserve"> </w:t>
+      </w:r>
+      <w:r>
+        <w:t xml:space="preserve">O sistema deve tratar Referência Territorial como informação temporal própria, distinta de endereço residencial/correspondência.</w:t>
+      </w:r>
+    </w:p>
+    <w:p>
+      <w:pPr>
+        <w:pStyle w:val="BodyText"/>
+      </w:pPr>
+      <w:r>
+        <w:rPr>
+          <w:bCs/>
+          <w:b/>
+        </w:rPr>
+        <w:t xml:space="preserve">Critério de aceitação funcional.</w:t>
+      </w:r>
+      <w:r>
+        <w:t xml:space="preserve"> </w:t>
+      </w:r>
+      <w:r>
+        <w:t xml:space="preserve">O vínculo territorial registra natureza, situação e origem aplicáveis.</w:t>
+      </w:r>
+    </w:p>
+    <w:p>
+      <w:pPr>
+        <w:pStyle w:val="BodyText"/>
+      </w:pPr>
+      <w:r>
+        <w:rPr>
+          <w:bCs/>
+          <w:b/>
+        </w:rPr>
+        <w:t xml:space="preserve">Rastreabilidade de negócio.</w:t>
+      </w:r>
+      <w:r>
+        <w:t xml:space="preserve"> </w:t>
+      </w:r>
+      <w:r>
+        <w:t xml:space="preserve">RN-015, RN-016, RN-021</w:t>
+      </w:r>
+    </w:p>
+    <w:p>
+      <w:pPr>
+        <w:pStyle w:val="BodyText"/>
+      </w:pPr>
+      <w:r>
+        <w:rPr>
+          <w:bCs/>
+          <w:b/>
+        </w:rPr>
+        <w:t xml:space="preserve">Rastreabilidade de qualidade/técnica.</w:t>
+      </w:r>
+      <w:r>
+        <w:t xml:space="preserve"> </w:t>
+      </w:r>
+      <w:r>
+        <w:t xml:space="preserve">RNF: RNF-007; RT: RT-041, RT-043</w:t>
+      </w:r>
+    </w:p>
+    <w:bookmarkEnd w:id="53"/>
+    <w:bookmarkStart w:id="54" w:name="Xfe9d6cffc2fa051df74b4dfbc4e3ea8cdbb083d"/>
+    <w:p>
+      <w:pPr>
+        <w:pStyle w:val="Heading4"/>
+      </w:pPr>
+      <w:r>
+        <w:t xml:space="preserve">RF-030 - Selecionar Referência Territorial por precedência explícita</w:t>
+      </w:r>
+    </w:p>
+    <w:p>
+      <w:pPr>
+        <w:pStyle w:val="FirstParagraph"/>
+      </w:pPr>
+      <w:r>
+        <w:rPr>
+          <w:bCs/>
+          <w:b/>
+        </w:rPr>
+        <w:t xml:space="preserve">Requisito funcional.</w:t>
+      </w:r>
+      <w:r>
+        <w:t xml:space="preserve"> </w:t>
+      </w:r>
+      <w:r>
+        <w:t xml:space="preserve">O sistema deve aplicar a precedência territorial definida entre declaração explícita, evidência e recência.</w:t>
+      </w:r>
+    </w:p>
+    <w:p>
+      <w:pPr>
+        <w:pStyle w:val="BodyText"/>
+      </w:pPr>
+      <w:r>
+        <w:rPr>
+          <w:bCs/>
+          <w:b/>
+        </w:rPr>
+        <w:t xml:space="preserve">Critério de aceitação funcional.</w:t>
+      </w:r>
+      <w:r>
+        <w:t xml:space="preserve"> </w:t>
+      </w:r>
+      <w:r>
+        <w:t xml:space="preserve">A seleção territorial é determinística e rastreável aos candidatos avaliados.</w:t>
+      </w:r>
+    </w:p>
+    <w:p>
+      <w:pPr>
+        <w:pStyle w:val="BodyText"/>
+      </w:pPr>
+      <w:r>
+        <w:rPr>
+          <w:bCs/>
+          <w:b/>
+        </w:rPr>
+        <w:t xml:space="preserve">Rastreabilidade de negócio.</w:t>
+      </w:r>
+      <w:r>
+        <w:t xml:space="preserve"> </w:t>
+      </w:r>
+      <w:r>
+        <w:t xml:space="preserve">RN-015, RN-017</w:t>
+      </w:r>
+    </w:p>
+    <w:p>
+      <w:pPr>
+        <w:pStyle w:val="BodyText"/>
+      </w:pPr>
+      <w:r>
+        <w:rPr>
+          <w:bCs/>
+          <w:b/>
+        </w:rPr>
+        <w:t xml:space="preserve">Rastreabilidade de qualidade/técnica.</w:t>
+      </w:r>
+      <w:r>
+        <w:t xml:space="preserve"> </w:t>
+      </w:r>
+      <w:r>
+        <w:t xml:space="preserve">RNF: —; RT: RT-041, RT-043</w:t>
+      </w:r>
+    </w:p>
+    <w:bookmarkEnd w:id="54"/>
+    <w:bookmarkStart w:id="55" w:name="Xce50e4d2e8ea8e38608651cca90c4a5d4f49ac1"/>
+    <w:p>
+      <w:pPr>
+        <w:pStyle w:val="Heading4"/>
+      </w:pPr>
+      <w:r>
+        <w:t xml:space="preserve">RF-031 - Não inferir residência por local de atendimento</w:t>
+      </w:r>
+    </w:p>
+    <w:p>
+      <w:pPr>
+        <w:pStyle w:val="FirstParagraph"/>
+      </w:pPr>
+      <w:r>
+        <w:rPr>
+          <w:bCs/>
+          <w:b/>
+        </w:rPr>
+        <w:t xml:space="preserve">Requisito funcional.</w:t>
+      </w:r>
+      <w:r>
+        <w:t xml:space="preserve"> </w:t>
+      </w:r>
+      <w:r>
+        <w:t xml:space="preserve">O sistema não deve transformar automaticamente endereço de equipamento/atendimento em Referência Territorial da Pessoa.</w:t>
+      </w:r>
+    </w:p>
+    <w:p>
+      <w:pPr>
+        <w:pStyle w:val="BodyText"/>
+      </w:pPr>
+      <w:r>
+        <w:rPr>
+          <w:bCs/>
+          <w:b/>
+        </w:rPr>
+        <w:t xml:space="preserve">Critério de aceitação funcional.</w:t>
+      </w:r>
+      <w:r>
+        <w:t xml:space="preserve"> </w:t>
+      </w:r>
+      <w:r>
+        <w:t xml:space="preserve">Apenas situações explicitamente admitidas pela origem/regra podem produzir referência territorial.</w:t>
+      </w:r>
+    </w:p>
+    <w:p>
+      <w:pPr>
+        <w:pStyle w:val="BodyText"/>
+      </w:pPr>
+      <w:r>
+        <w:rPr>
+          <w:bCs/>
+          <w:b/>
+        </w:rPr>
+        <w:t xml:space="preserve">Rastreabilidade de negócio.</w:t>
+      </w:r>
+      <w:r>
+        <w:t xml:space="preserve"> </w:t>
+      </w:r>
+      <w:r>
+        <w:t xml:space="preserve">RN-016, RN-021</w:t>
+      </w:r>
+    </w:p>
+    <w:p>
+      <w:pPr>
+        <w:pStyle w:val="BodyText"/>
+      </w:pPr>
+      <w:r>
+        <w:rPr>
+          <w:bCs/>
+          <w:b/>
+        </w:rPr>
+        <w:t xml:space="preserve">Rastreabilidade de qualidade/técnica.</w:t>
+      </w:r>
+      <w:r>
+        <w:t xml:space="preserve"> </w:t>
+      </w:r>
+      <w:r>
+        <w:t xml:space="preserve">RNF: RNF-007; RT: RT-042</w:t>
+      </w:r>
+    </w:p>
+    <w:bookmarkEnd w:id="55"/>
+    <w:bookmarkStart w:id="56" w:name="X26d1637323287a0002cc295a47d05d43a815ec5"/>
+    <w:p>
+      <w:pPr>
+        <w:pStyle w:val="Heading4"/>
+      </w:pPr>
+      <w:r>
+        <w:t xml:space="preserve">RF-032 - Preservar snapshot territorial utilizado pelo fato</w:t>
+      </w:r>
+    </w:p>
+    <w:p>
+      <w:pPr>
+        <w:pStyle w:val="FirstParagraph"/>
+      </w:pPr>
+      <w:r>
+        <w:rPr>
+          <w:bCs/>
+          <w:b/>
+        </w:rPr>
+        <w:t xml:space="preserve">Requisito funcional.</w:t>
+      </w:r>
+      <w:r>
+        <w:t xml:space="preserve"> </w:t>
+      </w:r>
+      <w:r>
+        <w:t xml:space="preserve">O sistema deve preservar, quando aplicável, o recorte territorial associado ao fato no momento relevante.</w:t>
+      </w:r>
+    </w:p>
+    <w:p>
+      <w:pPr>
+        <w:pStyle w:val="BodyText"/>
+      </w:pPr>
+      <w:r>
+        <w:rPr>
+          <w:bCs/>
+          <w:b/>
+        </w:rPr>
+        <w:t xml:space="preserve">Critério de aceitação funcional.</w:t>
+      </w:r>
+      <w:r>
+        <w:t xml:space="preserve"> </w:t>
+      </w:r>
+      <w:r>
+        <w:t xml:space="preserve">Recomposição cadastral posterior não reescreve silenciosamente o contexto territorial histórico do fato.</w:t>
+      </w:r>
+    </w:p>
+    <w:p>
+      <w:pPr>
+        <w:pStyle w:val="BodyText"/>
+      </w:pPr>
+      <w:r>
+        <w:rPr>
+          <w:bCs/>
+          <w:b/>
+        </w:rPr>
+        <w:t xml:space="preserve">Rastreabilidade de negócio.</w:t>
+      </w:r>
+      <w:r>
+        <w:t xml:space="preserve"> </w:t>
+      </w:r>
+      <w:r>
+        <w:t xml:space="preserve">RN-003, RN-016, RN-017</w:t>
+      </w:r>
+    </w:p>
+    <w:p>
+      <w:pPr>
+        <w:pStyle w:val="BodyText"/>
+      </w:pPr>
+      <w:r>
+        <w:rPr>
+          <w:bCs/>
+          <w:b/>
+        </w:rPr>
+        <w:t xml:space="preserve">Rastreabilidade de qualidade/técnica.</w:t>
+      </w:r>
+      <w:r>
+        <w:t xml:space="preserve"> </w:t>
+      </w:r>
+      <w:r>
+        <w:t xml:space="preserve">RNF: RNF-007; RT: RT-043</w:t>
+      </w:r>
+    </w:p>
+    <w:bookmarkEnd w:id="56"/>
+    <w:bookmarkEnd w:id="57"/>
+    <w:bookmarkStart w:id="66" w:name="apis-acesso-e-auditoria"/>
+    <w:p>
+      <w:pPr>
+        <w:pStyle w:val="Heading3"/>
+      </w:pPr>
+      <w:r>
+        <w:t xml:space="preserve">3.5 APIs, acesso e auditoria</w:t>
+      </w:r>
+    </w:p>
+    <w:bookmarkStart w:id="58" w:name="X27a192629283f9b4aa40ced4ab84a9631c4e1ce"/>
+    <w:p>
+      <w:pPr>
+        <w:pStyle w:val="Heading4"/>
+      </w:pPr>
+      <w:r>
+        <w:t xml:space="preserve">RF-033 - Resolver identidade por endpoint autorizado sem criar UUID</w:t>
+      </w:r>
+    </w:p>
+    <w:p>
+      <w:pPr>
+        <w:pStyle w:val="FirstParagraph"/>
+      </w:pPr>
+      <w:r>
+        <w:rPr>
+          <w:bCs/>
+          <w:b/>
+        </w:rPr>
+        <w:t xml:space="preserve">Requisito funcional.</w:t>
+      </w:r>
+      <w:r>
+        <w:t xml:space="preserve"> </w:t>
+      </w:r>
+      <w:r>
+        <w:t xml:space="preserve">O sistema deve permitir resolução autorizada de identidade já existente sem criar Pessoa nova como efeito colateral da consulta.</w:t>
+      </w:r>
+    </w:p>
+    <w:p>
+      <w:pPr>
+        <w:pStyle w:val="BodyText"/>
+      </w:pPr>
+      <w:r>
+        <w:rPr>
+          <w:bCs/>
+          <w:b/>
+        </w:rPr>
+        <w:t xml:space="preserve">Critério de aceitação funcional.</w:t>
+      </w:r>
+      <w:r>
+        <w:t xml:space="preserve"> </w:t>
+      </w:r>
+      <w:r>
+        <w:t xml:space="preserve">Consulta sem identidade resolvida retorna resultado negativo/pendente conforme contrato e não materializa UUID.</w:t>
+      </w:r>
+    </w:p>
+    <w:p>
+      <w:pPr>
+        <w:pStyle w:val="BodyText"/>
+      </w:pPr>
+      <w:r>
+        <w:rPr>
+          <w:bCs/>
+          <w:b/>
+        </w:rPr>
+        <w:t xml:space="preserve">Rastreabilidade de negócio.</w:t>
+      </w:r>
+      <w:r>
+        <w:t xml:space="preserve"> </w:t>
+      </w:r>
+      <w:r>
+        <w:t xml:space="preserve">RN-018, RN-022</w:t>
+      </w:r>
+    </w:p>
+    <w:p>
+      <w:pPr>
+        <w:pStyle w:val="BodyText"/>
+      </w:pPr>
+      <w:r>
+        <w:rPr>
+          <w:bCs/>
+          <w:b/>
+        </w:rPr>
+        <w:t xml:space="preserve">Rastreabilidade de qualidade/técnica.</w:t>
+      </w:r>
+      <w:r>
+        <w:t xml:space="preserve"> </w:t>
+      </w:r>
+      <w:r>
+        <w:t xml:space="preserve">RNF: RNF-029; RT: RT-035, RT-036</w:t>
+      </w:r>
+    </w:p>
+    <w:bookmarkEnd w:id="58"/>
+    <w:bookmarkStart w:id="59" w:name="rf-034---consultar-pessoa-por-uuid"/>
+    <w:p>
+      <w:pPr>
+        <w:pStyle w:val="Heading4"/>
+      </w:pPr>
+      <w:r>
+        <w:t xml:space="preserve">RF-034 - Consultar Pessoa por UUID</w:t>
+      </w:r>
+    </w:p>
+    <w:p>
+      <w:pPr>
+        <w:pStyle w:val="FirstParagraph"/>
+      </w:pPr>
+      <w:r>
+        <w:rPr>
+          <w:bCs/>
+          <w:b/>
+        </w:rPr>
+        <w:t xml:space="preserve">Requisito funcional.</w:t>
+      </w:r>
+      <w:r>
+        <w:t xml:space="preserve"> </w:t>
+      </w:r>
+      <w:r>
+        <w:t xml:space="preserve">O sistema deve disponibilizar consulta individual da Pessoa canônica aos consumidores autorizados.</w:t>
+      </w:r>
+    </w:p>
+    <w:p>
+      <w:pPr>
+        <w:pStyle w:val="BodyText"/>
+      </w:pPr>
+      <w:r>
+        <w:rPr>
+          <w:bCs/>
+          <w:b/>
+        </w:rPr>
+        <w:t xml:space="preserve">Critério de aceitação funcional.</w:t>
+      </w:r>
+      <w:r>
+        <w:t xml:space="preserve"> </w:t>
+      </w:r>
+      <w:r>
+        <w:t xml:space="preserve">Resposta identifica a Pessoa e seus campos permitidos sem exigir acesso direto às tabelas Gold.</w:t>
+      </w:r>
+    </w:p>
+    <w:p>
+      <w:pPr>
+        <w:pStyle w:val="BodyText"/>
+      </w:pPr>
+      <w:r>
+        <w:rPr>
+          <w:bCs/>
+          <w:b/>
+        </w:rPr>
+        <w:t xml:space="preserve">Rastreabilidade de negócio.</w:t>
+      </w:r>
+      <w:r>
+        <w:t xml:space="preserve"> </w:t>
+      </w:r>
+      <w:r>
+        <w:t xml:space="preserve">RN-018, RN-026</w:t>
+      </w:r>
+    </w:p>
+    <w:p>
+      <w:pPr>
+        <w:pStyle w:val="BodyText"/>
+      </w:pPr>
+      <w:r>
+        <w:rPr>
+          <w:bCs/>
+          <w:b/>
+        </w:rPr>
+        <w:t xml:space="preserve">Rastreabilidade de qualidade/técnica.</w:t>
+      </w:r>
+      <w:r>
+        <w:t xml:space="preserve"> </w:t>
+      </w:r>
+      <w:r>
+        <w:t xml:space="preserve">RNF: RNF-029; RT: RT-035, RT-037</w:t>
+      </w:r>
+    </w:p>
+    <w:bookmarkEnd w:id="59"/>
+    <w:bookmarkStart w:id="60" w:name="X606356202b63697e4f9d6fc429a1b7fd4e2aa85"/>
+    <w:p>
+      <w:pPr>
+        <w:pStyle w:val="Heading4"/>
+      </w:pPr>
+      <w:r>
+        <w:t xml:space="preserve">RF-035 - Projetar Pessoa conforme credencial, recurso e política</w:t>
+      </w:r>
+    </w:p>
+    <w:p>
+      <w:pPr>
+        <w:pStyle w:val="FirstParagraph"/>
+      </w:pPr>
+      <w:r>
+        <w:rPr>
+          <w:bCs/>
+          <w:b/>
+        </w:rPr>
+        <w:t xml:space="preserve">Requisito funcional.</w:t>
+      </w:r>
+      <w:r>
+        <w:t xml:space="preserve"> </w:t>
+      </w:r>
+      <w:r>
+        <w:t xml:space="preserve">O sistema deve projetar somente os campos autorizados para a credencial, incluindo exceções negativas setoriais aplicáveis.</w:t>
+      </w:r>
+    </w:p>
+    <w:p>
+      <w:pPr>
+        <w:pStyle w:val="BodyText"/>
+      </w:pPr>
+      <w:r>
+        <w:rPr>
+          <w:bCs/>
+          <w:b/>
+        </w:rPr>
+        <w:t xml:space="preserve">Critério de aceitação funcional.</w:t>
+      </w:r>
+      <w:r>
+        <w:t xml:space="preserve"> </w:t>
+      </w:r>
+      <w:r>
+        <w:t xml:space="preserve">Duas credenciais com políticas distintas podem receber projeções distintas da mesma Pessoa.</w:t>
+      </w:r>
+    </w:p>
+    <w:p>
+      <w:pPr>
+        <w:pStyle w:val="BodyText"/>
+      </w:pPr>
+      <w:r>
+        <w:rPr>
+          <w:bCs/>
+          <w:b/>
+        </w:rPr>
+        <w:t xml:space="preserve">Rastreabilidade de negócio.</w:t>
+      </w:r>
+      <w:r>
+        <w:t xml:space="preserve"> </w:t>
+      </w:r>
+      <w:r>
+        <w:t xml:space="preserve">RN-018, RN-019, RN-020, RN-021, RN-030</w:t>
+      </w:r>
+    </w:p>
+    <w:p>
+      <w:pPr>
+        <w:pStyle w:val="BodyText"/>
+      </w:pPr>
+      <w:r>
+        <w:rPr>
+          <w:bCs/>
+          <w:b/>
+        </w:rPr>
+        <w:t xml:space="preserve">Rastreabilidade de qualidade/técnica.</w:t>
+      </w:r>
+      <w:r>
+        <w:t xml:space="preserve"> </w:t>
+      </w:r>
+      <w:r>
+        <w:t xml:space="preserve">RNF: RNF-029; RT: RT-035, RT-037</w:t>
+      </w:r>
+    </w:p>
+    <w:bookmarkEnd w:id="60"/>
+    <w:bookmarkStart w:id="61" w:name="rf-036---consultar-registros-por-pessoa"/>
+    <w:p>
+      <w:pPr>
+        <w:pStyle w:val="Heading4"/>
+      </w:pPr>
+      <w:r>
+        <w:t xml:space="preserve">RF-036 - Consultar Registros por Pessoa</w:t>
+      </w:r>
+    </w:p>
+    <w:p>
+      <w:pPr>
+        <w:pStyle w:val="FirstParagraph"/>
+      </w:pPr>
+      <w:r>
+        <w:rPr>
+          <w:bCs/>
+          <w:b/>
+        </w:rPr>
+        <w:t xml:space="preserve">Requisito funcional.</w:t>
+      </w:r>
+      <w:r>
+        <w:t xml:space="preserve"> </w:t>
+      </w:r>
+      <w:r>
+        <w:t xml:space="preserve">O sistema deve disponibilizar consulta dos fatos administrativos associados à Pessoa conforme autorização e cardinalidade do endpoint.</w:t>
+      </w:r>
+    </w:p>
+    <w:p>
+      <w:pPr>
+        <w:pStyle w:val="BodyText"/>
+      </w:pPr>
+      <w:r>
+        <w:rPr>
+          <w:bCs/>
+          <w:b/>
+        </w:rPr>
+        <w:t xml:space="preserve">Critério de aceitação funcional.</w:t>
+      </w:r>
+      <w:r>
+        <w:t xml:space="preserve"> </w:t>
+      </w:r>
+      <w:r>
+        <w:t xml:space="preserve">Registros retornados preservam Tipo/origem/temporalidade e não incluem Possibilidades.</w:t>
+      </w:r>
+    </w:p>
+    <w:p>
+      <w:pPr>
+        <w:pStyle w:val="BodyText"/>
+      </w:pPr>
+      <w:r>
+        <w:rPr>
+          <w:bCs/>
+          <w:b/>
+        </w:rPr>
+        <w:t xml:space="preserve">Rastreabilidade de negócio.</w:t>
+      </w:r>
+      <w:r>
+        <w:t xml:space="preserve"> </w:t>
+      </w:r>
+      <w:r>
+        <w:t xml:space="preserve">RN-018, RN-026</w:t>
+      </w:r>
+    </w:p>
+    <w:p>
+      <w:pPr>
+        <w:pStyle w:val="BodyText"/>
+      </w:pPr>
+      <w:r>
+        <w:rPr>
+          <w:bCs/>
+          <w:b/>
+        </w:rPr>
+        <w:t xml:space="preserve">Rastreabilidade de qualidade/técnica.</w:t>
+      </w:r>
+      <w:r>
+        <w:t xml:space="preserve"> </w:t>
+      </w:r>
+      <w:r>
+        <w:t xml:space="preserve">RNF: RNF-014; RT: RT-038</w:t>
+      </w:r>
+    </w:p>
+    <w:bookmarkEnd w:id="61"/>
+    <w:bookmarkStart w:id="62" w:name="Xec5b5fab047e56225639d6b0f9fba1d4cb30abe"/>
+    <w:p>
+      <w:pPr>
+        <w:pStyle w:val="Heading4"/>
+      </w:pPr>
+      <w:r>
+        <w:t xml:space="preserve">RF-037 - Consultar Possibilidades separadamente</w:t>
+      </w:r>
+    </w:p>
+    <w:p>
+      <w:pPr>
+        <w:pStyle w:val="FirstParagraph"/>
+      </w:pPr>
+      <w:r>
+        <w:rPr>
+          <w:bCs/>
+          <w:b/>
+        </w:rPr>
+        <w:t xml:space="preserve">Requisito funcional.</w:t>
+      </w:r>
+      <w:r>
+        <w:t xml:space="preserve"> </w:t>
+      </w:r>
+      <w:r>
+        <w:t xml:space="preserve">O sistema deve disponibilizar consulta de Possibilidades em endpoint próprio e com ressalva semântica adequada.</w:t>
+      </w:r>
+    </w:p>
+    <w:p>
+      <w:pPr>
+        <w:pStyle w:val="BodyText"/>
+      </w:pPr>
+      <w:r>
+        <w:rPr>
+          <w:bCs/>
+          <w:b/>
+        </w:rPr>
+        <w:t xml:space="preserve">Critério de aceitação funcional.</w:t>
+      </w:r>
+      <w:r>
+        <w:t xml:space="preserve"> </w:t>
+      </w:r>
+      <w:r>
+        <w:t xml:space="preserve">Resposta não mistura Possibilidades com Registros nem as apresenta como direito/concessão.</w:t>
+      </w:r>
+    </w:p>
+    <w:p>
+      <w:pPr>
+        <w:pStyle w:val="BodyText"/>
+      </w:pPr>
+      <w:r>
+        <w:rPr>
+          <w:bCs/>
+          <w:b/>
+        </w:rPr>
+        <w:t xml:space="preserve">Rastreabilidade de negócio.</w:t>
+      </w:r>
+      <w:r>
+        <w:t xml:space="preserve"> </w:t>
+      </w:r>
+      <w:r>
+        <w:t xml:space="preserve">RN-013, RN-018, RN-026</w:t>
+      </w:r>
+    </w:p>
+    <w:p>
+      <w:pPr>
+        <w:pStyle w:val="BodyText"/>
+      </w:pPr>
+      <w:r>
+        <w:rPr>
+          <w:bCs/>
+          <w:b/>
+        </w:rPr>
+        <w:t xml:space="preserve">Rastreabilidade de qualidade/técnica.</w:t>
+      </w:r>
+      <w:r>
+        <w:t xml:space="preserve"> </w:t>
+      </w:r>
+      <w:r>
+        <w:t xml:space="preserve">RNF: RNF-014; RT: RT-038</w:t>
+      </w:r>
+    </w:p>
+    <w:bookmarkEnd w:id="62"/>
+    <w:bookmarkStart w:id="63" w:name="X0d2bccc53122d540b324457410114d63eea2bd1"/>
+    <w:p>
+      <w:pPr>
+        <w:pStyle w:val="Heading4"/>
+      </w:pPr>
+      <w:r>
+        <w:t xml:space="preserve">RF-038 - Aplicar autorização, scopes, recursos e restrições negativas</w:t>
+      </w:r>
+    </w:p>
+    <w:p>
+      <w:pPr>
+        <w:pStyle w:val="FirstParagraph"/>
+      </w:pPr>
+      <w:r>
+        <w:rPr>
+          <w:bCs/>
+          <w:b/>
+        </w:rPr>
+        <w:t xml:space="preserve">Requisito funcional.</w:t>
+      </w:r>
+      <w:r>
+        <w:t xml:space="preserve"> </w:t>
+      </w:r>
+      <w:r>
+        <w:t xml:space="preserve">O sistema deve autorizar cada operação pela credencial, scope e recurso antes da leitura ou escrita funcional.</w:t>
+      </w:r>
+    </w:p>
+    <w:p>
+      <w:pPr>
+        <w:pStyle w:val="BodyText"/>
+      </w:pPr>
+      <w:r>
+        <w:rPr>
+          <w:bCs/>
+          <w:b/>
+        </w:rPr>
+        <w:t xml:space="preserve">Critério de aceitação funcional.</w:t>
+      </w:r>
+      <w:r>
+        <w:t xml:space="preserve"> </w:t>
+      </w:r>
+      <w:r>
+        <w:t xml:space="preserve">Operação não autorizada é negada sem depender de vínculo prévio da Pessoa com o Gestor consumidor.</w:t>
+      </w:r>
+    </w:p>
+    <w:p>
+      <w:pPr>
+        <w:pStyle w:val="BodyText"/>
+      </w:pPr>
+      <w:r>
+        <w:rPr>
+          <w:bCs/>
+          <w:b/>
+        </w:rPr>
+        <w:t xml:space="preserve">Rastreabilidade de negócio.</w:t>
+      </w:r>
+      <w:r>
+        <w:t xml:space="preserve"> </w:t>
+      </w:r>
+      <w:r>
+        <w:t xml:space="preserve">RN-019, RN-020, RN-021, RN-029, RN-030</w:t>
+      </w:r>
+    </w:p>
+    <w:p>
+      <w:pPr>
+        <w:pStyle w:val="BodyText"/>
+      </w:pPr>
+      <w:r>
+        <w:rPr>
+          <w:bCs/>
+          <w:b/>
+        </w:rPr>
+        <w:t xml:space="preserve">Rastreabilidade de qualidade/técnica.</w:t>
+      </w:r>
+      <w:r>
+        <w:t xml:space="preserve"> </w:t>
+      </w:r>
+      <w:r>
+        <w:t xml:space="preserve">RNF: RNF-029; RT: RT-035, RT-037, RT-048</w:t>
+      </w:r>
+    </w:p>
+    <w:bookmarkEnd w:id="63"/>
+    <w:bookmarkStart w:id="64" w:name="Xea1f0c4c1eeccba67f85eb42ccbb147bcf55af7"/>
+    <w:p>
+      <w:pPr>
+        <w:pStyle w:val="Heading4"/>
+      </w:pPr>
+      <w:r>
+        <w:t xml:space="preserve">RF-039 - Auditar acessos individuais e em lote</w:t>
+      </w:r>
+    </w:p>
+    <w:p>
+      <w:pPr>
+        <w:pStyle w:val="FirstParagraph"/>
+      </w:pPr>
+      <w:r>
+        <w:rPr>
+          <w:bCs/>
+          <w:b/>
+        </w:rPr>
+        <w:t xml:space="preserve">Requisito funcional.</w:t>
+      </w:r>
+      <w:r>
+        <w:t xml:space="preserve"> </w:t>
+      </w:r>
+      <w:r>
+        <w:t xml:space="preserve">O sistema deve gerar trilha de auditoria para consultas protegidas e atos sensíveis, com os identificadores mínimos definidos.</w:t>
+      </w:r>
+    </w:p>
+    <w:p>
+      <w:pPr>
+        <w:pStyle w:val="BodyText"/>
+      </w:pPr>
+      <w:r>
+        <w:rPr>
+          <w:bCs/>
+          <w:b/>
+        </w:rPr>
+        <w:t xml:space="preserve">Critério de aceitação funcional.</w:t>
+      </w:r>
+      <w:r>
+        <w:t xml:space="preserve"> </w:t>
+      </w:r>
+      <w:r>
+        <w:t xml:space="preserve">É possível atribuir o acesso à credencial/Gestor/rota/recurso sem armazenar segredos ou payload desnecessário.</w:t>
+      </w:r>
+    </w:p>
+    <w:p>
+      <w:pPr>
+        <w:pStyle w:val="BodyText"/>
+      </w:pPr>
+      <w:r>
+        <w:rPr>
+          <w:bCs/>
+          <w:b/>
+        </w:rPr>
+        <w:t xml:space="preserve">Rastreabilidade de negócio.</w:t>
+      </w:r>
+      <w:r>
+        <w:t xml:space="preserve"> </w:t>
+      </w:r>
+      <w:r>
+        <w:t xml:space="preserve">RN-029, RN-030</w:t>
+      </w:r>
+    </w:p>
+    <w:p>
+      <w:pPr>
+        <w:pStyle w:val="BodyText"/>
+      </w:pPr>
+      <w:r>
+        <w:rPr>
+          <w:bCs/>
+          <w:b/>
+        </w:rPr>
+        <w:t xml:space="preserve">Rastreabilidade de qualidade/técnica.</w:t>
+      </w:r>
+      <w:r>
+        <w:t xml:space="preserve"> </w:t>
+      </w:r>
+      <w:r>
+        <w:t xml:space="preserve">RNF: RNF-030; RT: RT-039</w:t>
+      </w:r>
+    </w:p>
+    <w:bookmarkEnd w:id="64"/>
+    <w:bookmarkStart w:id="65" w:name="X6dca3cc374c2513338d6b28314f72fba75c13b5"/>
+    <w:p>
+      <w:pPr>
+        <w:pStyle w:val="Heading4"/>
+      </w:pPr>
+      <w:r>
+        <w:t xml:space="preserve">RF-040 - Aplicar controle de taxa por credencial e classe de endpoint</w:t>
+      </w:r>
+    </w:p>
+    <w:p>
+      <w:pPr>
+        <w:pStyle w:val="FirstParagraph"/>
+      </w:pPr>
+      <w:r>
+        <w:rPr>
+          <w:bCs/>
+          <w:b/>
+        </w:rPr>
+        <w:t xml:space="preserve">Requisito funcional.</w:t>
+      </w:r>
+      <w:r>
+        <w:t xml:space="preserve"> </w:t>
+      </w:r>
+      <w:r>
+        <w:t xml:space="preserve">O sistema deve limitar consumo conforme credencial e classe do endpoint após autenticação.</w:t>
+      </w:r>
+    </w:p>
+    <w:p>
+      <w:pPr>
+        <w:pStyle w:val="BodyText"/>
+      </w:pPr>
+      <w:r>
+        <w:rPr>
+          <w:bCs/>
+          <w:b/>
+        </w:rPr>
+        <w:t xml:space="preserve">Critério de aceitação funcional.</w:t>
+      </w:r>
+      <w:r>
+        <w:t xml:space="preserve"> </w:t>
+      </w:r>
+      <w:r>
+        <w:t xml:space="preserve">Rate limit não usa identidade civil como chave e respeita a configuração de proxy confiável do ambiente.</w:t>
+      </w:r>
+    </w:p>
+    <w:p>
+      <w:pPr>
+        <w:pStyle w:val="BodyText"/>
+      </w:pPr>
+      <w:r>
+        <w:rPr>
+          <w:bCs/>
+          <w:b/>
+        </w:rPr>
+        <w:t xml:space="preserve">Rastreabilidade de negócio.</w:t>
+      </w:r>
+      <w:r>
+        <w:t xml:space="preserve"> </w:t>
+      </w:r>
+      <w:r>
+        <w:t xml:space="preserve">RN-018, RN-029, RN-030</w:t>
+      </w:r>
+    </w:p>
+    <w:p>
+      <w:pPr>
+        <w:pStyle w:val="BodyText"/>
+      </w:pPr>
+      <w:r>
+        <w:rPr>
+          <w:bCs/>
+          <w:b/>
+        </w:rPr>
+        <w:t xml:space="preserve">Rastreabilidade de qualidade/técnica.</w:t>
+      </w:r>
+      <w:r>
+        <w:t xml:space="preserve"> </w:t>
+      </w:r>
+      <w:r>
+        <w:t xml:space="preserve">RNF: RNF-029, RNF-031; RT: RT-040</w:t>
+      </w:r>
+    </w:p>
+    <w:bookmarkEnd w:id="65"/>
+    <w:bookmarkEnd w:id="66"/>
+    <w:bookmarkStart w:id="71" w:name="serving-bi-e-tempestividade"/>
+    <w:p>
+      <w:pPr>
+        <w:pStyle w:val="Heading3"/>
+      </w:pPr>
+      <w:r>
+        <w:t xml:space="preserve">3.6 Serving, BI e tempestividade</w:t>
+      </w:r>
+    </w:p>
+    <w:bookmarkStart w:id="67" w:name="X1ad419f6e173b6f7f998b74a541d9505a4be2ad"/>
+    <w:p>
+      <w:pPr>
+        <w:pStyle w:val="Heading4"/>
+      </w:pPr>
+      <w:r>
+        <w:t xml:space="preserve">RF-041 - Publicar contratos Serving estáveis para consumo analítico</w:t>
+      </w:r>
+    </w:p>
+    <w:p>
+      <w:pPr>
+        <w:pStyle w:val="FirstParagraph"/>
+      </w:pPr>
+      <w:r>
+        <w:rPr>
+          <w:bCs/>
+          <w:b/>
+        </w:rPr>
+        <w:t xml:space="preserve">Requisito funcional.</w:t>
+      </w:r>
+      <w:r>
+        <w:t xml:space="preserve"> </w:t>
+      </w:r>
+      <w:r>
+        <w:t xml:space="preserve">O sistema deve disponibilizar views serving.v_bi_* como interface estável para o modelo analítico.</w:t>
+      </w:r>
+    </w:p>
+    <w:p>
+      <w:pPr>
+        <w:pStyle w:val="BodyText"/>
+      </w:pPr>
+      <w:r>
+        <w:rPr>
+          <w:bCs/>
+          <w:b/>
+        </w:rPr>
+        <w:t xml:space="preserve">Critério de aceitação funcional.</w:t>
+      </w:r>
+      <w:r>
+        <w:t xml:space="preserve"> </w:t>
+      </w:r>
+      <w:r>
+        <w:t xml:space="preserve">Alteração incompatível da interface Serving é versionada e comunicada.</w:t>
+      </w:r>
+    </w:p>
+    <w:p>
+      <w:pPr>
+        <w:pStyle w:val="BodyText"/>
+      </w:pPr>
+      <w:r>
+        <w:rPr>
+          <w:bCs/>
+          <w:b/>
+        </w:rPr>
+        <w:t xml:space="preserve">Rastreabilidade de negócio.</w:t>
+      </w:r>
+      <w:r>
+        <w:t xml:space="preserve"> </w:t>
+      </w:r>
+      <w:r>
+        <w:t xml:space="preserve">RN-025, RN-035</w:t>
+      </w:r>
+    </w:p>
+    <w:p>
+      <w:pPr>
+        <w:pStyle w:val="BodyText"/>
+      </w:pPr>
+      <w:r>
+        <w:rPr>
+          <w:bCs/>
+          <w:b/>
+        </w:rPr>
+        <w:t xml:space="preserve">Rastreabilidade de qualidade/técnica.</w:t>
+      </w:r>
+      <w:r>
+        <w:t xml:space="preserve"> </w:t>
+      </w:r>
+      <w:r>
+        <w:t xml:space="preserve">RNF: RNF-010, RNF-013; RT: RT-044</w:t>
+      </w:r>
+    </w:p>
+    <w:bookmarkEnd w:id="67"/>
+    <w:bookmarkStart w:id="68" w:name="X3f2f21b1dbac2c02f4c5cdebeaeea0560736d09"/>
+    <w:p>
+      <w:pPr>
+        <w:pStyle w:val="Heading4"/>
+      </w:pPr>
+      <w:r>
+        <w:t xml:space="preserve">RF-042 - Disponibilizar BI municipal de Pessoas, fatos, qualidade e território</w:t>
+      </w:r>
+    </w:p>
+    <w:p>
+      <w:pPr>
+        <w:pStyle w:val="FirstParagraph"/>
+      </w:pPr>
+      <w:r>
+        <w:rPr>
+          <w:bCs/>
+          <w:b/>
+        </w:rPr>
+        <w:t xml:space="preserve">Requisito funcional.</w:t>
+      </w:r>
+      <w:r>
+        <w:t xml:space="preserve"> </w:t>
+      </w:r>
+      <w:r>
+        <w:t xml:space="preserve">A solução deve alimentar o BI da Fase 1 com dimensões e métricas previstas para Pessoas, fatos, qualidade, cobertura, Possibilidades e território.</w:t>
+      </w:r>
+    </w:p>
+    <w:p>
+      <w:pPr>
+        <w:pStyle w:val="BodyText"/>
+      </w:pPr>
+      <w:r>
+        <w:rPr>
+          <w:bCs/>
+          <w:b/>
+        </w:rPr>
+        <w:t xml:space="preserve">Critério de aceitação funcional.</w:t>
+      </w:r>
+      <w:r>
+        <w:t xml:space="preserve"> </w:t>
+      </w:r>
+      <w:r>
+        <w:t xml:space="preserve">Painéis conseguem representar o escopo municipal sem depender de consulta individual nominativa.</w:t>
+      </w:r>
+    </w:p>
+    <w:p>
+      <w:pPr>
+        <w:pStyle w:val="BodyText"/>
+      </w:pPr>
+      <w:r>
+        <w:rPr>
+          <w:bCs/>
+          <w:b/>
+        </w:rPr>
+        <w:t xml:space="preserve">Rastreabilidade de negócio.</w:t>
+      </w:r>
+      <w:r>
+        <w:t xml:space="preserve"> </w:t>
+      </w:r>
+      <w:r>
+        <w:t xml:space="preserve">RN-024, RN-025, RN-030</w:t>
+      </w:r>
+    </w:p>
+    <w:p>
+      <w:pPr>
+        <w:pStyle w:val="BodyText"/>
+      </w:pPr>
+      <w:r>
+        <w:rPr>
+          <w:bCs/>
+          <w:b/>
+        </w:rPr>
+        <w:t xml:space="preserve">Rastreabilidade de qualidade/técnica.</w:t>
+      </w:r>
+      <w:r>
+        <w:t xml:space="preserve"> </w:t>
+      </w:r>
+      <w:r>
+        <w:t xml:space="preserve">RNF: RNF-010, RNF-011, RNF-013; RT: RT-044, RT-045, RT-046</w:t>
+      </w:r>
+    </w:p>
+    <w:bookmarkEnd w:id="68"/>
+    <w:bookmarkStart w:id="69" w:name="X1f829a5cdc434a77d24a514b49a1e5c992f232b"/>
+    <w:p>
+      <w:pPr>
+        <w:pStyle w:val="Heading4"/>
+      </w:pPr>
+      <w:r>
+        <w:t xml:space="preserve">RF-043 - Manter consulta individual fora do Power BI</w:t>
+      </w:r>
+    </w:p>
+    <w:p>
+      <w:pPr>
+        <w:pStyle w:val="FirstParagraph"/>
+      </w:pPr>
+      <w:r>
+        <w:rPr>
+          <w:bCs/>
+          <w:b/>
+        </w:rPr>
+        <w:t xml:space="preserve">Requisito funcional.</w:t>
+      </w:r>
+      <w:r>
+        <w:t xml:space="preserve"> </w:t>
+      </w:r>
+      <w:r>
+        <w:t xml:space="preserve">A solução deve manter consultas individualizadas nos endpoints operacionais autorizados, e não no modelo semântico padrão do BI.</w:t>
+      </w:r>
+    </w:p>
+    <w:p>
+      <w:pPr>
+        <w:pStyle w:val="BodyText"/>
+      </w:pPr>
+      <w:r>
+        <w:rPr>
+          <w:bCs/>
+          <w:b/>
+        </w:rPr>
+        <w:t xml:space="preserve">Critério de aceitação funcional.</w:t>
+      </w:r>
+      <w:r>
+        <w:t xml:space="preserve"> </w:t>
+      </w:r>
+      <w:r>
+        <w:t xml:space="preserve">O PBIP padrão não é usado como mecanismo de consulta nominativa de Pessoa.</w:t>
+      </w:r>
+    </w:p>
+    <w:p>
+      <w:pPr>
+        <w:pStyle w:val="BodyText"/>
+      </w:pPr>
+      <w:r>
+        <w:rPr>
+          <w:bCs/>
+          <w:b/>
+        </w:rPr>
+        <w:t xml:space="preserve">Rastreabilidade de negócio.</w:t>
+      </w:r>
+      <w:r>
+        <w:t xml:space="preserve"> </w:t>
+      </w:r>
+      <w:r>
+        <w:t xml:space="preserve">RN-026, RN-030</w:t>
+      </w:r>
+    </w:p>
+    <w:p>
+      <w:pPr>
+        <w:pStyle w:val="BodyText"/>
+      </w:pPr>
+      <w:r>
+        <w:rPr>
+          <w:bCs/>
+          <w:b/>
+        </w:rPr>
+        <w:t xml:space="preserve">Rastreabilidade de qualidade/técnica.</w:t>
+      </w:r>
+      <w:r>
+        <w:t xml:space="preserve"> </w:t>
+      </w:r>
+      <w:r>
+        <w:t xml:space="preserve">RNF: —; RT: RT-047</w:t>
+      </w:r>
+    </w:p>
+    <w:bookmarkEnd w:id="69"/>
+    <w:bookmarkStart w:id="70" w:name="X223749119be8bdfc4099f01a83a0434dd92664e"/>
+    <w:p>
+      <w:pPr>
+        <w:pStyle w:val="Heading4"/>
+      </w:pPr>
+      <w:r>
+        <w:t xml:space="preserve">RF-044 - Medir tempestividade e atraso de recebimento</w:t>
+      </w:r>
+    </w:p>
+    <w:p>
+      <w:pPr>
+        <w:pStyle w:val="FirstParagraph"/>
+      </w:pPr>
+      <w:r>
+        <w:rPr>
+          <w:bCs/>
+          <w:b/>
+        </w:rPr>
+        <w:t xml:space="preserve">Requisito funcional.</w:t>
+      </w:r>
+      <w:r>
+        <w:t xml:space="preserve"> </w:t>
+      </w:r>
+      <w:r>
+        <w:t xml:space="preserve">O sistema deve calcular/fornecer elementos para medir SLA de recebimento por Tipo/versão e período de referência.</w:t>
+      </w:r>
+    </w:p>
+    <w:p>
+      <w:pPr>
+        <w:pStyle w:val="BodyText"/>
+      </w:pPr>
+      <w:r>
+        <w:rPr>
+          <w:bCs/>
+          <w:b/>
+        </w:rPr>
+        <w:t xml:space="preserve">Critério de aceitação funcional.</w:t>
+      </w:r>
+      <w:r>
+        <w:t xml:space="preserve"> </w:t>
+      </w:r>
+      <w:r>
+        <w:t xml:space="preserve">Indicadores distinguem prazo esperado, recebimento e atraso segundo regra versionada.</w:t>
+      </w:r>
+    </w:p>
+    <w:p>
+      <w:pPr>
+        <w:pStyle w:val="BodyText"/>
+      </w:pPr>
+      <w:r>
+        <w:rPr>
+          <w:bCs/>
+          <w:b/>
+        </w:rPr>
+        <w:t xml:space="preserve">Rastreabilidade de negócio.</w:t>
+      </w:r>
+      <w:r>
+        <w:t xml:space="preserve"> </w:t>
+      </w:r>
+      <w:r>
+        <w:t xml:space="preserve">RN-027, RN-025, RN-034</w:t>
+      </w:r>
+    </w:p>
+    <w:p>
+      <w:pPr>
+        <w:pStyle w:val="BodyText"/>
+      </w:pPr>
+      <w:r>
+        <w:rPr>
+          <w:bCs/>
+          <w:b/>
+        </w:rPr>
+        <w:t xml:space="preserve">Rastreabilidade de qualidade/técnica.</w:t>
+      </w:r>
+      <w:r>
+        <w:t xml:space="preserve"> </w:t>
+      </w:r>
+      <w:r>
+        <w:t xml:space="preserve">RNF: RNF-020; RT: RT-058</w:t>
+      </w:r>
+    </w:p>
+    <w:bookmarkEnd w:id="70"/>
+    <w:bookmarkEnd w:id="71"/>
+    <w:bookmarkStart w:id="78" w:name="governança-operacional-e-evolução"/>
+    <w:p>
+      <w:pPr>
+        <w:pStyle w:val="Heading3"/>
+      </w:pPr>
+      <w:r>
+        <w:t xml:space="preserve">3.7 Governança operacional e evolução</w:t>
+      </w:r>
+    </w:p>
+    <w:bookmarkStart w:id="72" w:name="X97846148c6abdc89e0eb5f601793f73052c0376"/>
+    <w:p>
+      <w:pPr>
+        <w:pStyle w:val="Heading4"/>
+      </w:pPr>
+      <w:r>
+        <w:t xml:space="preserve">RF-045 - Versionar contratos, regras, QC, SLA e avaliadores</w:t>
+      </w:r>
+    </w:p>
+    <w:p>
+      <w:pPr>
+        <w:pStyle w:val="FirstParagraph"/>
+      </w:pPr>
+      <w:r>
+        <w:rPr>
+          <w:bCs/>
+          <w:b/>
+        </w:rPr>
+        <w:t xml:space="preserve">Requisito funcional.</w:t>
+      </w:r>
+      <w:r>
+        <w:t xml:space="preserve"> </w:t>
+      </w:r>
+      <w:r>
+        <w:t xml:space="preserve">O sistema deve manter versões imutáveis/auditáveis quando houver mudança material de contrato ou regra de negócio operacional.</w:t>
+      </w:r>
+    </w:p>
+    <w:p>
+      <w:pPr>
+        <w:pStyle w:val="BodyText"/>
+      </w:pPr>
+      <w:r>
+        <w:rPr>
+          <w:bCs/>
+          <w:b/>
+        </w:rPr>
+        <w:t xml:space="preserve">Critério de aceitação funcional.</w:t>
+      </w:r>
+      <w:r>
+        <w:t xml:space="preserve"> </w:t>
+      </w:r>
+      <w:r>
+        <w:t xml:space="preserve">Histórico continua interpretável pela versão que estava vigente quando o evento foi processado.</w:t>
+      </w:r>
+    </w:p>
+    <w:p>
+      <w:pPr>
+        <w:pStyle w:val="BodyText"/>
+      </w:pPr>
+      <w:r>
+        <w:rPr>
+          <w:bCs/>
+          <w:b/>
+        </w:rPr>
+        <w:t xml:space="preserve">Rastreabilidade de negócio.</w:t>
+      </w:r>
+      <w:r>
+        <w:t xml:space="preserve"> </w:t>
+      </w:r>
+      <w:r>
+        <w:t xml:space="preserve">RN-014, RN-029, RN-035</w:t>
+      </w:r>
+    </w:p>
+    <w:p>
+      <w:pPr>
+        <w:pStyle w:val="BodyText"/>
+      </w:pPr>
+      <w:r>
+        <w:rPr>
+          <w:bCs/>
+          <w:b/>
+        </w:rPr>
+        <w:t xml:space="preserve">Rastreabilidade de qualidade/técnica.</w:t>
+      </w:r>
+      <w:r>
+        <w:t xml:space="preserve"> </w:t>
+      </w:r>
+      <w:r>
+        <w:t xml:space="preserve">RNF: RNF-013, RNF-016; RT: RT-005, RT-006, RT-007, RT-008, RT-029</w:t>
+      </w:r>
+    </w:p>
+    <w:bookmarkEnd w:id="72"/>
+    <w:bookmarkStart w:id="73" w:name="Xa25732173a3a5338bf459c70b5bfda55b33b31d"/>
+    <w:p>
+      <w:pPr>
+        <w:pStyle w:val="Heading4"/>
+      </w:pPr>
+      <w:r>
+        <w:t xml:space="preserve">RF-046 - Executar retenção, consolidação e expurgo somente por política aprovada</w:t>
+      </w:r>
+    </w:p>
+    <w:p>
+      <w:pPr>
+        <w:pStyle w:val="FirstParagraph"/>
+      </w:pPr>
+      <w:r>
+        <w:rPr>
+          <w:bCs/>
+          <w:b/>
+        </w:rPr>
+        <w:t xml:space="preserve">Requisito funcional.</w:t>
+      </w:r>
+      <w:r>
+        <w:t xml:space="preserve"> </w:t>
+      </w:r>
+      <w:r>
+        <w:t xml:space="preserve">O sistema deve permitir configurar e executar ciclo de retenção/expurgo por classe de ativo apenas quando a governança correspondente estiver habilitada.</w:t>
+      </w:r>
+    </w:p>
+    <w:p>
+      <w:pPr>
+        <w:pStyle w:val="BodyText"/>
+      </w:pPr>
+      <w:r>
+        <w:rPr>
+          <w:bCs/>
+          <w:b/>
+        </w:rPr>
+        <w:t xml:space="preserve">Critério de aceitação funcional.</w:t>
+      </w:r>
+      <w:r>
+        <w:t xml:space="preserve"> </w:t>
+      </w:r>
+      <w:r>
+        <w:t xml:space="preserve">Rotina desabilitada não expurga dados; ativação é parametrizada, auditável e preserva dependências necessárias.</w:t>
+      </w:r>
+    </w:p>
+    <w:p>
+      <w:pPr>
+        <w:pStyle w:val="BodyText"/>
+      </w:pPr>
+      <w:r>
+        <w:rPr>
+          <w:bCs/>
+          <w:b/>
+        </w:rPr>
+        <w:t xml:space="preserve">Rastreabilidade de negócio.</w:t>
+      </w:r>
+      <w:r>
+        <w:t xml:space="preserve"> </w:t>
+      </w:r>
+      <w:r>
+        <w:t xml:space="preserve">RN-031, RN-029, RN-030</w:t>
+      </w:r>
+    </w:p>
+    <w:p>
+      <w:pPr>
+        <w:pStyle w:val="BodyText"/>
+      </w:pPr>
+      <w:r>
+        <w:rPr>
+          <w:bCs/>
+          <w:b/>
+        </w:rPr>
+        <w:t xml:space="preserve">Rastreabilidade de qualidade/técnica.</w:t>
+      </w:r>
+      <w:r>
+        <w:t xml:space="preserve"> </w:t>
+      </w:r>
+      <w:r>
+        <w:t xml:space="preserve">RNF: RNF-033; RT: RT-017, RT-051</w:t>
+      </w:r>
+    </w:p>
+    <w:bookmarkEnd w:id="73"/>
+    <w:bookmarkStart w:id="74" w:name="X23a1dc79d3b1aa37ae33b14a646d20324bdf020"/>
+    <w:p>
+      <w:pPr>
+        <w:pStyle w:val="Heading4"/>
+      </w:pPr>
+      <w:r>
+        <w:t xml:space="preserve">RF-047 - Disponibilizar saúde, status e telemetria operacional</w:t>
+      </w:r>
+    </w:p>
+    <w:p>
+      <w:pPr>
+        <w:pStyle w:val="FirstParagraph"/>
+      </w:pPr>
+      <w:r>
+        <w:rPr>
+          <w:bCs/>
+          <w:b/>
+        </w:rPr>
+        <w:t xml:space="preserve">Requisito funcional.</w:t>
+      </w:r>
+      <w:r>
+        <w:t xml:space="preserve"> </w:t>
+      </w:r>
+      <w:r>
+        <w:t xml:space="preserve">A solução deve expor sinais de saúde, execução, backlog e falhas necessários à operação e ao aceite técnico.</w:t>
+      </w:r>
+    </w:p>
+    <w:p>
+      <w:pPr>
+        <w:pStyle w:val="BodyText"/>
+      </w:pPr>
+      <w:r>
+        <w:rPr>
+          <w:bCs/>
+          <w:b/>
+        </w:rPr>
+        <w:t xml:space="preserve">Critério de aceitação funcional.</w:t>
+      </w:r>
+      <w:r>
+        <w:t xml:space="preserve"> </w:t>
+      </w:r>
+      <w:r>
+        <w:t xml:space="preserve">Operação consegue distinguir indisponibilidade de componente, atraso de pipeline e falha funcional.</w:t>
+      </w:r>
+    </w:p>
+    <w:p>
+      <w:pPr>
+        <w:pStyle w:val="BodyText"/>
+      </w:pPr>
+      <w:r>
+        <w:rPr>
+          <w:bCs/>
+          <w:b/>
+        </w:rPr>
+        <w:t xml:space="preserve">Rastreabilidade de negócio.</w:t>
+      </w:r>
+      <w:r>
+        <w:t xml:space="preserve"> </w:t>
+      </w:r>
+      <w:r>
+        <w:t xml:space="preserve">RN-023, RN-029, RN-033</w:t>
+      </w:r>
+    </w:p>
+    <w:p>
+      <w:pPr>
+        <w:pStyle w:val="BodyText"/>
+      </w:pPr>
+      <w:r>
+        <w:rPr>
+          <w:bCs/>
+          <w:b/>
+        </w:rPr>
+        <w:t xml:space="preserve">Rastreabilidade de qualidade/técnica.</w:t>
+      </w:r>
+      <w:r>
+        <w:t xml:space="preserve"> </w:t>
+      </w:r>
+      <w:r>
+        <w:t xml:space="preserve">RNF: RNF-009; RT: RT-053, RT-054, RT-061, RT-062, RT-063, RT-064</w:t>
+      </w:r>
+    </w:p>
+    <w:bookmarkEnd w:id="74"/>
+    <w:bookmarkStart w:id="75" w:name="X767bf09aa5620df4f05efccf6b1351df0dfe5e6"/>
+    <w:p>
+      <w:pPr>
+        <w:pStyle w:val="Heading4"/>
+      </w:pPr>
+      <w:r>
+        <w:t xml:space="preserve">RF-048 - Orquestrar jobs run-once e janelas exclusivas sem bloquear recepção</w:t>
+      </w:r>
+    </w:p>
+    <w:p>
+      <w:pPr>
+        <w:pStyle w:val="FirstParagraph"/>
+      </w:pPr>
+      <w:r>
+        <w:rPr>
+          <w:bCs/>
+          <w:b/>
+        </w:rPr>
+        <w:t xml:space="preserve">Requisito funcional.</w:t>
+      </w:r>
+      <w:r>
+        <w:t xml:space="preserve"> </w:t>
+      </w:r>
+      <w:r>
+        <w:t xml:space="preserve">A solução deve permitir agendamento externo dos jobs recorrentes e coordenar janelas exclusivas do corpus quando exigidas, mantendo a recepção Bronze disponível.</w:t>
+      </w:r>
+    </w:p>
+    <w:p>
+      <w:pPr>
+        <w:pStyle w:val="BodyText"/>
+      </w:pPr>
+      <w:r>
+        <w:rPr>
+          <w:bCs/>
+          <w:b/>
+        </w:rPr>
+        <w:t xml:space="preserve">Critério de aceitação funcional.</w:t>
+      </w:r>
+      <w:r>
+        <w:t xml:space="preserve"> </w:t>
+      </w:r>
+      <w:r>
+        <w:t xml:space="preserve">Jobs críticos respeitam gates/leases e não observam corpus parcialmente mutável.</w:t>
+      </w:r>
+    </w:p>
+    <w:p>
+      <w:pPr>
+        <w:pStyle w:val="BodyText"/>
+      </w:pPr>
+      <w:r>
+        <w:rPr>
+          <w:bCs/>
+          <w:b/>
+        </w:rPr>
+        <w:t xml:space="preserve">Rastreabilidade de negócio.</w:t>
+      </w:r>
+      <w:r>
+        <w:t xml:space="preserve"> </w:t>
+      </w:r>
+      <w:r>
+        <w:t xml:space="preserve">RN-023, RN-028, RN-033</w:t>
+      </w:r>
+    </w:p>
+    <w:p>
+      <w:pPr>
+        <w:pStyle w:val="BodyText"/>
+      </w:pPr>
+      <w:r>
+        <w:rPr>
+          <w:bCs/>
+          <w:b/>
+        </w:rPr>
+        <w:t xml:space="preserve">Rastreabilidade de qualidade/técnica.</w:t>
+      </w:r>
+      <w:r>
+        <w:t xml:space="preserve"> </w:t>
+      </w:r>
+      <w:r>
+        <w:t xml:space="preserve">RNF: RNF-026, RNF-028; RT: RT-022, RT-055, RT-056</w:t>
+      </w:r>
+    </w:p>
+    <w:bookmarkEnd w:id="75"/>
+    <w:bookmarkStart w:id="76" w:name="X9b0456bd1564bff8e12f3fb8eb3ee042f2764f6"/>
+    <w:p>
+      <w:pPr>
+        <w:pStyle w:val="Heading4"/>
+      </w:pPr>
+      <w:r>
+        <w:t xml:space="preserve">RF-049 - Incorporar novos Gestores e Tipos por configuração e versionamento</w:t>
+      </w:r>
+    </w:p>
+    <w:p>
+      <w:pPr>
+        <w:pStyle w:val="FirstParagraph"/>
+      </w:pPr>
+      <w:r>
+        <w:rPr>
+          <w:bCs/>
+          <w:b/>
+        </w:rPr>
+        <w:t xml:space="preserve">Requisito funcional.</w:t>
+      </w:r>
+      <w:r>
+        <w:t xml:space="preserve"> </w:t>
+      </w:r>
+      <w:r>
+        <w:t xml:space="preserve">A solução deve permitir incluir nova origem, Tipo de Benefício ou Tipo de Serviço por contratos, catálogos, autorização e configuração versionados.</w:t>
+      </w:r>
+    </w:p>
+    <w:p>
+      <w:pPr>
+        <w:pStyle w:val="BodyText"/>
+      </w:pPr>
+      <w:r>
+        <w:rPr>
+          <w:bCs/>
+          <w:b/>
+        </w:rPr>
+        <w:t xml:space="preserve">Critério de aceitação funcional.</w:t>
+      </w:r>
+      <w:r>
+        <w:t xml:space="preserve"> </w:t>
+      </w:r>
+      <w:r>
+        <w:t xml:space="preserve">A expansão não exige redesenho estrutural nem quebra histórico de versões anteriores.</w:t>
+      </w:r>
+    </w:p>
+    <w:p>
+      <w:pPr>
+        <w:pStyle w:val="BodyText"/>
+      </w:pPr>
+      <w:r>
+        <w:rPr>
+          <w:bCs/>
+          <w:b/>
+        </w:rPr>
+        <w:t xml:space="preserve">Rastreabilidade de negócio.</w:t>
+      </w:r>
+      <w:r>
+        <w:t xml:space="preserve"> </w:t>
+      </w:r>
+      <w:r>
+        <w:t xml:space="preserve">RN-034, RN-035</w:t>
+      </w:r>
+    </w:p>
+    <w:p>
+      <w:pPr>
+        <w:pStyle w:val="BodyText"/>
+      </w:pPr>
+      <w:r>
+        <w:rPr>
+          <w:bCs/>
+          <w:b/>
+        </w:rPr>
+        <w:t xml:space="preserve">Rastreabilidade de qualidade/técnica.</w:t>
+      </w:r>
+      <w:r>
+        <w:t xml:space="preserve"> </w:t>
+      </w:r>
+      <w:r>
+        <w:t xml:space="preserve">RNF: RNF-001, RNF-010, RNF-013, RNF-018, RNF-019; RT: RT-001, RT-003, RT-006, RT-007, RT-008, RT-009, RT-044</w:t>
+      </w:r>
+    </w:p>
+    <w:bookmarkEnd w:id="76"/>
+    <w:bookmarkStart w:id="77" w:name="Xe96c6d458c39f98ed755383712d94e243d23fd0"/>
+    <w:p>
+      <w:pPr>
+        <w:pStyle w:val="Heading4"/>
+      </w:pPr>
+      <w:r>
+        <w:t xml:space="preserve">RF-050 - Operar a Fase 1 sem dependência de biometria</w:t>
+      </w:r>
+    </w:p>
+    <w:p>
+      <w:pPr>
+        <w:pStyle w:val="FirstParagraph"/>
+      </w:pPr>
+      <w:r>
+        <w:rPr>
+          <w:bCs/>
+          <w:b/>
+        </w:rPr>
+        <w:t xml:space="preserve">Requisito funcional.</w:t>
+      </w:r>
+      <w:r>
+        <w:t xml:space="preserve"> </w:t>
+      </w:r>
+      <w:r>
+        <w:t xml:space="preserve">Todas as funções normativas da Fase 1 devem operar sem biometria; eventual mecanismo biométrico futuro deve entrar como evolução específica.</w:t>
+      </w:r>
+    </w:p>
+    <w:p>
+      <w:pPr>
+        <w:pStyle w:val="BodyText"/>
+      </w:pPr>
+      <w:r>
+        <w:rPr>
+          <w:bCs/>
+          <w:b/>
+        </w:rPr>
+        <w:t xml:space="preserve">Critério de aceitação funcional.</w:t>
+      </w:r>
+      <w:r>
+        <w:t xml:space="preserve"> </w:t>
+      </w:r>
+      <w:r>
+        <w:t xml:space="preserve">Ingestão, identidade, Gold, APIs e BI funcionam integralmente sem dado ou componente biométrico.</w:t>
+      </w:r>
+    </w:p>
+    <w:p>
+      <w:pPr>
+        <w:pStyle w:val="BodyText"/>
+      </w:pPr>
+      <w:r>
+        <w:rPr>
+          <w:bCs/>
+          <w:b/>
+        </w:rPr>
+        <w:t xml:space="preserve">Rastreabilidade de negócio.</w:t>
+      </w:r>
+      <w:r>
+        <w:t xml:space="preserve"> </w:t>
+      </w:r>
+      <w:r>
+        <w:t xml:space="preserve">RN-036</w:t>
+      </w:r>
+    </w:p>
+    <w:p>
+      <w:pPr>
+        <w:pStyle w:val="BodyText"/>
+      </w:pPr>
+      <w:r>
+        <w:rPr>
+          <w:bCs/>
+          <w:b/>
+        </w:rPr>
+        <w:t xml:space="preserve">Rastreabilidade de qualidade/técnica.</w:t>
+      </w:r>
+      <w:r>
+        <w:t xml:space="preserve"> </w:t>
+      </w:r>
+      <w:r>
+        <w:t xml:space="preserve">RNF: —; RT: RT-065</w:t>
+      </w:r>
+    </w:p>
+    <w:bookmarkEnd w:id="77"/>
+    <w:bookmarkEnd w:id="78"/>
+    <w:bookmarkEnd w:id="79"/>
+    <w:bookmarkStart w:id="80" w:name="fora-de-escopo-funcional"/>
     <w:p>
       <w:pPr>
         <w:pStyle w:val="Heading2"/>
       </w:pPr>
       <w:r>
+        <w:t xml:space="preserve">4. Fora de escopo funcional</w:t>
+      </w:r>
+    </w:p>
+    <w:p>
+      <w:pPr>
+        <w:numPr>
+          <w:ilvl w:val="0"/>
+          <w:numId w:val="1002"/>
+        </w:numPr>
+        <w:pStyle w:val="Compact"/>
+      </w:pPr>
+      <w:r>
+        <w:t xml:space="preserve">Decisão administrativa de concessão/suspensão/cancelamento de benefício.</w:t>
+      </w:r>
+    </w:p>
+    <w:p>
+      <w:pPr>
+        <w:numPr>
+          <w:ilvl w:val="0"/>
+          <w:numId w:val="1002"/>
+        </w:numPr>
+        <w:pStyle w:val="Compact"/>
+      </w:pPr>
+      <w:r>
+        <w:t xml:space="preserve">Edição do cadastro transacional dos Gestores pela Jornada.</w:t>
+      </w:r>
+    </w:p>
+    <w:p>
+      <w:pPr>
+        <w:numPr>
+          <w:ilvl w:val="0"/>
+          <w:numId w:val="1002"/>
+        </w:numPr>
+        <w:pStyle w:val="Compact"/>
+      </w:pPr>
+      <w:r>
+        <w:t xml:space="preserve">Consulta nominativa pelo Power BI.</w:t>
+      </w:r>
+    </w:p>
+    <w:p>
+      <w:pPr>
+        <w:numPr>
+          <w:ilvl w:val="0"/>
+          <w:numId w:val="1002"/>
+        </w:numPr>
+        <w:pStyle w:val="Compact"/>
+      </w:pPr>
+      <w:r>
+        <w:t xml:space="preserve">Biometria como requisito de funcionamento da Fase 1.</w:t>
+      </w:r>
+    </w:p>
+    <w:p>
+      <w:pPr>
+        <w:numPr>
+          <w:ilvl w:val="0"/>
+          <w:numId w:val="1002"/>
+        </w:numPr>
+        <w:pStyle w:val="Compact"/>
+      </w:pPr>
+      <w:r>
+        <w:t xml:space="preserve">SLA definitivo de Produção antes das medições de HML.</w:t>
+      </w:r>
+    </w:p>
+    <w:bookmarkEnd w:id="80"/>
+    <w:bookmarkStart w:id="81" w:name="controle-de-versão"/>
+    <w:p>
+      <w:pPr>
+        <w:pStyle w:val="Heading2"/>
+      </w:pPr>
+      <w:r>
+        <w:t xml:space="preserve">5. Controle de versão</w:t>
+      </w:r>
+    </w:p>
+    <w:tbl>
+      <w:tblPr>
+        <w:tblStyle w:val="Table"/>
+        <w:tblW w:type="pct" w:w="5000"/>
+        <w:tblLook w:firstRow="1" w:lastRow="0" w:firstColumn="0" w:lastColumn="0" w:noHBand="0" w:noVBand="0" w:val="0020"/>
+        <w:jc w:val="start"/>
+      </w:tblPr>
+      <w:tblGrid>
+        <w:gridCol w:w="1980"/>
+        <w:gridCol w:w="1980"/>
+        <w:gridCol w:w="1980"/>
+        <w:gridCol w:w="1980"/>
+      </w:tblGrid>
+      <w:tr>
+        <w:trPr>
+          <w:tblHeader w:val="true"/>
+        </w:trPr>
+        <w:tc>
+          <w:tcPr/>
+          <w:p>
+            <w:pPr>
+              <w:pStyle w:val="Compact"/>
+              <w:jc w:val="left"/>
+            </w:pPr>
+            <w:r>
+              <w:t xml:space="preserve">Versão</w:t>
+            </w:r>
+          </w:p>
+        </w:tc>
+        <w:tc>
+          <w:tcPr/>
+          <w:p>
+            <w:pPr>
+              <w:pStyle w:val="Compact"/>
+              <w:jc w:val="left"/>
+            </w:pPr>
+            <w:r>
+              <w:t xml:space="preserve">Data</w:t>
+            </w:r>
+          </w:p>
+        </w:tc>
+        <w:tc>
+          <w:tcPr/>
+          <w:p>
+            <w:pPr>
+              <w:pStyle w:val="Compact"/>
+              <w:jc w:val="left"/>
+            </w:pPr>
+            <w:r>
+              <w:t xml:space="preserve">Síntese</w:t>
+            </w:r>
+          </w:p>
+        </w:tc>
+        <w:tc>
+          <w:tcPr/>
+          <w:p>
+            <w:pPr>
+              <w:pStyle w:val="Compact"/>
+              <w:jc w:val="left"/>
+            </w:pPr>
+            <w:r>
+              <w:t xml:space="preserve">Incorporação</w:t>
+            </w:r>
+          </w:p>
+        </w:tc>
+      </w:tr>
+      <w:tr>
+        <w:tc>
+          <w:tcPr/>
+          <w:p>
+            <w:pPr>
+              <w:pStyle w:val="Compact"/>
+              <w:jc w:val="left"/>
+            </w:pPr>
+            <w:r>
+              <w:t xml:space="preserve">1.0</w:t>
+            </w:r>
+          </w:p>
+        </w:tc>
+        <w:tc>
+          <w:tcPr/>
+          <w:p>
+            <w:pPr>
+              <w:pStyle w:val="Compact"/>
+              <w:jc w:val="left"/>
+            </w:pPr>
+            <w:r>
+              <w:t xml:space="preserve">03/09/2026</w:t>
+            </w:r>
+          </w:p>
+        </w:tc>
+        <w:tc>
+          <w:tcPr/>
+          <w:p>
+            <w:pPr>
+              <w:pStyle w:val="Compact"/>
+              <w:jc w:val="left"/>
+            </w:pPr>
+            <w:r>
+              <w:t xml:space="preserve">Baseline inicial de 50 RF derivados dos 36 RN e da Especificação Técnica v3.62.</w:t>
+            </w:r>
+          </w:p>
+        </w:tc>
+        <w:tc>
+          <w:tcPr/>
+          <w:p>
+            <w:pPr>
+              <w:pStyle w:val="Compact"/>
+              <w:jc w:val="left"/>
+            </w:pPr>
+            <w:r>
+              <w:t xml:space="preserve">Solution Engenharia v3.98</w:t>
+            </w:r>
+          </w:p>
+        </w:tc>
+      </w:tr>
+    </w:tbl>
+    <w:bookmarkEnd w:id="81"/>
+    <w:bookmarkStart w:id="88" w:name="X8c7ec39dfda745656cce375198d534ff17f3313"/>
+    <w:p>
+      <w:pPr>
+        <w:pStyle w:val="Heading2"/>
+      </w:pPr>
+      <w:r>
+        <w:t xml:space="preserve">Requisitos funcionais incorporados na v1.1</w:t>
+      </w:r>
+    </w:p>
+    <w:bookmarkStart w:id="82" w:name="X6ac9192abf6bc177e2952c454dd88d3ff34dcd6"/>
+    <w:p>
+      <w:pPr>
+        <w:pStyle w:val="Heading3"/>
+      </w:pPr>
+      <w:r>
         <w:t xml:space="preserve">RF-051 - Executar calibrador e avaliador com paralelismo quando vantajoso</w:t>
       </w:r>
     </w:p>
@@ -182,14 +4798,499 @@
         <w:t xml:space="preserve">RNF: RNF-015, RNF-020, RNF-021, RNF34-A, RNF34-B; RT: RT-057, RT-058</w:t>
       </w:r>
     </w:p>
-    <w:bookmarkEnd w:id="20"/>
-    <w:bookmarkStart w:id="21" w:name="Xda6c660c4b27a4ec0aecea41b5291662fd6862f"/>
+    <w:bookmarkEnd w:id="82"/>
+    <w:bookmarkStart w:id="83" w:name="Xda6c660c4b27a4ec0aecea41b5291662fd6862f"/>
+    <w:p>
+      <w:pPr>
+        <w:pStyle w:val="Heading3"/>
+      </w:pPr>
+      <w:r>
+        <w:t xml:space="preserve">RF-052 - Usar frequências agregadas oficiais do IBGE como evidência de blocking quando aplicável</w:t>
+      </w:r>
+    </w:p>
+    <w:p>
+      <w:pPr>
+        <w:pStyle w:val="FirstParagraph"/>
+      </w:pPr>
+      <w:r>
+        <w:rPr>
+          <w:bCs/>
+          <w:b/>
+        </w:rPr>
+        <w:t xml:space="preserve">Requisito funcional.</w:t>
+      </w:r>
+      <w:r>
+        <w:t xml:space="preserve"> </w:t>
+      </w:r>
+      <w:r>
+        <w:t xml:space="preserve">O mecanismo de otimização de blocking deve poder usar dados oficiais agregados do IBGE, versionados e com proveniência verificável, para melhorar discriminação/priorização de combinações de nome, prenome, sobrenome e último nome sempre que a fonte estiver disponível, tecnicamente compatível e demonstrar ganho mensurável sem reduzir recall além dos limites aprovados.</w:t>
+      </w:r>
+    </w:p>
+    <w:p>
+      <w:pPr>
+        <w:pStyle w:val="BodyText"/>
+      </w:pPr>
+      <w:r>
+        <w:rPr>
+          <w:bCs/>
+          <w:b/>
+        </w:rPr>
+        <w:t xml:space="preserve">Critério de aceitação funcional.</w:t>
+      </w:r>
+      <w:r>
+        <w:t xml:space="preserve"> </w:t>
+      </w:r>
+      <w:r>
+        <w:t xml:space="preserve">A ausência ou indisponibilidade do IBGE não pode tornar o Linkage incorreto: o sistema deve operar com fallback versionado. O uso do IBGE deve registrar versão/fingerprint da fonte e nunca tratá-la como verdade individual nem usar CPF da fonte externa. Sempre que uma frequência oficial aplicável estiver disponível, o otimizador deve considerá-la como evidência candidata e registrar se ela foi usada ou por que foi descartada.</w:t>
+      </w:r>
+    </w:p>
+    <w:p>
+      <w:pPr>
+        <w:pStyle w:val="BodyText"/>
+      </w:pPr>
+      <w:r>
+        <w:rPr>
+          <w:bCs/>
+          <w:b/>
+        </w:rPr>
+        <w:t xml:space="preserve">Rastreabilidade de negócio.</w:t>
+      </w:r>
+      <w:r>
+        <w:t xml:space="preserve"> </w:t>
+      </w:r>
+      <w:r>
+        <w:t xml:space="preserve">RN-005, RN-014, RN-023, RN-024, RN-029</w:t>
+      </w:r>
+    </w:p>
+    <w:p>
+      <w:pPr>
+        <w:pStyle w:val="BodyText"/>
+      </w:pPr>
+      <w:r>
+        <w:rPr>
+          <w:bCs/>
+          <w:b/>
+        </w:rPr>
+        <w:t xml:space="preserve">Rastreabilidade de qualidade/técnica.</w:t>
+      </w:r>
+      <w:r>
+        <w:t xml:space="preserve"> </w:t>
+      </w:r>
+      <w:r>
+        <w:t xml:space="preserve">RNF: RNF-013, RNF-016, RNF-021, RNF-027, RNF34-A; RT: RT-027, RT-028, RT-029, RT-057</w:t>
+      </w:r>
+    </w:p>
+    <w:bookmarkEnd w:id="83"/>
+    <w:bookmarkStart w:id="84" w:name="Xf3d6d2f7eb64ca2baa9d1c980b0b07fb960a185"/>
+    <w:p>
+      <w:pPr>
+        <w:pStyle w:val="Heading3"/>
+      </w:pPr>
+      <w:r>
+        <w:t xml:space="preserve">RF-053 - Considerar componentes de nome e nascimento no blocking otimizado</w:t>
+      </w:r>
+    </w:p>
+    <w:p>
+      <w:pPr>
+        <w:pStyle w:val="FirstParagraph"/>
+      </w:pPr>
+      <w:r>
+        <w:rPr>
+          <w:bCs/>
+          <w:b/>
+        </w:rPr>
+        <w:t xml:space="preserve">Requisito funcional.</w:t>
+      </w:r>
+      <w:r>
+        <w:t xml:space="preserve"> </w:t>
+      </w:r>
+      <w:r>
+        <w:t xml:space="preserve">O universo candidato deve permitir regras de blocking que considerem separadamente</w:t>
+      </w:r>
+      <w:r>
+        <w:t xml:space="preserve"> </w:t>
+      </w:r>
+      <w:r>
+        <w:rPr>
+          <w:bCs/>
+          <w:b/>
+        </w:rPr>
+        <w:t xml:space="preserve">nome completo, prenome, sobrenome, último nome</w:t>
+      </w:r>
+      <w:r>
+        <w:t xml:space="preserve"> </w:t>
+      </w:r>
+      <w:r>
+        <w:t xml:space="preserve">e os componentes</w:t>
+      </w:r>
+      <w:r>
+        <w:t xml:space="preserve"> </w:t>
+      </w:r>
+      <w:r>
+        <w:rPr>
+          <w:bCs/>
+          <w:b/>
+        </w:rPr>
+        <w:t xml:space="preserve">dia, mês e ano</w:t>
+      </w:r>
+      <w:r>
+        <w:t xml:space="preserve"> </w:t>
+      </w:r>
+      <w:r>
+        <w:t xml:space="preserve">da data de nascimento, inclusive combinações entre esses atributos. O otimizador de blocking deve avaliar as combinações candidatas e selecionar a melhor política segundo critérios versionados de recall, redução do espaço de pares, custo, tamanho de blocos, ganho incremental, dependência/redundância e risco de falso vínculo. Quando existirem frequências oficiais do IBGE aplicáveis aos componentes nominais, elas devem integrar a avaliação das combinações candidatas.</w:t>
+      </w:r>
+    </w:p>
+    <w:p>
+      <w:pPr>
+        <w:pStyle w:val="BodyText"/>
+      </w:pPr>
+      <w:r>
+        <w:rPr>
+          <w:bCs/>
+          <w:b/>
+        </w:rPr>
+        <w:t xml:space="preserve">Critério de aceitação funcional.</w:t>
+      </w:r>
+      <w:r>
+        <w:t xml:space="preserve"> </w:t>
+      </w:r>
+      <w:r>
+        <w:t xml:space="preserve">A política selecionada deve identificar explicitamente os atributos/passes utilizados, a versão do otimizador, o corpus/evidência, as métricas de comparação e o motivo da seleção. Nenhuma combinação pode ser escolhida apenas por correlação ou apenas por reduzir candidatos; recall de vínculos verdadeiros e risco de falso vínculo são gates obrigatórios.</w:t>
+      </w:r>
+    </w:p>
+    <w:p>
+      <w:pPr>
+        <w:pStyle w:val="BodyText"/>
+      </w:pPr>
+      <w:r>
+        <w:rPr>
+          <w:bCs/>
+          <w:b/>
+        </w:rPr>
+        <w:t xml:space="preserve">Rastreabilidade de negócio.</w:t>
+      </w:r>
+      <w:r>
+        <w:t xml:space="preserve"> </w:t>
+      </w:r>
+      <w:r>
+        <w:t xml:space="preserve">RN-005, RN-006, RN-014, RN-023, RN-024</w:t>
+      </w:r>
+    </w:p>
+    <w:p>
+      <w:pPr>
+        <w:pStyle w:val="BodyText"/>
+      </w:pPr>
+      <w:r>
+        <w:rPr>
+          <w:bCs/>
+          <w:b/>
+        </w:rPr>
+        <w:t xml:space="preserve">Rastreabilidade de qualidade/técnica.</w:t>
+      </w:r>
+      <w:r>
+        <w:t xml:space="preserve"> </w:t>
+      </w:r>
+      <w:r>
+        <w:t xml:space="preserve">RNF: RNF-016, RNF-021, RNF-025, RNF-027, RNF34-A; RT: RT-027, RT-028, RT-029, RT-057</w:t>
+      </w:r>
+    </w:p>
+    <w:bookmarkEnd w:id="84"/>
+    <w:bookmarkStart w:id="85" w:name="X521e86af86b3ca7d70cff2d8f947e76732c269d"/>
+    <w:p>
+      <w:pPr>
+        <w:pStyle w:val="Heading3"/>
+      </w:pPr>
+      <w:r>
+        <w:t xml:space="preserve">RF-054 - Preservar a semântica oficial dos nomes do IBGE</w:t>
+      </w:r>
+    </w:p>
+    <w:p>
+      <w:pPr>
+        <w:pStyle w:val="FirstParagraph"/>
+      </w:pPr>
+      <w:r>
+        <w:rPr>
+          <w:bCs/>
+          <w:b/>
+        </w:rPr>
+        <w:t xml:space="preserve">Requisito funcional.</w:t>
+      </w:r>
+      <w:r>
+        <w:t xml:space="preserve"> </w:t>
+      </w:r>
+      <w:r>
+        <w:t xml:space="preserve">Os dados de nomes e sobrenomes provenientes do IBGE devem preservar a grafia e a frequência oficiais publicadas. A preparação técnica pode aplicar somente transformações necessárias à comparação computacional, como tratamento versionado de caixa, espaços e acentuação, sem colapsar grafias distintas por regras fonéticas, duplicação de letras ou equivalências inventadas não presentes na fonte oficial.</w:t>
+      </w:r>
+    </w:p>
+    <w:p>
+      <w:pPr>
+        <w:pStyle w:val="BodyText"/>
+      </w:pPr>
+      <w:r>
+        <w:rPr>
+          <w:bCs/>
+          <w:b/>
+        </w:rPr>
+        <w:t xml:space="preserve">Critério de aceitação funcional.</w:t>
+      </w:r>
+      <w:r>
+        <w:t xml:space="preserve"> </w:t>
+      </w:r>
+      <w:r>
+        <w:t xml:space="preserve">O valor original e sua frequência oficial devem permanecer recuperáveis para auditoria. Toda representação técnica derivada deve registrar versão da transformação e permitir rastreamento até o valor original. Mudanças de normalização exigem nova versão e regressões antes de uso real.</w:t>
+      </w:r>
+    </w:p>
+    <w:p>
+      <w:pPr>
+        <w:pStyle w:val="BodyText"/>
+      </w:pPr>
+      <w:r>
+        <w:rPr>
+          <w:bCs/>
+          <w:b/>
+        </w:rPr>
+        <w:t xml:space="preserve">Rastreabilidade de negócio.</w:t>
+      </w:r>
+      <w:r>
+        <w:t xml:space="preserve"> </w:t>
+      </w:r>
+      <w:r>
+        <w:t xml:space="preserve">RN-005, RN-014, RN-024, RN-029, RN-030</w:t>
+      </w:r>
+    </w:p>
+    <w:p>
+      <w:pPr>
+        <w:pStyle w:val="BodyText"/>
+      </w:pPr>
+      <w:r>
+        <w:rPr>
+          <w:bCs/>
+          <w:b/>
+        </w:rPr>
+        <w:t xml:space="preserve">Rastreabilidade de qualidade/técnica.</w:t>
+      </w:r>
+      <w:r>
+        <w:t xml:space="preserve"> </w:t>
+      </w:r>
+      <w:r>
+        <w:t xml:space="preserve">RNF: RNF-013, RNF-016, RNF-021, RNF-030, RNF34-A; RT: RT-029, RT-049, RT-057</w:t>
+      </w:r>
+    </w:p>
+    <w:bookmarkEnd w:id="85"/>
+    <w:bookmarkStart w:id="86" w:name="Xbf07568449d7883fca4b5cb575c066cf43d7b1e"/>
+    <w:p>
+      <w:pPr>
+        <w:pStyle w:val="Heading3"/>
+      </w:pPr>
+      <w:r>
+        <w:t xml:space="preserve">RF-055 - Reutilizar no avaliador a regra dinâmica versionada produzida pelo calibrador</w:t>
+      </w:r>
+    </w:p>
+    <w:p>
+      <w:pPr>
+        <w:pStyle w:val="FirstParagraph"/>
+      </w:pPr>
+      <w:r>
+        <w:rPr>
+          <w:bCs/>
+          <w:b/>
+        </w:rPr>
+        <w:t xml:space="preserve">Requisito funcional.</w:t>
+      </w:r>
+      <w:r>
+        <w:t xml:space="preserve"> </w:t>
+      </w:r>
+      <w:r>
+        <w:t xml:space="preserve">Toda política dinâmica de blocking utilizada pelo calibrador deve ser materializada como artefato versionado e imutável de regras/configuração e o avaliador deve consumir exatamente essa mesma versão, sem reconstrução semântica independente.</w:t>
+      </w:r>
+    </w:p>
+    <w:p>
+      <w:pPr>
+        <w:pStyle w:val="BodyText"/>
+      </w:pPr>
+      <w:r>
+        <w:rPr>
+          <w:bCs/>
+          <w:b/>
+        </w:rPr>
+        <w:t xml:space="preserve">Critério de aceitação funcional.</w:t>
+      </w:r>
+      <w:r>
+        <w:t xml:space="preserve"> </w:t>
+      </w:r>
+      <w:r>
+        <w:t xml:space="preserve">O relatório de avaliação deve registrar o identificador/fingerprint da política recebida do calibrador e falhar fechado quando a política estiver ausente, incompatível ou divergente. Calibrador e avaliador executados sobre o mesmo corpus e política devem concordar sobre a elegibilidade de cada par candidato.</w:t>
+      </w:r>
+    </w:p>
+    <w:p>
+      <w:pPr>
+        <w:pStyle w:val="BodyText"/>
+      </w:pPr>
+      <w:r>
+        <w:rPr>
+          <w:bCs/>
+          <w:b/>
+        </w:rPr>
+        <w:t xml:space="preserve">Rastreabilidade de negócio.</w:t>
+      </w:r>
+      <w:r>
+        <w:t xml:space="preserve"> </w:t>
+      </w:r>
+      <w:r>
+        <w:t xml:space="preserve">RN-003, RN-014, RN-024, RN-029</w:t>
+      </w:r>
+    </w:p>
+    <w:p>
+      <w:pPr>
+        <w:pStyle w:val="BodyText"/>
+      </w:pPr>
+      <w:r>
+        <w:rPr>
+          <w:bCs/>
+          <w:b/>
+        </w:rPr>
+        <w:t xml:space="preserve">Rastreabilidade de qualidade/técnica.</w:t>
+      </w:r>
+      <w:r>
+        <w:t xml:space="preserve"> </w:t>
+      </w:r>
+      <w:r>
+        <w:t xml:space="preserve">RNF: RNF-013, RNF-016, RNF-021, RNF34-A; RT: RT-027, RT-029, RT-057</w:t>
+      </w:r>
+    </w:p>
+    <w:bookmarkEnd w:id="86"/>
+    <w:bookmarkStart w:id="87" w:name="X7d82e834070b6ed18ba5f32895f34bbc7bc8489"/>
+    <w:p>
+      <w:pPr>
+        <w:pStyle w:val="Heading3"/>
+      </w:pPr>
+      <w:r>
+        <w:t xml:space="preserve">RF-056 - Evitar snapshots redundantes da base oficial do IBGE</w:t>
+      </w:r>
+    </w:p>
+    <w:p>
+      <w:pPr>
+        <w:pStyle w:val="FirstParagraph"/>
+      </w:pPr>
+      <w:r>
+        <w:rPr>
+          <w:bCs/>
+          <w:b/>
+        </w:rPr>
+        <w:t xml:space="preserve">Requisito funcional.</w:t>
+      </w:r>
+      <w:r>
+        <w:t xml:space="preserve"> </w:t>
+      </w:r>
+      <w:r>
+        <w:t xml:space="preserve">Antes de baixar e publicar um novo snapshot de dados oficiais do IBGE, o processo de aquisição deve verificar se a origem mudou.</w:t>
+      </w:r>
+      <w:r>
+        <w:t xml:space="preserve"> </w:t>
+      </w:r>
+      <w:r>
+        <w:rPr>
+          <w:rStyle w:val="VerbatimChar"/>
+        </w:rPr>
+        <w:t xml:space="preserve">Content-Length</w:t>
+      </w:r>
+      <w:r>
+        <w:t xml:space="preserve"> </w:t>
+      </w:r>
+      <w:r>
+        <w:t xml:space="preserve">deve ser usado como pré-verificação barata quando disponível, combinado preferencialmente com validadores HTTP como</w:t>
+      </w:r>
+      <w:r>
+        <w:t xml:space="preserve"> </w:t>
+      </w:r>
+      <w:r>
+        <w:rPr>
+          <w:rStyle w:val="VerbatimChar"/>
+        </w:rPr>
+        <w:t xml:space="preserve">ETag</w:t>
+      </w:r>
+      <w:r>
+        <w:t xml:space="preserve"> </w:t>
+      </w:r>
+      <w:r>
+        <w:t xml:space="preserve">e</w:t>
+      </w:r>
+      <w:r>
+        <w:t xml:space="preserve"> </w:t>
+      </w:r>
+      <w:r>
+        <w:rPr>
+          <w:rStyle w:val="VerbatimChar"/>
+        </w:rPr>
+        <w:t xml:space="preserve">Last-Modified</w:t>
+      </w:r>
+      <w:r>
+        <w:t xml:space="preserve">. Igualdade apenas do número de bytes não é evidência suficiente para declarar o conteúdo idêntico.</w:t>
+      </w:r>
+    </w:p>
+    <w:p>
+      <w:pPr>
+        <w:pStyle w:val="BodyText"/>
+      </w:pPr>
+      <w:r>
+        <w:rPr>
+          <w:bCs/>
+          <w:b/>
+        </w:rPr>
+        <w:t xml:space="preserve">Critério de aceitação funcional.</w:t>
+      </w:r>
+      <w:r>
+        <w:t xml:space="preserve"> </w:t>
+      </w:r>
+      <w:r>
+        <w:t xml:space="preserve">Quando validadores fortes ou combinação confiável de metadados provarem que a origem não mudou, o download deve ser evitado. Quando os metadados forem ausentes, inconclusivos ou divergentes, o conteúdo deve ser baixado para área temporária e comparado por SHA-256 com o snapshot vigente. Um novo snapshot imutável só pode ser publicado/versionado quando o fingerprint do conteúdo efetivamente mudar. A proveniência deve registrar URI, tamanho, validadores disponíveis, SHA-256 e instante de aquisição/verificação.</w:t>
+      </w:r>
+    </w:p>
+    <w:p>
+      <w:pPr>
+        <w:pStyle w:val="BodyText"/>
+      </w:pPr>
+      <w:r>
+        <w:rPr>
+          <w:bCs/>
+          <w:b/>
+        </w:rPr>
+        <w:t xml:space="preserve">Rastreabilidade de negócio.</w:t>
+      </w:r>
+      <w:r>
+        <w:t xml:space="preserve"> </w:t>
+      </w:r>
+      <w:r>
+        <w:t xml:space="preserve">RN-014, RN-023, RN-024, RN-029</w:t>
+      </w:r>
+    </w:p>
+    <w:p>
+      <w:pPr>
+        <w:pStyle w:val="BodyText"/>
+      </w:pPr>
+      <w:r>
+        <w:rPr>
+          <w:bCs/>
+          <w:b/>
+        </w:rPr>
+        <w:t xml:space="preserve">Rastreabilidade de qualidade/técnica.</w:t>
+      </w:r>
+      <w:r>
+        <w:t xml:space="preserve"> </w:t>
+      </w:r>
+      <w:r>
+        <w:t xml:space="preserve">RNF: RNF-013, RNF-020, RNF-021, RNF34-A, RNF34-B; RT: RT-057</w:t>
+      </w:r>
+    </w:p>
+    <w:bookmarkEnd w:id="87"/>
+    <w:bookmarkEnd w:id="88"/>
+    <w:bookmarkStart w:id="89" w:name="Xa0940d7b4434727be309f0e291df2de4c055225"/>
     <w:p>
       <w:pPr>
         <w:pStyle w:val="Heading2"/>
       </w:pPr>
       <w:r>
-        <w:t xml:space="preserve">RF-052 - Usar frequências agregadas oficiais do IBGE como evidência de blocking quando aplicável</w:t>
+        <w:t xml:space="preserve">Governança dos requisitos incorporados na v1.1</w:t>
       </w:r>
     </w:p>
     <w:p>
@@ -197,495 +5298,11 @@
         <w:pStyle w:val="FirstParagraph"/>
       </w:pPr>
       <w:r>
-        <w:rPr>
-          <w:bCs/>
-          <w:b/>
-        </w:rPr>
-        <w:t xml:space="preserve">Requisito funcional.</w:t>
-      </w:r>
-      <w:r>
-        <w:t xml:space="preserve"> </w:t>
-      </w:r>
-      <w:r>
-        <w:t xml:space="preserve">O mecanismo de otimização de blocking deve poder usar dados oficiais agregados do IBGE, versionados e com proveniência verificável, para melhorar discriminação/priorização de combinações de nome, prenome, sobrenome e último nome sempre que a fonte estiver disponível, tecnicamente compatível e demonstrar ganho mensurável sem reduzir recall além dos limites aprovados.</w:t>
-      </w:r>
-    </w:p>
-    <w:p>
-      <w:pPr>
-        <w:pStyle w:val="BodyText"/>
-      </w:pPr>
-      <w:r>
-        <w:rPr>
-          <w:bCs/>
-          <w:b/>
-        </w:rPr>
-        <w:t xml:space="preserve">Critério de aceitação funcional.</w:t>
-      </w:r>
-      <w:r>
-        <w:t xml:space="preserve"> </w:t>
-      </w:r>
-      <w:r>
-        <w:t xml:space="preserve">A ausência ou indisponibilidade do IBGE não pode tornar o Linkage incorreto: o sistema deve operar com fallback versionado. O uso do IBGE deve registrar versão/fingerprint da fonte e nunca tratá-la como verdade individual nem usar CPF da fonte externa. Sempre que uma frequência oficial aplicável estiver disponível, o otimizador deve considerá-la como evidência candidata e registrar se ela foi usada ou por que foi descartada.</w:t>
-      </w:r>
-    </w:p>
-    <w:p>
-      <w:pPr>
-        <w:pStyle w:val="BodyText"/>
-      </w:pPr>
-      <w:r>
-        <w:rPr>
-          <w:bCs/>
-          <w:b/>
-        </w:rPr>
-        <w:t xml:space="preserve">Rastreabilidade de negócio.</w:t>
-      </w:r>
-      <w:r>
-        <w:t xml:space="preserve"> </w:t>
-      </w:r>
-      <w:r>
-        <w:t xml:space="preserve">RN-005, RN-014, RN-023, RN-024, RN-029</w:t>
-      </w:r>
-    </w:p>
-    <w:p>
-      <w:pPr>
-        <w:pStyle w:val="BodyText"/>
-      </w:pPr>
-      <w:r>
-        <w:rPr>
-          <w:bCs/>
-          <w:b/>
-        </w:rPr>
-        <w:t xml:space="preserve">Rastreabilidade de qualidade/técnica.</w:t>
-      </w:r>
-      <w:r>
-        <w:t xml:space="preserve"> </w:t>
-      </w:r>
-      <w:r>
-        <w:t xml:space="preserve">RNF: RNF-013, RNF-016, RNF-021, RNF-027, RNF34-A; RT: RT-027, RT-028, RT-029, RT-057</w:t>
-      </w:r>
-    </w:p>
-    <w:bookmarkEnd w:id="21"/>
-    <w:bookmarkStart w:id="22" w:name="Xf3d6d2f7eb64ca2baa9d1c980b0b07fb960a185"/>
-    <w:p>
-      <w:pPr>
-        <w:pStyle w:val="Heading2"/>
-      </w:pPr>
-      <w:r>
-        <w:t xml:space="preserve">RF-053 - Considerar componentes de nome e nascimento no blocking otimizado</w:t>
-      </w:r>
-    </w:p>
-    <w:p>
-      <w:pPr>
-        <w:pStyle w:val="FirstParagraph"/>
-      </w:pPr>
-      <w:r>
-        <w:rPr>
-          <w:bCs/>
-          <w:b/>
-        </w:rPr>
-        <w:t xml:space="preserve">Requisito funcional.</w:t>
-      </w:r>
-      <w:r>
-        <w:t xml:space="preserve"> </w:t>
-      </w:r>
-      <w:r>
-        <w:t xml:space="preserve">O universo candidato deve permitir regras de blocking que considerem separadamente</w:t>
-      </w:r>
-      <w:r>
-        <w:t xml:space="preserve"> </w:t>
-      </w:r>
-      <w:r>
-        <w:rPr>
-          <w:bCs/>
-          <w:b/>
-        </w:rPr>
-        <w:t xml:space="preserve">nome completo, prenome, sobrenome, último nome</w:t>
-      </w:r>
-      <w:r>
-        <w:t xml:space="preserve"> </w:t>
-      </w:r>
-      <w:r>
-        <w:t xml:space="preserve">e os componentes</w:t>
-      </w:r>
-      <w:r>
-        <w:t xml:space="preserve"> </w:t>
-      </w:r>
-      <w:r>
-        <w:rPr>
-          <w:bCs/>
-          <w:b/>
-        </w:rPr>
-        <w:t xml:space="preserve">dia, mês e ano</w:t>
-      </w:r>
-      <w:r>
-        <w:t xml:space="preserve"> </w:t>
-      </w:r>
-      <w:r>
-        <w:t xml:space="preserve">da data de nascimento, inclusive combinações entre esses atributos. O otimizador de blocking deve avaliar as combinações candidatas e selecionar a melhor política segundo critérios versionados de recall, redução do espaço de pares, custo, tamanho de blocos, ganho incremental, dependência/redundância e risco de falso vínculo. Quando existirem frequências oficiais do IBGE aplicáveis aos componentes nominais, elas devem integrar a avaliação das combinações candidatas.</w:t>
-      </w:r>
-    </w:p>
-    <w:p>
-      <w:pPr>
-        <w:pStyle w:val="BodyText"/>
-      </w:pPr>
-      <w:r>
-        <w:rPr>
-          <w:bCs/>
-          <w:b/>
-        </w:rPr>
-        <w:t xml:space="preserve">Critério de aceitação funcional.</w:t>
-      </w:r>
-      <w:r>
-        <w:t xml:space="preserve"> </w:t>
-      </w:r>
-      <w:r>
-        <w:t xml:space="preserve">A política selecionada deve identificar explicitamente os atributos/passes utilizados, a versão do otimizador, o corpus/evidência, as métricas de comparação e o motivo da seleção. Nenhuma combinação pode ser escolhida apenas por correlação ou apenas por reduzir candidatos; recall de vínculos verdadeiros e risco de falso vínculo são gates obrigatórios.</w:t>
-      </w:r>
-    </w:p>
-    <w:p>
-      <w:pPr>
-        <w:pStyle w:val="BodyText"/>
-      </w:pPr>
-      <w:r>
-        <w:rPr>
-          <w:bCs/>
-          <w:b/>
-        </w:rPr>
-        <w:t xml:space="preserve">Rastreabilidade de negócio.</w:t>
-      </w:r>
-      <w:r>
-        <w:t xml:space="preserve"> </w:t>
-      </w:r>
-      <w:r>
-        <w:t xml:space="preserve">RN-005, RN-006, RN-014, RN-023, RN-024</w:t>
-      </w:r>
-    </w:p>
-    <w:p>
-      <w:pPr>
-        <w:pStyle w:val="BodyText"/>
-      </w:pPr>
-      <w:r>
-        <w:rPr>
-          <w:bCs/>
-          <w:b/>
-        </w:rPr>
-        <w:t xml:space="preserve">Rastreabilidade de qualidade/técnica.</w:t>
-      </w:r>
-      <w:r>
-        <w:t xml:space="preserve"> </w:t>
-      </w:r>
-      <w:r>
-        <w:t xml:space="preserve">RNF: RNF-016, RNF-021, RNF-025, RNF-027, RNF34-A; RT: RT-027, RT-028, RT-029, RT-057</w:t>
-      </w:r>
-    </w:p>
-    <w:bookmarkEnd w:id="22"/>
-    <w:bookmarkStart w:id="23" w:name="X521e86af86b3ca7d70cff2d8f947e76732c269d"/>
-    <w:p>
-      <w:pPr>
-        <w:pStyle w:val="Heading2"/>
-      </w:pPr>
-      <w:r>
-        <w:t xml:space="preserve">RF-054 - Preservar a semântica oficial dos nomes do IBGE</w:t>
-      </w:r>
-    </w:p>
-    <w:p>
-      <w:pPr>
-        <w:pStyle w:val="FirstParagraph"/>
-      </w:pPr>
-      <w:r>
-        <w:rPr>
-          <w:bCs/>
-          <w:b/>
-        </w:rPr>
-        <w:t xml:space="preserve">Requisito funcional.</w:t>
-      </w:r>
-      <w:r>
-        <w:t xml:space="preserve"> </w:t>
-      </w:r>
-      <w:r>
-        <w:t xml:space="preserve">Os dados de nomes e sobrenomes provenientes do IBGE devem preservar a grafia e a frequência oficiais publicadas. A preparação técnica pode aplicar somente transformações necessárias à comparação computacional, como tratamento versionado de caixa, espaços e acentuação, sem colapsar grafias distintas por regras fonéticas, duplicação de letras ou equivalências inventadas não presentes na fonte oficial.</w:t>
-      </w:r>
-    </w:p>
-    <w:p>
-      <w:pPr>
-        <w:pStyle w:val="BodyText"/>
-      </w:pPr>
-      <w:r>
-        <w:rPr>
-          <w:bCs/>
-          <w:b/>
-        </w:rPr>
-        <w:t xml:space="preserve">Critério de aceitação funcional.</w:t>
-      </w:r>
-      <w:r>
-        <w:t xml:space="preserve"> </w:t>
-      </w:r>
-      <w:r>
-        <w:t xml:space="preserve">O valor original e sua frequência oficial devem permanecer recuperáveis para auditoria. Toda representação técnica derivada deve registrar versão da transformação e permitir rastreamento até o valor original. Mudanças de normalização exigem nova versão e regressões antes de uso real.</w:t>
-      </w:r>
-    </w:p>
-    <w:p>
-      <w:pPr>
-        <w:pStyle w:val="BodyText"/>
-      </w:pPr>
-      <w:r>
-        <w:rPr>
-          <w:bCs/>
-          <w:b/>
-        </w:rPr>
-        <w:t xml:space="preserve">Rastreabilidade de negócio.</w:t>
-      </w:r>
-      <w:r>
-        <w:t xml:space="preserve"> </w:t>
-      </w:r>
-      <w:r>
-        <w:t xml:space="preserve">RN-005, RN-014, RN-024, RN-029, RN-030</w:t>
-      </w:r>
-    </w:p>
-    <w:p>
-      <w:pPr>
-        <w:pStyle w:val="BodyText"/>
-      </w:pPr>
-      <w:r>
-        <w:rPr>
-          <w:bCs/>
-          <w:b/>
-        </w:rPr>
-        <w:t xml:space="preserve">Rastreabilidade de qualidade/técnica.</w:t>
-      </w:r>
-      <w:r>
-        <w:t xml:space="preserve"> </w:t>
-      </w:r>
-      <w:r>
-        <w:t xml:space="preserve">RNF: RNF-013, RNF-016, RNF-021, RNF-030, RNF34-A; RT: RT-029, RT-049, RT-057</w:t>
-      </w:r>
-    </w:p>
-    <w:bookmarkEnd w:id="23"/>
-    <w:bookmarkStart w:id="24" w:name="Xbf07568449d7883fca4b5cb575c066cf43d7b1e"/>
-    <w:p>
-      <w:pPr>
-        <w:pStyle w:val="Heading2"/>
-      </w:pPr>
-      <w:r>
-        <w:t xml:space="preserve">RF-055 - Reutilizar no avaliador a regra dinâmica versionada produzida pelo calibrador</w:t>
-      </w:r>
-    </w:p>
-    <w:p>
-      <w:pPr>
-        <w:pStyle w:val="FirstParagraph"/>
-      </w:pPr>
-      <w:r>
-        <w:rPr>
-          <w:bCs/>
-          <w:b/>
-        </w:rPr>
-        <w:t xml:space="preserve">Requisito funcional.</w:t>
-      </w:r>
-      <w:r>
-        <w:t xml:space="preserve"> </w:t>
-      </w:r>
-      <w:r>
-        <w:t xml:space="preserve">Toda política dinâmica de blocking utilizada pelo calibrador deve ser materializada como artefato versionado e imutável de regras/configuração e o avaliador deve consumir exatamente essa mesma versão, sem reconstrução semântica independente.</w:t>
-      </w:r>
-    </w:p>
-    <w:p>
-      <w:pPr>
-        <w:pStyle w:val="BodyText"/>
-      </w:pPr>
-      <w:r>
-        <w:rPr>
-          <w:bCs/>
-          <w:b/>
-        </w:rPr>
-        <w:t xml:space="preserve">Critério de aceitação funcional.</w:t>
-      </w:r>
-      <w:r>
-        <w:t xml:space="preserve"> </w:t>
-      </w:r>
-      <w:r>
-        <w:t xml:space="preserve">O relatório de avaliação deve registrar o identificador/fingerprint da política recebida do calibrador e falhar fechado quando a política estiver ausente, incompatível ou divergente. Calibrador e avaliador executados sobre o mesmo corpus e política devem concordar sobre a elegibilidade de cada par candidato.</w:t>
-      </w:r>
-    </w:p>
-    <w:p>
-      <w:pPr>
-        <w:pStyle w:val="BodyText"/>
-      </w:pPr>
-      <w:r>
-        <w:rPr>
-          <w:bCs/>
-          <w:b/>
-        </w:rPr>
-        <w:t xml:space="preserve">Rastreabilidade de negócio.</w:t>
-      </w:r>
-      <w:r>
-        <w:t xml:space="preserve"> </w:t>
-      </w:r>
-      <w:r>
-        <w:t xml:space="preserve">RN-003, RN-014, RN-024, RN-029</w:t>
-      </w:r>
-    </w:p>
-    <w:p>
-      <w:pPr>
-        <w:pStyle w:val="BodyText"/>
-      </w:pPr>
-      <w:r>
-        <w:rPr>
-          <w:bCs/>
-          <w:b/>
-        </w:rPr>
-        <w:t xml:space="preserve">Rastreabilidade de qualidade/técnica.</w:t>
-      </w:r>
-      <w:r>
-        <w:t xml:space="preserve"> </w:t>
-      </w:r>
-      <w:r>
-        <w:t xml:space="preserve">RNF: RNF-013, RNF-016, RNF-021, RNF34-A; RT: RT-027, RT-029, RT-057</w:t>
-      </w:r>
-    </w:p>
-    <w:bookmarkEnd w:id="24"/>
-    <w:bookmarkStart w:id="25" w:name="X7d82e834070b6ed18ba5f32895f34bbc7bc8489"/>
-    <w:p>
-      <w:pPr>
-        <w:pStyle w:val="Heading2"/>
-      </w:pPr>
-      <w:r>
-        <w:t xml:space="preserve">RF-056 - Evitar snapshots redundantes da base oficial do IBGE</w:t>
-      </w:r>
-    </w:p>
-    <w:p>
-      <w:pPr>
-        <w:pStyle w:val="FirstParagraph"/>
-      </w:pPr>
-      <w:r>
-        <w:rPr>
-          <w:bCs/>
-          <w:b/>
-        </w:rPr>
-        <w:t xml:space="preserve">Requisito funcional.</w:t>
-      </w:r>
-      <w:r>
-        <w:t xml:space="preserve"> </w:t>
-      </w:r>
-      <w:r>
-        <w:t xml:space="preserve">Antes de baixar e publicar um novo snapshot de dados oficiais do IBGE, o processo de aquisição deve verificar se a origem mudou.</w:t>
-      </w:r>
-      <w:r>
-        <w:t xml:space="preserve"> </w:t>
-      </w:r>
-      <w:r>
-        <w:rPr>
-          <w:rStyle w:val="VerbatimChar"/>
-        </w:rPr>
-        <w:t xml:space="preserve">Content-Length</w:t>
-      </w:r>
-      <w:r>
-        <w:t xml:space="preserve"> </w:t>
-      </w:r>
-      <w:r>
-        <w:t xml:space="preserve">deve ser usado como pré-verificação barata quando disponível, combinado preferencialmente com validadores HTTP como</w:t>
-      </w:r>
-      <w:r>
-        <w:t xml:space="preserve"> </w:t>
-      </w:r>
-      <w:r>
-        <w:rPr>
-          <w:rStyle w:val="VerbatimChar"/>
-        </w:rPr>
-        <w:t xml:space="preserve">ETag</w:t>
-      </w:r>
-      <w:r>
-        <w:t xml:space="preserve"> </w:t>
-      </w:r>
-      <w:r>
-        <w:t xml:space="preserve">e</w:t>
-      </w:r>
-      <w:r>
-        <w:t xml:space="preserve"> </w:t>
-      </w:r>
-      <w:r>
-        <w:rPr>
-          <w:rStyle w:val="VerbatimChar"/>
-        </w:rPr>
-        <w:t xml:space="preserve">Last-Modified</w:t>
-      </w:r>
-      <w:r>
-        <w:t xml:space="preserve">. Igualdade apenas do número de bytes não é evidência suficiente para declarar o conteúdo idêntico.</w:t>
-      </w:r>
-    </w:p>
-    <w:p>
-      <w:pPr>
-        <w:pStyle w:val="BodyText"/>
-      </w:pPr>
-      <w:r>
-        <w:rPr>
-          <w:bCs/>
-          <w:b/>
-        </w:rPr>
-        <w:t xml:space="preserve">Critério de aceitação funcional.</w:t>
-      </w:r>
-      <w:r>
-        <w:t xml:space="preserve"> </w:t>
-      </w:r>
-      <w:r>
-        <w:t xml:space="preserve">Quando validadores fortes ou combinação confiável de metadados provarem que a origem não mudou, o download deve ser evitado. Quando os metadados forem ausentes, inconclusivos ou divergentes, o conteúdo deve ser baixado para área temporária e comparado por SHA-256 com o snapshot vigente. Um novo snapshot imutável só pode ser publicado/versionado quando o fingerprint do conteúdo efetivamente mudar. A proveniência deve registrar URI, tamanho, validadores disponíveis, SHA-256 e instante de aquisição/verificação.</w:t>
-      </w:r>
-    </w:p>
-    <w:p>
-      <w:pPr>
-        <w:pStyle w:val="BodyText"/>
-      </w:pPr>
-      <w:r>
-        <w:rPr>
-          <w:bCs/>
-          <w:b/>
-        </w:rPr>
-        <w:t xml:space="preserve">Rastreabilidade de negócio.</w:t>
-      </w:r>
-      <w:r>
-        <w:t xml:space="preserve"> </w:t>
-      </w:r>
-      <w:r>
-        <w:t xml:space="preserve">RN-014, RN-023, RN-024, RN-029</w:t>
-      </w:r>
-    </w:p>
-    <w:p>
-      <w:pPr>
-        <w:pStyle w:val="BodyText"/>
-      </w:pPr>
-      <w:r>
-        <w:rPr>
-          <w:bCs/>
-          <w:b/>
-        </w:rPr>
-        <w:t xml:space="preserve">Rastreabilidade de qualidade/técnica.</w:t>
-      </w:r>
-      <w:r>
-        <w:t xml:space="preserve"> </w:t>
-      </w:r>
-      <w:r>
-        <w:t xml:space="preserve">RNF: RNF-013, RNF-020, RNF-021, RNF34-A, RNF34-B; RT: RT-057</w:t>
-      </w:r>
-    </w:p>
-    <w:bookmarkEnd w:id="25"/>
-    <w:bookmarkStart w:id="26" w:name="governança-comum"/>
-    <w:p>
-      <w:pPr>
-        <w:pStyle w:val="Heading2"/>
-      </w:pPr>
-      <w:r>
-        <w:t xml:space="preserve">Governança comum</w:t>
-      </w:r>
-    </w:p>
-    <w:p>
-      <w:pPr>
-        <w:pStyle w:val="FirstParagraph"/>
-      </w:pPr>
-      <w:r>
         <w:t xml:space="preserve">Os RF-051 a RF-056 não autorizam ativação probabilística em Produção. Otimização, dados IBGE e paralelismo somente podem integrar uma política real após regressões unitárias/integradas, avaliação estatística independente e aprovação institucional conforme a issue #31.</w:t>
       </w:r>
     </w:p>
-    <w:bookmarkEnd w:id="26"/>
-    <w:bookmarkEnd w:id="27"/>
+    <w:bookmarkEnd w:id="89"/>
+    <w:bookmarkEnd w:id="90"/>
     <w:sectPr>
       <w:footerReference r:id="rId9" w:type="default"/>
       <w:pgSz w:h="16838" w:w="11906"/>
@@ -984,6 +5601,82 @@
       </w:pPr>
     </w:lvl>
   </w:abstractNum>
+  <w:abstractNum w:abstractNumId="991">
+    <w:nsid w:val="A991"/>
+    <w:multiLevelType w:val="multilevel"/>
+    <w:lvl w:ilvl="0">
+      <w:numFmt w:val="bullet"/>
+      <w:lvlText w:val="•"/>
+      <w:lvlJc w:val="left"/>
+      <w:pPr>
+        <w:ind w:left="720" w:hanging="480"/>
+      </w:pPr>
+    </w:lvl>
+    <w:lvl w:ilvl="1">
+      <w:numFmt w:val="bullet"/>
+      <w:lvlText w:val="–"/>
+      <w:lvlJc w:val="left"/>
+      <w:pPr>
+        <w:ind w:left="1440" w:hanging="480"/>
+      </w:pPr>
+    </w:lvl>
+    <w:lvl w:ilvl="2">
+      <w:numFmt w:val="bullet"/>
+      <w:lvlText w:val="•"/>
+      <w:lvlJc w:val="left"/>
+      <w:pPr>
+        <w:ind w:left="2160" w:hanging="480"/>
+      </w:pPr>
+    </w:lvl>
+    <w:lvl w:ilvl="3">
+      <w:numFmt w:val="bullet"/>
+      <w:lvlText w:val="–"/>
+      <w:lvlJc w:val="left"/>
+      <w:pPr>
+        <w:ind w:left="2880" w:hanging="480"/>
+      </w:pPr>
+    </w:lvl>
+    <w:lvl w:ilvl="4">
+      <w:numFmt w:val="bullet"/>
+      <w:lvlText w:val="•"/>
+      <w:lvlJc w:val="left"/>
+      <w:pPr>
+        <w:ind w:left="3600" w:hanging="480"/>
+      </w:pPr>
+    </w:lvl>
+    <w:lvl w:ilvl="5">
+      <w:numFmt w:val="bullet"/>
+      <w:lvlText w:val="–"/>
+      <w:lvlJc w:val="left"/>
+      <w:pPr>
+        <w:ind w:left="4320" w:hanging="480"/>
+      </w:pPr>
+    </w:lvl>
+    <w:lvl w:ilvl="6">
+      <w:numFmt w:val="bullet"/>
+      <w:lvlText w:val="•"/>
+      <w:lvlJc w:val="left"/>
+      <w:pPr>
+        <w:ind w:left="5040" w:hanging="480"/>
+      </w:pPr>
+    </w:lvl>
+    <w:lvl w:ilvl="7">
+      <w:numFmt w:val="bullet"/>
+      <w:lvlText w:val="–"/>
+      <w:lvlJc w:val="left"/>
+      <w:pPr>
+        <w:ind w:left="5760" w:hanging="480"/>
+      </w:pPr>
+    </w:lvl>
+    <w:lvl w:ilvl="8">
+      <w:numFmt w:val="bullet"/>
+      <w:lvlText w:val="•"/>
+      <w:lvlJc w:val="left"/>
+      <w:pPr>
+        <w:ind w:left="6480" w:hanging="480"/>
+      </w:pPr>
+    </w:lvl>
+  </w:abstractNum>
   <w:num w:numId="1">
     <w:abstractNumId w:val="8"/>
   </w:num>
@@ -1013,6 +5706,12 @@
   </w:num>
   <w:num w:numId="1000">
     <w:abstractNumId w:val="990"/>
+  </w:num>
+  <w:num w:numId="1001">
+    <w:abstractNumId w:val="991"/>
+  </w:num>
+  <w:num w:numId="1002">
+    <w:abstractNumId w:val="991"/>
   </w:num>
 </w:numbering>
 </file>

--- a/Documentos/Requisitos/02_Requisitos_Funcionais_Jornada_v1.1.docx
+++ b/Documentos/Requisitos/02_Requisitos_Funcionais_Jornada_v1.1.docx
@@ -4317,6 +4317,7 @@
       <w:pPr>
         <w:pStyle w:val="Heading2"/>
         <w:keepNext/>
+        <w:pageBreakBefore/>
       </w:pPr>
       <w:r>
         <w:rPr>
